--- a/docs/pcaptool完全教程.docx
+++ b/docs/pcaptool完全教程.docx
@@ -15,7 +15,8 @@
       <w:r>
         <w:rPr>
           <w:b/>
-          <w:sz w:val="60"/>
+          <w:color w:val="1B3A5C"/>
+          <w:sz w:val="68"/>
         </w:rPr>
         <w:t>pcaptool 完全教程</w:t>
       </w:r>
@@ -26,6 +27,7 @@
       </w:pPr>
       <w:r>
         <w:rPr>
+          <w:color w:val="2A5A84"/>
           <w:sz w:val="28"/>
         </w:rPr>
         <w:t>从一个网络小工具开始，逐行看懂一个真实的 C 语言项目</w:t>
@@ -42,8 +44,8 @@
       </w:pPr>
       <w:r>
         <w:rPr>
-          <w:color w:val="606060"/>
-          <w:sz w:val="22"/>
+          <w:color w:val="6B6B6B"/>
+          <w:sz w:val="21"/>
         </w:rPr>
         <w:t>电脑小白版 · 越细越好</w:t>
         <w:br/>
@@ -218,10 +220,14 @@
       </w:r>
     </w:p>
     <w:p>
+      <w:pPr>
+        <w:ind w:left="198"/>
+      </w:pPr>
       <w:r>
         <w:rPr>
           <w:i/>
-          <w:color w:val="606060"/>
+          <w:color w:val="6B6B6B"/>
+          <w:sz w:val="20"/>
         </w:rPr>
         <w:t>本教程里的所有命令都在这个环境里验证过：Windows 11 + WSL2 里的 Ubuntu 24.04。你在自己的终端里照着敲，应该能看到几乎一样的输出。</w:t>
       </w:r>
@@ -241,12 +247,14 @@
     </w:p>
     <w:p>
       <w:pPr>
-        <w:spacing w:before="80" w:after="80"/>
+        <w:spacing w:before="60" w:after="140" w:line="300" w:lineRule="auto"/>
+        <w:ind w:left="198"/>
+        <w:shd w:val="clear" w:color="auto" w:fill="F4F6F8"/>
       </w:pPr>
       <w:r>
         <w:rPr>
-          <w:rFonts w:ascii="Consolas" w:hAnsi="Consolas"/>
-          <w:sz w:val="19"/>
+          <w:rFonts w:ascii="Consolas" w:hAnsi="Consolas" w:eastAsia="Microsoft YaHei"/>
+          <w:sz w:val="18"/>
         </w:rPr>
         <w:t>第 1 步：打开 WSL 的终端（开始菜单搜 "Ubuntu" 或 "WSL" 都能进）</w:t>
         <w:br/>
@@ -276,12 +284,14 @@
     </w:p>
     <w:p>
       <w:pPr>
-        <w:spacing w:before="80" w:after="80"/>
+        <w:spacing w:before="60" w:after="140" w:line="300" w:lineRule="auto"/>
+        <w:ind w:left="198"/>
+        <w:shd w:val="clear" w:color="auto" w:fill="F4F6F8"/>
       </w:pPr>
       <w:r>
         <w:rPr>
-          <w:rFonts w:ascii="Consolas" w:hAnsi="Consolas"/>
-          <w:sz w:val="19"/>
+          <w:rFonts w:ascii="Consolas" w:hAnsi="Consolas" w:eastAsia="Microsoft YaHei"/>
+          <w:sz w:val="18"/>
         </w:rPr>
         <w:t>第 1 章  电脑与编程的最基础概念（小白篇）</w:t>
         <w:br/>
@@ -372,12 +382,14 @@
     </w:p>
     <w:p>
       <w:pPr>
-        <w:spacing w:before="80" w:after="80"/>
+        <w:spacing w:before="60" w:after="140" w:line="300" w:lineRule="auto"/>
+        <w:ind w:left="198"/>
+        <w:shd w:val="clear" w:color="auto" w:fill="F4F6F8"/>
       </w:pPr>
       <w:r>
         <w:rPr>
-          <w:rFonts w:ascii="Consolas" w:hAnsi="Consolas"/>
-          <w:sz w:val="19"/>
+          <w:rFonts w:ascii="Consolas" w:hAnsi="Consolas" w:eastAsia="Microsoft YaHei"/>
+          <w:sz w:val="18"/>
         </w:rPr>
         <w:t>D:\Projects\pcaptool</w:t>
       </w:r>
@@ -394,12 +406,14 @@
     </w:p>
     <w:p>
       <w:pPr>
-        <w:spacing w:before="80" w:after="80"/>
+        <w:spacing w:before="60" w:after="140" w:line="300" w:lineRule="auto"/>
+        <w:ind w:left="198"/>
+        <w:shd w:val="clear" w:color="auto" w:fill="F4F6F8"/>
       </w:pPr>
       <w:r>
         <w:rPr>
-          <w:rFonts w:ascii="Consolas" w:hAnsi="Consolas"/>
-          <w:sz w:val="19"/>
+          <w:rFonts w:ascii="Consolas" w:hAnsi="Consolas" w:eastAsia="Microsoft YaHei"/>
+          <w:sz w:val="18"/>
         </w:rPr>
         <w:t>/mnt/d/Projects/pcaptool</w:t>
       </w:r>
@@ -410,10 +424,14 @@
       </w:r>
     </w:p>
     <w:p>
+      <w:pPr>
+        <w:ind w:left="198"/>
+      </w:pPr>
       <w:r>
         <w:rPr>
           <w:i/>
-          <w:color w:val="606060"/>
+          <w:color w:val="6B6B6B"/>
+          <w:sz w:val="20"/>
         </w:rPr>
         <w:t>小坑预警：Windows 用反斜杠 \，Linux/WSL 用正斜杠 /。写错方向是新手最常见的错误之一。如果哪天命令报「No such file or directory」，第一件事就是检查斜杠方向和拼写。</w:t>
       </w:r>
@@ -577,12 +595,14 @@
     </w:p>
     <w:p>
       <w:pPr>
-        <w:spacing w:before="80" w:after="80"/>
+        <w:spacing w:before="60" w:after="140" w:line="300" w:lineRule="auto"/>
+        <w:ind w:left="198"/>
+        <w:shd w:val="clear" w:color="auto" w:fill="F4F6F8"/>
       </w:pPr>
       <w:r>
         <w:rPr>
-          <w:rFonts w:ascii="Consolas" w:hAnsi="Consolas"/>
-          <w:sz w:val="19"/>
+          <w:rFonts w:ascii="Consolas" w:hAnsi="Consolas" w:eastAsia="Microsoft YaHei"/>
+          <w:sz w:val="18"/>
         </w:rPr>
         <w:t>make</w:t>
       </w:r>
@@ -614,10 +634,14 @@
       </w:r>
     </w:p>
     <w:p>
+      <w:pPr>
+        <w:ind w:left="198"/>
+      </w:pPr>
       <w:r>
         <w:rPr>
           <w:i/>
-          <w:color w:val="606060"/>
+          <w:color w:val="6B6B6B"/>
+          <w:sz w:val="20"/>
         </w:rPr>
         <w:t>本项目坚持「零警告」：make 的输出里除了编译命令本身，什么都不许有。这是好习惯——警告里常常藏着真实的 bug。第 4 章会讲我们怎么修掉最后一个警告的。</w:t>
       </w:r>
@@ -652,12 +676,14 @@
     </w:p>
     <w:p>
       <w:pPr>
-        <w:spacing w:before="80" w:after="80"/>
+        <w:spacing w:before="60" w:after="140" w:line="300" w:lineRule="auto"/>
+        <w:ind w:left="198"/>
+        <w:shd w:val="clear" w:color="auto" w:fill="F4F6F8"/>
       </w:pPr>
       <w:r>
         <w:rPr>
-          <w:rFonts w:ascii="Consolas" w:hAnsi="Consolas"/>
-          <w:sz w:val="19"/>
+          <w:rFonts w:ascii="Consolas" w:hAnsi="Consolas" w:eastAsia="Microsoft YaHei"/>
+          <w:sz w:val="18"/>
         </w:rPr>
         <w:t>cd 文件夹名     进入某个文件夹（change directory）</w:t>
         <w:br/>
@@ -720,10 +746,14 @@
       </w:r>
     </w:p>
     <w:p>
+      <w:pPr>
+        <w:ind w:left="198"/>
+      </w:pPr>
       <w:r>
         <w:rPr>
           <w:i/>
-          <w:color w:val="606060"/>
+          <w:color w:val="6B6B6B"/>
+          <w:sz w:val="20"/>
         </w:rPr>
         <w:t>你电脑上的 WSL 已经装好了（Ubuntu 24.04），教程不再覆盖安装过程。如果哪天重装，记得给 WSL 配好网络——那是另一个话题了。</w:t>
       </w:r>
@@ -837,12 +867,14 @@
     </w:p>
     <w:p>
       <w:pPr>
-        <w:spacing w:before="80" w:after="80"/>
+        <w:spacing w:before="60" w:after="140" w:line="300" w:lineRule="auto"/>
+        <w:ind w:left="198"/>
+        <w:shd w:val="clear" w:color="auto" w:fill="F4F6F8"/>
       </w:pPr>
       <w:r>
         <w:rPr>
-          <w:rFonts w:ascii="Consolas" w:hAnsi="Consolas"/>
-          <w:sz w:val="19"/>
+          <w:rFonts w:ascii="Consolas" w:hAnsi="Consolas" w:eastAsia="Microsoft YaHei"/>
+          <w:sz w:val="18"/>
         </w:rPr>
         <w:t>文件        一块有名字的数据（照片、文档、程序都是文件）</w:t>
         <w:br/>
@@ -998,12 +1030,14 @@
     </w:p>
     <w:p>
       <w:pPr>
-        <w:spacing w:before="80" w:after="80"/>
+        <w:spacing w:before="60" w:after="140" w:line="300" w:lineRule="auto"/>
+        <w:ind w:left="198"/>
+        <w:shd w:val="clear" w:color="auto" w:fill="F4F6F8"/>
       </w:pPr>
       <w:r>
         <w:rPr>
-          <w:rFonts w:ascii="Consolas" w:hAnsi="Consolas"/>
-          <w:sz w:val="19"/>
+          <w:rFonts w:ascii="Consolas" w:hAnsi="Consolas" w:eastAsia="Microsoft YaHei"/>
+          <w:sz w:val="18"/>
         </w:rPr>
         <w:t>[以太网头 14 字节][IPv4 头 ≥20 字节][TCP / UDP / ICMP 头][数据]</w:t>
       </w:r>
@@ -1028,12 +1062,14 @@
     </w:p>
     <w:p>
       <w:pPr>
-        <w:spacing w:before="80" w:after="80"/>
+        <w:spacing w:before="60" w:after="140" w:line="300" w:lineRule="auto"/>
+        <w:ind w:left="198"/>
+        <w:shd w:val="clear" w:color="auto" w:fill="F4F6F8"/>
       </w:pPr>
       <w:r>
         <w:rPr>
-          <w:rFonts w:ascii="Consolas" w:hAnsi="Consolas"/>
-          <w:sz w:val="19"/>
+          <w:rFonts w:ascii="Consolas" w:hAnsi="Consolas" w:eastAsia="Microsoft YaHei"/>
+          <w:sz w:val="18"/>
         </w:rPr>
         <w:t>目的 MAC 地址（6 字节）| 源 MAC 地址（6 字节）| 类型（2 字节）</w:t>
       </w:r>
@@ -1097,12 +1133,14 @@
     </w:p>
     <w:p>
       <w:pPr>
-        <w:spacing w:before="80" w:after="80"/>
+        <w:spacing w:before="60" w:after="140" w:line="300" w:lineRule="auto"/>
+        <w:ind w:left="198"/>
+        <w:shd w:val="clear" w:color="auto" w:fill="F4F6F8"/>
       </w:pPr>
       <w:r>
         <w:rPr>
-          <w:rFonts w:ascii="Consolas" w:hAnsi="Consolas"/>
-          <w:sz w:val="19"/>
+          <w:rFonts w:ascii="Consolas" w:hAnsi="Consolas" w:eastAsia="Microsoft YaHei"/>
+          <w:sz w:val="18"/>
         </w:rPr>
         <w:t>第 0 字节   版本号（4）和首部长度（一般是 20 字节）</w:t>
         <w:br/>
@@ -1314,10 +1352,14 @@
       </w:r>
     </w:p>
     <w:p>
+      <w:pPr>
+        <w:ind w:left="198"/>
+      </w:pPr>
       <w:r>
         <w:rPr>
           <w:i/>
-          <w:color w:val="606060"/>
+          <w:color w:val="6B6B6B"/>
+          <w:sz w:val="20"/>
         </w:rPr>
         <w:t>这个坑非常经典：当年很多程序因为字节序处理反了，出现「端口显示成天文数字」之类的 bug。记住口诀：网络是大端，x86 是小端，转换要手动。</w:t>
       </w:r>
@@ -1452,12 +1494,14 @@
     </w:p>
     <w:p>
       <w:pPr>
-        <w:spacing w:before="80" w:after="80"/>
+        <w:spacing w:before="60" w:after="140" w:line="300" w:lineRule="auto"/>
+        <w:ind w:left="198"/>
+        <w:shd w:val="clear" w:color="auto" w:fill="F4F6F8"/>
       </w:pPr>
       <w:r>
         <w:rPr>
-          <w:rFonts w:ascii="Consolas" w:hAnsi="Consolas"/>
-          <w:sz w:val="19"/>
+          <w:rFonts w:ascii="Consolas" w:hAnsi="Consolas" w:eastAsia="Microsoft YaHei"/>
+          <w:sz w:val="18"/>
         </w:rPr>
         <w:t>输入来源：① 读 .pcap 录像文件   ② 实时抓网卡（live 模式）</w:t>
         <w:br/>
@@ -1491,12 +1535,14 @@
     </w:p>
     <w:p>
       <w:pPr>
-        <w:spacing w:before="80" w:after="80"/>
+        <w:spacing w:before="60" w:after="140" w:line="300" w:lineRule="auto"/>
+        <w:ind w:left="198"/>
+        <w:shd w:val="clear" w:color="auto" w:fill="F4F6F8"/>
       </w:pPr>
       <w:r>
         <w:rPr>
-          <w:rFonts w:ascii="Consolas" w:hAnsi="Consolas"/>
-          <w:sz w:val="19"/>
+          <w:rFonts w:ascii="Consolas" w:hAnsi="Consolas" w:eastAsia="Microsoft YaHei"/>
+          <w:sz w:val="18"/>
         </w:rPr>
         <w:t>$ cd /mnt/d/Projects/pcaptool</w:t>
         <w:br/>
@@ -1525,12 +1571,14 @@
     </w:p>
     <w:p>
       <w:pPr>
-        <w:spacing w:before="80" w:after="80"/>
+        <w:spacing w:before="60" w:after="140" w:line="300" w:lineRule="auto"/>
+        <w:ind w:left="198"/>
+        <w:shd w:val="clear" w:color="auto" w:fill="F4F6F8"/>
       </w:pPr>
       <w:r>
         <w:rPr>
-          <w:rFonts w:ascii="Consolas" w:hAnsi="Consolas"/>
-          <w:sz w:val="19"/>
+          <w:rFonts w:ascii="Consolas" w:hAnsi="Consolas" w:eastAsia="Microsoft YaHei"/>
+          <w:sz w:val="18"/>
         </w:rPr>
         <w:t>$ ./pcaptool</w:t>
         <w:br/>
@@ -1561,12 +1609,14 @@
     </w:p>
     <w:p>
       <w:pPr>
-        <w:spacing w:before="80" w:after="80"/>
+        <w:spacing w:before="60" w:after="140" w:line="300" w:lineRule="auto"/>
+        <w:ind w:left="198"/>
+        <w:shd w:val="clear" w:color="auto" w:fill="F4F6F8"/>
       </w:pPr>
       <w:r>
         <w:rPr>
-          <w:rFonts w:ascii="Consolas" w:hAnsi="Consolas"/>
-          <w:sz w:val="19"/>
+          <w:rFonts w:ascii="Consolas" w:hAnsi="Consolas" w:eastAsia="Microsoft YaHei"/>
+          <w:sz w:val="18"/>
         </w:rPr>
         <w:t>$ ./pcaptool samples/sample.pcap</w:t>
       </w:r>
@@ -1578,12 +1628,14 @@
     </w:p>
     <w:p>
       <w:pPr>
-        <w:spacing w:before="80" w:after="80"/>
+        <w:spacing w:before="60" w:after="140" w:line="300" w:lineRule="auto"/>
+        <w:ind w:left="198"/>
+        <w:shd w:val="clear" w:color="auto" w:fill="F4F6F8"/>
       </w:pPr>
       <w:r>
         <w:rPr>
-          <w:rFonts w:ascii="Consolas" w:hAnsi="Consolas"/>
-          <w:sz w:val="19"/>
+          <w:rFonts w:ascii="Consolas" w:hAnsi="Consolas" w:eastAsia="Microsoft YaHei"/>
+          <w:sz w:val="18"/>
         </w:rPr>
         <w:t>#1  时间=1700000000.000100  长度=54</w:t>
         <w:br/>
@@ -1650,12 +1702,14 @@
     </w:p>
     <w:p>
       <w:pPr>
-        <w:spacing w:before="80" w:after="80"/>
+        <w:spacing w:before="60" w:after="140" w:line="300" w:lineRule="auto"/>
+        <w:ind w:left="198"/>
+        <w:shd w:val="clear" w:color="auto" w:fill="F4F6F8"/>
       </w:pPr>
       <w:r>
         <w:rPr>
-          <w:rFonts w:ascii="Consolas" w:hAnsi="Consolas"/>
-          <w:sz w:val="19"/>
+          <w:rFonts w:ascii="Consolas" w:hAnsi="Consolas" w:eastAsia="Microsoft YaHei"/>
+          <w:sz w:val="18"/>
         </w:rPr>
         <w:t>====== 协议统计 ======</w:t>
         <w:br/>
@@ -1706,12 +1760,14 @@
     </w:p>
     <w:p>
       <w:pPr>
-        <w:spacing w:before="80" w:after="80"/>
+        <w:spacing w:before="60" w:after="140" w:line="300" w:lineRule="auto"/>
+        <w:ind w:left="198"/>
+        <w:shd w:val="clear" w:color="auto" w:fill="F4F6F8"/>
       </w:pPr>
       <w:r>
         <w:rPr>
-          <w:rFonts w:ascii="Consolas" w:hAnsi="Consolas"/>
-          <w:sz w:val="19"/>
+          <w:rFonts w:ascii="Consolas" w:hAnsi="Consolas" w:eastAsia="Microsoft YaHei"/>
+          <w:sz w:val="18"/>
         </w:rPr>
         <w:t>$ ./pcaptool samples/sample.pcap tcp port 80</w:t>
         <w:br/>
@@ -1735,12 +1791,14 @@
     </w:p>
     <w:p>
       <w:pPr>
-        <w:spacing w:before="80" w:after="80"/>
+        <w:spacing w:before="60" w:after="140" w:line="300" w:lineRule="auto"/>
+        <w:ind w:left="198"/>
+        <w:shd w:val="clear" w:color="auto" w:fill="F4F6F8"/>
       </w:pPr>
       <w:r>
         <w:rPr>
-          <w:rFonts w:ascii="Consolas" w:hAnsi="Consolas"/>
-          <w:sz w:val="19"/>
+          <w:rFonts w:ascii="Consolas" w:hAnsi="Consolas" w:eastAsia="Microsoft YaHei"/>
+          <w:sz w:val="18"/>
         </w:rPr>
         <w:t>#1  → SYN 包</w:t>
         <w:br/>
@@ -1780,12 +1838,14 @@
     </w:p>
     <w:p>
       <w:pPr>
-        <w:spacing w:before="80" w:after="80"/>
+        <w:spacing w:before="60" w:after="140" w:line="300" w:lineRule="auto"/>
+        <w:ind w:left="198"/>
+        <w:shd w:val="clear" w:color="auto" w:fill="F4F6F8"/>
       </w:pPr>
       <w:r>
         <w:rPr>
-          <w:rFonts w:ascii="Consolas" w:hAnsi="Consolas"/>
-          <w:sz w:val="19"/>
+          <w:rFonts w:ascii="Consolas" w:hAnsi="Consolas" w:eastAsia="Microsoft YaHei"/>
+          <w:sz w:val="18"/>
         </w:rPr>
         <w:t>$ sudo ./pcaptool live lo 3</w:t>
         <w:br/>
@@ -1845,12 +1905,14 @@
     </w:p>
     <w:p>
       <w:pPr>
-        <w:spacing w:before="80" w:after="80"/>
+        <w:spacing w:before="60" w:after="140" w:line="300" w:lineRule="auto"/>
+        <w:ind w:left="198"/>
+        <w:shd w:val="clear" w:color="auto" w:fill="F4F6F8"/>
       </w:pPr>
       <w:r>
         <w:rPr>
-          <w:rFonts w:ascii="Consolas" w:hAnsi="Consolas"/>
-          <w:sz w:val="19"/>
+          <w:rFonts w:ascii="Consolas" w:hAnsi="Consolas" w:eastAsia="Microsoft YaHei"/>
+          <w:sz w:val="18"/>
         </w:rPr>
         <w:t>pcaptool/</w:t>
         <w:br/>
@@ -2069,12 +2131,14 @@
     </w:p>
     <w:p>
       <w:pPr>
-        <w:spacing w:before="80" w:after="80"/>
+        <w:spacing w:before="60" w:after="140" w:line="300" w:lineRule="auto"/>
+        <w:ind w:left="198"/>
+        <w:shd w:val="clear" w:color="auto" w:fill="F4F6F8"/>
       </w:pPr>
       <w:r>
         <w:rPr>
-          <w:rFonts w:ascii="Consolas" w:hAnsi="Consolas"/>
-          <w:sz w:val="19"/>
+          <w:rFonts w:ascii="Consolas" w:hAnsi="Consolas" w:eastAsia="Microsoft YaHei"/>
+          <w:sz w:val="18"/>
         </w:rPr>
         <w:t>/*</w:t>
         <w:br/>
@@ -2103,12 +2167,14 @@
     </w:p>
     <w:p>
       <w:pPr>
-        <w:spacing w:before="80" w:after="80"/>
+        <w:spacing w:before="60" w:after="140" w:line="300" w:lineRule="auto"/>
+        <w:ind w:left="198"/>
+        <w:shd w:val="clear" w:color="auto" w:fill="F4F6F8"/>
       </w:pPr>
       <w:r>
         <w:rPr>
-          <w:rFonts w:ascii="Consolas" w:hAnsi="Consolas"/>
-          <w:sz w:val="19"/>
+          <w:rFonts w:ascii="Consolas" w:hAnsi="Consolas" w:eastAsia="Microsoft YaHei"/>
+          <w:sz w:val="18"/>
         </w:rPr>
         <w:t xml:space="preserve"> * 这个程序是我们整个项目的起点，它做的事情：</w:t>
         <w:br/>
@@ -2133,12 +2199,14 @@
     </w:p>
     <w:p>
       <w:pPr>
-        <w:spacing w:before="80" w:after="80"/>
+        <w:spacing w:before="60" w:after="140" w:line="300" w:lineRule="auto"/>
+        <w:ind w:left="198"/>
+        <w:shd w:val="clear" w:color="auto" w:fill="F4F6F8"/>
       </w:pPr>
       <w:r>
         <w:rPr>
-          <w:rFonts w:ascii="Consolas" w:hAnsi="Consolas"/>
-          <w:sz w:val="19"/>
+          <w:rFonts w:ascii="Consolas" w:hAnsi="Consolas" w:eastAsia="Microsoft YaHei"/>
+          <w:sz w:val="18"/>
         </w:rPr>
         <w:t xml:space="preserve"> * 看不懂没关系，我会在下方每一行都给注释。先把它跑起来，感受一下。</w:t>
       </w:r>
@@ -2163,12 +2231,14 @@
     </w:p>
     <w:p>
       <w:pPr>
-        <w:spacing w:before="80" w:after="80"/>
+        <w:spacing w:before="60" w:after="140" w:line="300" w:lineRule="auto"/>
+        <w:ind w:left="198"/>
+        <w:shd w:val="clear" w:color="auto" w:fill="F4F6F8"/>
       </w:pPr>
       <w:r>
         <w:rPr>
-          <w:rFonts w:ascii="Consolas" w:hAnsi="Consolas"/>
-          <w:sz w:val="19"/>
+          <w:rFonts w:ascii="Consolas" w:hAnsi="Consolas" w:eastAsia="Microsoft YaHei"/>
+          <w:sz w:val="18"/>
         </w:rPr>
         <w:t>#include &lt;stdio.h&gt;       /* printf / fprintf：向屏幕打印文字 */</w:t>
         <w:br/>
@@ -2222,10 +2292,14 @@
       </w:r>
     </w:p>
     <w:p>
+      <w:pPr>
+        <w:ind w:left="198"/>
+      </w:pPr>
       <w:r>
         <w:rPr>
           <w:i/>
-          <w:color w:val="606060"/>
+          <w:color w:val="6B6B6B"/>
+          <w:sz w:val="20"/>
         </w:rPr>
         <w:t>一个小知识：include 只是「声明外援」，函数真正搬进来是在编译的最后一步「链接」——所以编译命令的结尾有 -lpcap，就是告诉链接器「把 libpcap 接上」。</w:t>
       </w:r>
@@ -2245,12 +2319,14 @@
     </w:p>
     <w:p>
       <w:pPr>
-        <w:spacing w:before="80" w:after="80"/>
+        <w:spacing w:before="60" w:after="140" w:line="300" w:lineRule="auto"/>
+        <w:ind w:left="198"/>
+        <w:shd w:val="clear" w:color="auto" w:fill="F4F6F8"/>
       </w:pPr>
       <w:r>
         <w:rPr>
-          <w:rFonts w:ascii="Consolas" w:hAnsi="Consolas"/>
-          <w:sz w:val="19"/>
+          <w:rFonts w:ascii="Consolas" w:hAnsi="Consolas" w:eastAsia="Microsoft YaHei"/>
+          <w:sz w:val="18"/>
         </w:rPr>
         <w:t>static unsigned int rd16(const unsigned char *p) {</w:t>
         <w:br/>
@@ -2312,12 +2388,14 @@
     </w:p>
     <w:p>
       <w:pPr>
-        <w:spacing w:before="80" w:after="80"/>
+        <w:spacing w:before="60" w:after="140" w:line="300" w:lineRule="auto"/>
+        <w:ind w:left="198"/>
+        <w:shd w:val="clear" w:color="auto" w:fill="F4F6F8"/>
       </w:pPr>
       <w:r>
         <w:rPr>
-          <w:rFonts w:ascii="Consolas" w:hAnsi="Consolas"/>
-          <w:sz w:val="19"/>
+          <w:rFonts w:ascii="Consolas" w:hAnsi="Consolas" w:eastAsia="Microsoft YaHei"/>
+          <w:sz w:val="18"/>
         </w:rPr>
         <w:t>return ((unsigned int)p[0] &lt;&lt; 8) | p[1];</w:t>
       </w:r>
@@ -2381,10 +2459,14 @@
       </w:r>
     </w:p>
     <w:p>
+      <w:pPr>
+        <w:ind w:left="198"/>
+      </w:pPr>
       <w:r>
         <w:rPr>
           <w:i/>
-          <w:color w:val="606060"/>
+          <w:color w:val="6B6B6B"/>
+          <w:sz w:val="20"/>
         </w:rPr>
         <w:t>为什么 Python 里不用这么麻烦？因为 Python 替你把字节序的事包办了。C 语言「什么都自己来」，所以看得见底层——这正是我们说 C 是「硬核训练场」的原因。</w:t>
       </w:r>
@@ -2412,12 +2494,14 @@
     </w:p>
     <w:p>
       <w:pPr>
-        <w:spacing w:before="80" w:after="80"/>
+        <w:spacing w:before="60" w:after="140" w:line="300" w:lineRule="auto"/>
+        <w:ind w:left="198"/>
+        <w:shd w:val="clear" w:color="auto" w:fill="F4F6F8"/>
       </w:pPr>
       <w:r>
         <w:rPr>
-          <w:rFonts w:ascii="Consolas" w:hAnsi="Consolas"/>
-          <w:sz w:val="19"/>
+          <w:rFonts w:ascii="Consolas" w:hAnsi="Consolas" w:eastAsia="Microsoft YaHei"/>
+          <w:sz w:val="18"/>
         </w:rPr>
         <w:t>static void print_mac(const unsigned char *m) {</w:t>
         <w:br/>
@@ -2460,12 +2544,14 @@
     </w:p>
     <w:p>
       <w:pPr>
-        <w:spacing w:before="80" w:after="80"/>
+        <w:spacing w:before="60" w:after="140" w:line="300" w:lineRule="auto"/>
+        <w:ind w:left="198"/>
+        <w:shd w:val="clear" w:color="auto" w:fill="F4F6F8"/>
       </w:pPr>
       <w:r>
         <w:rPr>
-          <w:rFonts w:ascii="Consolas" w:hAnsi="Consolas"/>
-          <w:sz w:val="19"/>
+          <w:rFonts w:ascii="Consolas" w:hAnsi="Consolas" w:eastAsia="Microsoft YaHei"/>
+          <w:sz w:val="18"/>
         </w:rPr>
         <w:t>static void print_ipv4_addr(const unsigned char *a) {</w:t>
         <w:br/>
@@ -2500,12 +2586,14 @@
     </w:p>
     <w:p>
       <w:pPr>
-        <w:spacing w:before="80" w:after="80"/>
+        <w:spacing w:before="60" w:after="140" w:line="300" w:lineRule="auto"/>
+        <w:ind w:left="198"/>
+        <w:shd w:val="clear" w:color="auto" w:fill="F4F6F8"/>
       </w:pPr>
       <w:r>
         <w:rPr>
-          <w:rFonts w:ascii="Consolas" w:hAnsi="Consolas"/>
-          <w:sz w:val="19"/>
+          <w:rFonts w:ascii="Consolas" w:hAnsi="Consolas" w:eastAsia="Microsoft YaHei"/>
+          <w:sz w:val="18"/>
         </w:rPr>
         <w:t>static unsigned int ip_to_key(const unsigned char *a) {</w:t>
         <w:br/>
@@ -2523,12 +2611,14 @@
     </w:p>
     <w:p>
       <w:pPr>
-        <w:spacing w:before="80" w:after="80"/>
+        <w:spacing w:before="60" w:after="140" w:line="300" w:lineRule="auto"/>
+        <w:ind w:left="198"/>
+        <w:shd w:val="clear" w:color="auto" w:fill="F4F6F8"/>
       </w:pPr>
       <w:r>
         <w:rPr>
-          <w:rFonts w:ascii="Consolas" w:hAnsi="Consolas"/>
-          <w:sz w:val="19"/>
+          <w:rFonts w:ascii="Consolas" w:hAnsi="Consolas" w:eastAsia="Microsoft YaHei"/>
+          <w:sz w:val="18"/>
         </w:rPr>
         <w:t>static void print_ip_from_key(FILE *out, unsigned int key) {</w:t>
         <w:br/>
@@ -2591,12 +2681,14 @@
     </w:p>
     <w:p>
       <w:pPr>
-        <w:spacing w:before="80" w:after="80"/>
+        <w:spacing w:before="60" w:after="140" w:line="300" w:lineRule="auto"/>
+        <w:ind w:left="198"/>
+        <w:shd w:val="clear" w:color="auto" w:fill="F4F6F8"/>
       </w:pPr>
       <w:r>
         <w:rPr>
-          <w:rFonts w:ascii="Consolas" w:hAnsi="Consolas"/>
-          <w:sz w:val="19"/>
+          <w:rFonts w:ascii="Consolas" w:hAnsi="Consolas" w:eastAsia="Microsoft YaHei"/>
+          <w:sz w:val="18"/>
         </w:rPr>
         <w:t>static const char *proto_name(unsigned int proto) {</w:t>
         <w:br/>
@@ -2654,12 +2746,14 @@
     </w:p>
     <w:p>
       <w:pPr>
-        <w:spacing w:before="80" w:after="80"/>
+        <w:spacing w:before="60" w:after="140" w:line="300" w:lineRule="auto"/>
+        <w:ind w:left="198"/>
+        <w:shd w:val="clear" w:color="auto" w:fill="F4F6F8"/>
       </w:pPr>
       <w:r>
         <w:rPr>
-          <w:rFonts w:ascii="Consolas" w:hAnsi="Consolas"/>
-          <w:sz w:val="19"/>
+          <w:rFonts w:ascii="Consolas" w:hAnsi="Consolas" w:eastAsia="Microsoft YaHei"/>
+          <w:sz w:val="18"/>
         </w:rPr>
         <w:t>static void print_tcp_flags(unsigned char f) {</w:t>
         <w:br/>
@@ -2720,10 +2814,14 @@
       </w:r>
     </w:p>
     <w:p>
+      <w:pPr>
+        <w:ind w:left="198"/>
+      </w:pPr>
       <w:r>
         <w:rPr>
           <w:i/>
-          <w:color w:val="606060"/>
+          <w:color w:val="6B6B6B"/>
+          <w:sz w:val="20"/>
         </w:rPr>
         <w:t>顺序有讲究：判断的顺序是 SYN → FIN → RST → PSH → ACK → URG，这是业界习惯的书写顺序，所以 SYN+ACK 会按这个规则显示成 SYN+ACK、PSH+ACK——和你用 tcpdump 看到的一致。</w:t>
       </w:r>
@@ -2748,12 +2846,14 @@
     </w:p>
     <w:p>
       <w:pPr>
-        <w:spacing w:before="80" w:after="80"/>
+        <w:spacing w:before="60" w:after="140" w:line="300" w:lineRule="auto"/>
+        <w:ind w:left="198"/>
+        <w:shd w:val="clear" w:color="auto" w:fill="F4F6F8"/>
       </w:pPr>
       <w:r>
         <w:rPr>
-          <w:rFonts w:ascii="Consolas" w:hAnsi="Consolas"/>
-          <w:sz w:val="19"/>
+          <w:rFonts w:ascii="Consolas" w:hAnsi="Consolas" w:eastAsia="Microsoft YaHei"/>
+          <w:sz w:val="18"/>
         </w:rPr>
         <w:t>typedef struct {</w:t>
         <w:br/>
@@ -2945,12 +3045,14 @@
     </w:p>
     <w:p>
       <w:pPr>
-        <w:spacing w:before="80" w:after="80"/>
+        <w:spacing w:before="60" w:after="140" w:line="300" w:lineRule="auto"/>
+        <w:ind w:left="198"/>
+        <w:shd w:val="clear" w:color="auto" w:fill="F4F6F8"/>
       </w:pPr>
       <w:r>
         <w:rPr>
-          <w:rFonts w:ascii="Consolas" w:hAnsi="Consolas"/>
-          <w:sz w:val="19"/>
+          <w:rFonts w:ascii="Consolas" w:hAnsi="Consolas" w:eastAsia="Microsoft YaHei"/>
+          <w:sz w:val="18"/>
         </w:rPr>
         <w:t>static int parse_packet(const unsigned char *pkt, unsigned int len, PacketInfo *info) {</w:t>
         <w:br/>
@@ -3016,12 +3118,14 @@
     </w:p>
     <w:p>
       <w:pPr>
-        <w:spacing w:before="80" w:after="80"/>
+        <w:spacing w:before="60" w:after="140" w:line="300" w:lineRule="auto"/>
+        <w:ind w:left="198"/>
+        <w:shd w:val="clear" w:color="auto" w:fill="F4F6F8"/>
       </w:pPr>
       <w:r>
         <w:rPr>
-          <w:rFonts w:ascii="Consolas" w:hAnsi="Consolas"/>
-          <w:sz w:val="19"/>
+          <w:rFonts w:ascii="Consolas" w:hAnsi="Consolas" w:eastAsia="Microsoft YaHei"/>
+          <w:sz w:val="18"/>
         </w:rPr>
         <w:t xml:space="preserve">    if (len &lt; 14) {</w:t>
         <w:br/>
@@ -3091,10 +3195,14 @@
       </w:r>
     </w:p>
     <w:p>
+      <w:pPr>
+        <w:ind w:left="198"/>
+      </w:pPr>
       <w:r>
         <w:rPr>
           <w:i/>
-          <w:color w:val="606060"/>
+          <w:color w:val="6B6B6B"/>
+          <w:sz w:val="20"/>
         </w:rPr>
         <w:t>观察一下注释里的一个巧妙之处：搬运顺序是把「目的 MAC 放在 0～5、源 MAC 放在 6～11」——和网络包里的实际顺序完全一致（前面讲过以太网头是「目的 MAC 在前」）。</w:t>
       </w:r>
@@ -3109,12 +3217,14 @@
     </w:p>
     <w:p>
       <w:pPr>
-        <w:spacing w:before="80" w:after="80"/>
+        <w:spacing w:before="60" w:after="140" w:line="300" w:lineRule="auto"/>
+        <w:ind w:left="198"/>
+        <w:shd w:val="clear" w:color="auto" w:fill="F4F6F8"/>
       </w:pPr>
       <w:r>
         <w:rPr>
-          <w:rFonts w:ascii="Consolas" w:hAnsi="Consolas"/>
-          <w:sz w:val="19"/>
+          <w:rFonts w:ascii="Consolas" w:hAnsi="Consolas" w:eastAsia="Microsoft YaHei"/>
+          <w:sz w:val="18"/>
         </w:rPr>
         <w:t xml:space="preserve">    if (info-&gt;ethertype != 0x0800) {</w:t>
         <w:br/>
@@ -3167,12 +3277,14 @@
     </w:p>
     <w:p>
       <w:pPr>
-        <w:spacing w:before="80" w:after="80"/>
+        <w:spacing w:before="60" w:after="140" w:line="300" w:lineRule="auto"/>
+        <w:ind w:left="198"/>
+        <w:shd w:val="clear" w:color="auto" w:fill="F4F6F8"/>
       </w:pPr>
       <w:r>
         <w:rPr>
-          <w:rFonts w:ascii="Consolas" w:hAnsi="Consolas"/>
-          <w:sz w:val="19"/>
+          <w:rFonts w:ascii="Consolas" w:hAnsi="Consolas" w:eastAsia="Microsoft YaHei"/>
+          <w:sz w:val="18"/>
         </w:rPr>
         <w:t xml:space="preserve">    if (plen &lt; 20) {</w:t>
         <w:br/>
@@ -3253,12 +3365,14 @@
     </w:p>
     <w:p>
       <w:pPr>
-        <w:spacing w:before="80" w:after="80"/>
+        <w:spacing w:before="60" w:after="140" w:line="300" w:lineRule="auto"/>
+        <w:ind w:left="198"/>
+        <w:shd w:val="clear" w:color="auto" w:fill="F4F6F8"/>
       </w:pPr>
       <w:r>
         <w:rPr>
-          <w:rFonts w:ascii="Consolas" w:hAnsi="Consolas"/>
-          <w:sz w:val="19"/>
+          <w:rFonts w:ascii="Consolas" w:hAnsi="Consolas" w:eastAsia="Microsoft YaHei"/>
+          <w:sz w:val="18"/>
         </w:rPr>
         <w:t xml:space="preserve">    for (i = 0; i &lt; 4; i++) {</w:t>
         <w:br/>
@@ -3309,12 +3423,14 @@
     </w:p>
     <w:p>
       <w:pPr>
-        <w:spacing w:before="80" w:after="80"/>
+        <w:spacing w:before="60" w:after="140" w:line="300" w:lineRule="auto"/>
+        <w:ind w:left="198"/>
+        <w:shd w:val="clear" w:color="auto" w:fill="F4F6F8"/>
       </w:pPr>
       <w:r>
         <w:rPr>
-          <w:rFonts w:ascii="Consolas" w:hAnsi="Consolas"/>
-          <w:sz w:val="19"/>
+          <w:rFonts w:ascii="Consolas" w:hAnsi="Consolas" w:eastAsia="Microsoft YaHei"/>
+          <w:sz w:val="18"/>
         </w:rPr>
         <w:t xml:space="preserve">    if (frag != 0) {</w:t>
         <w:br/>
@@ -3358,12 +3474,14 @@
     </w:p>
     <w:p>
       <w:pPr>
-        <w:spacing w:before="80" w:after="80"/>
+        <w:spacing w:before="60" w:after="140" w:line="300" w:lineRule="auto"/>
+        <w:ind w:left="198"/>
+        <w:shd w:val="clear" w:color="auto" w:fill="F4F6F8"/>
       </w:pPr>
       <w:r>
         <w:rPr>
-          <w:rFonts w:ascii="Consolas" w:hAnsi="Consolas"/>
-          <w:sz w:val="19"/>
+          <w:rFonts w:ascii="Consolas" w:hAnsi="Consolas" w:eastAsia="Microsoft YaHei"/>
+          <w:sz w:val="18"/>
         </w:rPr>
         <w:t xml:space="preserve">    if (info-&gt;proto == 6) {                    /* TCP */</w:t>
         <w:br/>
@@ -3497,12 +3615,14 @@
     </w:p>
     <w:p>
       <w:pPr>
-        <w:spacing w:before="80" w:after="80"/>
+        <w:spacing w:before="60" w:after="140" w:line="300" w:lineRule="auto"/>
+        <w:ind w:left="198"/>
+        <w:shd w:val="clear" w:color="auto" w:fill="F4F6F8"/>
       </w:pPr>
       <w:r>
         <w:rPr>
-          <w:rFonts w:ascii="Consolas" w:hAnsi="Consolas"/>
-          <w:sz w:val="19"/>
+          <w:rFonts w:ascii="Consolas" w:hAnsi="Consolas" w:eastAsia="Microsoft YaHei"/>
+          <w:sz w:val="18"/>
         </w:rPr>
         <w:t>static void print_packet(const PacketInfo *info) {</w:t>
         <w:br/>
@@ -3551,12 +3671,14 @@
     </w:p>
     <w:p>
       <w:pPr>
-        <w:spacing w:before="80" w:after="80"/>
+        <w:spacing w:before="60" w:after="140" w:line="300" w:lineRule="auto"/>
+        <w:ind w:left="198"/>
+        <w:shd w:val="clear" w:color="auto" w:fill="F4F6F8"/>
       </w:pPr>
       <w:r>
         <w:rPr>
-          <w:rFonts w:ascii="Consolas" w:hAnsi="Consolas"/>
-          <w:sz w:val="19"/>
+          <w:rFonts w:ascii="Consolas" w:hAnsi="Consolas" w:eastAsia="Microsoft YaHei"/>
+          <w:sz w:val="18"/>
         </w:rPr>
         <w:t xml:space="preserve">    if (info-&gt;ethertype != 0x0800) {</w:t>
         <w:br/>
@@ -3618,12 +3740,14 @@
     </w:p>
     <w:p>
       <w:pPr>
-        <w:spacing w:before="80" w:after="80"/>
+        <w:spacing w:before="60" w:after="140" w:line="300" w:lineRule="auto"/>
+        <w:ind w:left="198"/>
+        <w:shd w:val="clear" w:color="auto" w:fill="F4F6F8"/>
       </w:pPr>
       <w:r>
         <w:rPr>
-          <w:rFonts w:ascii="Consolas" w:hAnsi="Consolas"/>
-          <w:sz w:val="19"/>
+          <w:rFonts w:ascii="Consolas" w:hAnsi="Consolas" w:eastAsia="Microsoft YaHei"/>
+          <w:sz w:val="18"/>
         </w:rPr>
         <w:t xml:space="preserve">    printf("    IPv4    源=");</w:t>
         <w:br/>
@@ -3671,12 +3795,14 @@
     </w:p>
     <w:p>
       <w:pPr>
-        <w:spacing w:before="80" w:after="80"/>
+        <w:spacing w:before="60" w:after="140" w:line="300" w:lineRule="auto"/>
+        <w:ind w:left="198"/>
+        <w:shd w:val="clear" w:color="auto" w:fill="F4F6F8"/>
       </w:pPr>
       <w:r>
         <w:rPr>
-          <w:rFonts w:ascii="Consolas" w:hAnsi="Consolas"/>
-          <w:sz w:val="19"/>
+          <w:rFonts w:ascii="Consolas" w:hAnsi="Consolas" w:eastAsia="Microsoft YaHei"/>
+          <w:sz w:val="18"/>
         </w:rPr>
         <w:t xml:space="preserve">    if (info-&gt;proto == 6) {</w:t>
         <w:br/>
@@ -3754,10 +3880,14 @@
       </w:r>
     </w:p>
     <w:p>
+      <w:pPr>
+        <w:ind w:left="198"/>
+      </w:pPr>
       <w:r>
         <w:rPr>
           <w:i/>
-          <w:color w:val="606060"/>
+          <w:color w:val="6B6B6B"/>
+          <w:sz w:val="20"/>
         </w:rPr>
         <w:t>打印格式小秘密：你会注意到每层开头都有 4 个空格缩进、层次分明（以太网 → IPv4 → TCP）。这是刻意设计的，让输出看起来像一棵「协议树」，一眼看出层级关系。</w:t>
       </w:r>
@@ -3777,12 +3907,14 @@
     </w:p>
     <w:p>
       <w:pPr>
-        <w:spacing w:before="80" w:after="80"/>
+        <w:spacing w:before="60" w:after="140" w:line="300" w:lineRule="auto"/>
+        <w:ind w:left="198"/>
+        <w:shd w:val="clear" w:color="auto" w:fill="F4F6F8"/>
       </w:pPr>
       <w:r>
         <w:rPr>
-          <w:rFonts w:ascii="Consolas" w:hAnsi="Consolas"/>
-          <w:sz w:val="19"/>
+          <w:rFonts w:ascii="Consolas" w:hAnsi="Consolas" w:eastAsia="Microsoft YaHei"/>
+          <w:sz w:val="18"/>
         </w:rPr>
         <w:t>#define MAX_ENTRIES 128</w:t>
         <w:br/>
@@ -3836,12 +3968,14 @@
     </w:p>
     <w:p>
       <w:pPr>
-        <w:spacing w:before="80" w:after="80"/>
+        <w:spacing w:before="60" w:after="140" w:line="300" w:lineRule="auto"/>
+        <w:ind w:left="198"/>
+        <w:shd w:val="clear" w:color="auto" w:fill="F4F6F8"/>
       </w:pPr>
       <w:r>
         <w:rPr>
-          <w:rFonts w:ascii="Consolas" w:hAnsi="Consolas"/>
-          <w:sz w:val="19"/>
+          <w:rFonts w:ascii="Consolas" w:hAnsi="Consolas" w:eastAsia="Microsoft YaHei"/>
+          <w:sz w:val="18"/>
         </w:rPr>
         <w:t>static CounterTable ip_table;</w:t>
         <w:br/>
@@ -3905,12 +4039,14 @@
     </w:p>
     <w:p>
       <w:pPr>
-        <w:spacing w:before="80" w:after="80"/>
+        <w:spacing w:before="60" w:after="140" w:line="300" w:lineRule="auto"/>
+        <w:ind w:left="198"/>
+        <w:shd w:val="clear" w:color="auto" w:fill="F4F6F8"/>
       </w:pPr>
       <w:r>
         <w:rPr>
-          <w:rFonts w:ascii="Consolas" w:hAnsi="Consolas"/>
-          <w:sz w:val="19"/>
+          <w:rFonts w:ascii="Consolas" w:hAnsi="Consolas" w:eastAsia="Microsoft YaHei"/>
+          <w:sz w:val="18"/>
         </w:rPr>
         <w:t>static void counter_add(CounterTable *t, unsigned int key) {</w:t>
         <w:br/>
@@ -3988,12 +4124,14 @@
     </w:p>
     <w:p>
       <w:pPr>
-        <w:spacing w:before="80" w:after="80"/>
+        <w:spacing w:before="60" w:after="140" w:line="300" w:lineRule="auto"/>
+        <w:ind w:left="198"/>
+        <w:shd w:val="clear" w:color="auto" w:fill="F4F6F8"/>
       </w:pPr>
       <w:r>
         <w:rPr>
-          <w:rFonts w:ascii="Consolas" w:hAnsi="Consolas"/>
-          <w:sz w:val="19"/>
+          <w:rFonts w:ascii="Consolas" w:hAnsi="Consolas" w:eastAsia="Microsoft YaHei"/>
+          <w:sz w:val="18"/>
         </w:rPr>
         <w:t>static void counter_sort(CounterTable *t) {</w:t>
         <w:br/>
@@ -4067,12 +4205,14 @@
     </w:p>
     <w:p>
       <w:pPr>
-        <w:spacing w:before="80" w:after="80"/>
+        <w:spacing w:before="60" w:after="140" w:line="300" w:lineRule="auto"/>
+        <w:ind w:left="198"/>
+        <w:shd w:val="clear" w:color="auto" w:fill="F4F6F8"/>
       </w:pPr>
       <w:r>
         <w:rPr>
-          <w:rFonts w:ascii="Consolas" w:hAnsi="Consolas"/>
-          <w:sz w:val="19"/>
+          <w:rFonts w:ascii="Consolas" w:hAnsi="Consolas" w:eastAsia="Microsoft YaHei"/>
+          <w:sz w:val="18"/>
         </w:rPr>
         <w:t>static void stats_update(const PacketInfo *info, unsigned int full_len) {</w:t>
         <w:br/>
@@ -4167,12 +4307,14 @@
     </w:p>
     <w:p>
       <w:pPr>
-        <w:spacing w:before="80" w:after="80"/>
+        <w:spacing w:before="60" w:after="140" w:line="300" w:lineRule="auto"/>
+        <w:ind w:left="198"/>
+        <w:shd w:val="clear" w:color="auto" w:fill="F4F6F8"/>
       </w:pPr>
       <w:r>
         <w:rPr>
-          <w:rFonts w:ascii="Consolas" w:hAnsi="Consolas"/>
-          <w:sz w:val="19"/>
+          <w:rFonts w:ascii="Consolas" w:hAnsi="Consolas" w:eastAsia="Microsoft YaHei"/>
+          <w:sz w:val="18"/>
         </w:rPr>
         <w:t>static void emit_stats(FILE *out, unsigned long long total_bytes) {</w:t>
       </w:r>
@@ -4195,12 +4337,14 @@
     </w:p>
     <w:p>
       <w:pPr>
-        <w:spacing w:before="80" w:after="80"/>
+        <w:spacing w:before="60" w:after="140" w:line="300" w:lineRule="auto"/>
+        <w:ind w:left="198"/>
+        <w:shd w:val="clear" w:color="auto" w:fill="F4F6F8"/>
       </w:pPr>
       <w:r>
         <w:rPr>
-          <w:rFonts w:ascii="Consolas" w:hAnsi="Consolas"/>
-          <w:sz w:val="19"/>
+          <w:rFonts w:ascii="Consolas" w:hAnsi="Consolas" w:eastAsia="Microsoft YaHei"/>
+          <w:sz w:val="18"/>
         </w:rPr>
         <w:t xml:space="preserve">    if (total_bytes == 0) {</w:t>
         <w:br/>
@@ -4264,12 +4408,14 @@
     </w:p>
     <w:p>
       <w:pPr>
-        <w:spacing w:before="80" w:after="80"/>
+        <w:spacing w:before="60" w:after="140" w:line="300" w:lineRule="auto"/>
+        <w:ind w:left="198"/>
+        <w:shd w:val="clear" w:color="auto" w:fill="F4F6F8"/>
       </w:pPr>
       <w:r>
         <w:rPr>
-          <w:rFonts w:ascii="Consolas" w:hAnsi="Consolas"/>
-          <w:sz w:val="19"/>
+          <w:rFonts w:ascii="Consolas" w:hAnsi="Consolas" w:eastAsia="Microsoft YaHei"/>
+          <w:sz w:val="18"/>
         </w:rPr>
         <w:t xml:space="preserve">    if (ip_table.n &gt; 0) {</w:t>
         <w:br/>
@@ -4317,10 +4463,14 @@
       </w:r>
     </w:p>
     <w:p>
+      <w:pPr>
+        <w:ind w:left="198"/>
+      </w:pPr>
       <w:r>
         <w:rPr>
           <w:i/>
-          <w:color w:val="606060"/>
+          <w:color w:val="6B6B6B"/>
+          <w:sz w:val="20"/>
         </w:rPr>
         <w:t>设计的品味：一份数据、两种去向（屏幕/文件）——关键就是把「处理逻辑」和「写去哪里」解耦。这个思路在软件工程里叫「关注点分离」，你已经在用真代码实践它了。</w:t>
       </w:r>
@@ -4335,12 +4485,14 @@
     </w:p>
     <w:p>
       <w:pPr>
-        <w:spacing w:before="80" w:after="80"/>
+        <w:spacing w:before="60" w:after="140" w:line="300" w:lineRule="auto"/>
+        <w:ind w:left="198"/>
+        <w:shd w:val="clear" w:color="auto" w:fill="F4F6F8"/>
       </w:pPr>
       <w:r>
         <w:rPr>
-          <w:rFonts w:ascii="Consolas" w:hAnsi="Consolas"/>
-          <w:sz w:val="19"/>
+          <w:rFonts w:ascii="Consolas" w:hAnsi="Consolas" w:eastAsia="Microsoft YaHei"/>
+          <w:sz w:val="18"/>
         </w:rPr>
         <w:t>static void write_report(const char *path) {</w:t>
         <w:br/>
@@ -4456,12 +4608,14 @@
     </w:p>
     <w:p>
       <w:pPr>
-        <w:spacing w:before="80" w:after="80"/>
+        <w:spacing w:before="60" w:after="140" w:line="300" w:lineRule="auto"/>
+        <w:ind w:left="198"/>
+        <w:shd w:val="clear" w:color="auto" w:fill="F4F6F8"/>
       </w:pPr>
       <w:r>
         <w:rPr>
-          <w:rFonts w:ascii="Consolas" w:hAnsi="Consolas"/>
-          <w:sz w:val="19"/>
+          <w:rFonts w:ascii="Consolas" w:hAnsi="Consolas" w:eastAsia="Microsoft YaHei"/>
+          <w:sz w:val="18"/>
         </w:rPr>
         <w:t>typedef struct {</w:t>
         <w:br/>
@@ -4513,12 +4667,14 @@
     </w:p>
     <w:p>
       <w:pPr>
-        <w:spacing w:before="80" w:after="80"/>
+        <w:spacing w:before="60" w:after="140" w:line="300" w:lineRule="auto"/>
+        <w:ind w:left="198"/>
+        <w:shd w:val="clear" w:color="auto" w:fill="F4F6F8"/>
       </w:pPr>
       <w:r>
         <w:rPr>
-          <w:rFonts w:ascii="Consolas" w:hAnsi="Consolas"/>
-          <w:sz w:val="19"/>
+          <w:rFonts w:ascii="Consolas" w:hAnsi="Consolas" w:eastAsia="Microsoft YaHei"/>
+          <w:sz w:val="18"/>
         </w:rPr>
         <w:t>static int parse_ip(const char *s, unsigned char *out) {</w:t>
         <w:br/>
@@ -4596,12 +4752,14 @@
     </w:p>
     <w:p>
       <w:pPr>
-        <w:spacing w:before="80" w:after="80"/>
+        <w:spacing w:before="60" w:after="140" w:line="300" w:lineRule="auto"/>
+        <w:ind w:left="198"/>
+        <w:shd w:val="clear" w:color="auto" w:fill="F4F6F8"/>
       </w:pPr>
       <w:r>
         <w:rPr>
-          <w:rFonts w:ascii="Consolas" w:hAnsi="Consolas"/>
-          <w:sz w:val="19"/>
+          <w:rFonts w:ascii="Consolas" w:hAnsi="Consolas" w:eastAsia="Microsoft YaHei"/>
+          <w:sz w:val="18"/>
         </w:rPr>
         <w:t>static int parse_filter_args(int argc, char *argv[], int start) {</w:t>
         <w:br/>
@@ -4724,12 +4882,14 @@
     </w:p>
     <w:p>
       <w:pPr>
-        <w:spacing w:before="80" w:after="80"/>
+        <w:spacing w:before="60" w:after="140" w:line="300" w:lineRule="auto"/>
+        <w:ind w:left="198"/>
+        <w:shd w:val="clear" w:color="auto" w:fill="F4F6F8"/>
       </w:pPr>
       <w:r>
         <w:rPr>
-          <w:rFonts w:ascii="Consolas" w:hAnsi="Consolas"/>
-          <w:sz w:val="19"/>
+          <w:rFonts w:ascii="Consolas" w:hAnsi="Consolas" w:eastAsia="Microsoft YaHei"/>
+          <w:sz w:val="18"/>
         </w:rPr>
         <w:t>static int filter_match(const PacketInfo *info) {</w:t>
         <w:br/>
@@ -4816,12 +4976,14 @@
     </w:p>
     <w:p>
       <w:pPr>
-        <w:spacing w:before="80" w:after="80"/>
+        <w:spacing w:before="60" w:after="140" w:line="300" w:lineRule="auto"/>
+        <w:ind w:left="198"/>
+        <w:shd w:val="clear" w:color="auto" w:fill="F4F6F8"/>
       </w:pPr>
       <w:r>
         <w:rPr>
-          <w:rFonts w:ascii="Consolas" w:hAnsi="Consolas"/>
-          <w:sz w:val="19"/>
+          <w:rFonts w:ascii="Consolas" w:hAnsi="Consolas" w:eastAsia="Microsoft YaHei"/>
+          <w:sz w:val="18"/>
         </w:rPr>
         <w:t>static void handle_packet(const struct pcap_pkthdr *header, const unsigned char *packet) {</w:t>
         <w:br/>
@@ -4943,12 +5105,14 @@
     </w:p>
     <w:p>
       <w:pPr>
-        <w:spacing w:before="80" w:after="80"/>
+        <w:spacing w:before="60" w:after="140" w:line="300" w:lineRule="auto"/>
+        <w:ind w:left="198"/>
+        <w:shd w:val="clear" w:color="auto" w:fill="F4F6F8"/>
       </w:pPr>
       <w:r>
         <w:rPr>
-          <w:rFonts w:ascii="Consolas" w:hAnsi="Consolas"/>
-          <w:sz w:val="19"/>
+          <w:rFonts w:ascii="Consolas" w:hAnsi="Consolas" w:eastAsia="Microsoft YaHei"/>
+          <w:sz w:val="18"/>
         </w:rPr>
         <w:t>int main(int argc, char *argv[]) {</w:t>
         <w:br/>
@@ -4991,12 +5155,14 @@
     </w:p>
     <w:p>
       <w:pPr>
-        <w:spacing w:before="80" w:after="80"/>
+        <w:spacing w:before="60" w:after="140" w:line="300" w:lineRule="auto"/>
+        <w:ind w:left="198"/>
+        <w:shd w:val="clear" w:color="auto" w:fill="F4F6F8"/>
       </w:pPr>
       <w:r>
         <w:rPr>
-          <w:rFonts w:ascii="Consolas" w:hAnsi="Consolas"/>
-          <w:sz w:val="19"/>
+          <w:rFonts w:ascii="Consolas" w:hAnsi="Consolas" w:eastAsia="Microsoft YaHei"/>
+          <w:sz w:val="18"/>
         </w:rPr>
         <w:t xml:space="preserve">    int live_mode = strcmp(argv[1], "live") == 0;</w:t>
         <w:br/>
@@ -5075,12 +5241,14 @@
     </w:p>
     <w:p>
       <w:pPr>
-        <w:spacing w:before="80" w:after="80"/>
+        <w:spacing w:before="60" w:after="140" w:line="300" w:lineRule="auto"/>
+        <w:ind w:left="198"/>
+        <w:shd w:val="clear" w:color="auto" w:fill="F4F6F8"/>
       </w:pPr>
       <w:r>
         <w:rPr>
-          <w:rFonts w:ascii="Consolas" w:hAnsi="Consolas"/>
-          <w:sz w:val="19"/>
+          <w:rFonts w:ascii="Consolas" w:hAnsi="Consolas" w:eastAsia="Microsoft YaHei"/>
+          <w:sz w:val="18"/>
         </w:rPr>
         <w:t xml:space="preserve">    char errbuf[PCAP_ERRBUF_SIZE];</w:t>
         <w:br/>
@@ -5122,12 +5290,14 @@
     </w:p>
     <w:p>
       <w:pPr>
-        <w:spacing w:before="80" w:after="80"/>
+        <w:spacing w:before="60" w:after="140" w:line="300" w:lineRule="auto"/>
+        <w:ind w:left="198"/>
+        <w:shd w:val="clear" w:color="auto" w:fill="F4F6F8"/>
       </w:pPr>
       <w:r>
         <w:rPr>
-          <w:rFonts w:ascii="Consolas" w:hAnsi="Consolas"/>
-          <w:sz w:val="19"/>
+          <w:rFonts w:ascii="Consolas" w:hAnsi="Consolas" w:eastAsia="Microsoft YaHei"/>
+          <w:sz w:val="18"/>
         </w:rPr>
         <w:t xml:space="preserve">    if (live_mode) {</w:t>
         <w:br/>
@@ -5232,12 +5402,14 @@
     </w:p>
     <w:p>
       <w:pPr>
-        <w:spacing w:before="80" w:after="80"/>
+        <w:spacing w:before="60" w:after="140" w:line="300" w:lineRule="auto"/>
+        <w:ind w:left="198"/>
+        <w:shd w:val="clear" w:color="auto" w:fill="F4F6F8"/>
       </w:pPr>
       <w:r>
         <w:rPr>
-          <w:rFonts w:ascii="Consolas" w:hAnsi="Consolas"/>
-          <w:sz w:val="19"/>
+          <w:rFonts w:ascii="Consolas" w:hAnsi="Consolas" w:eastAsia="Microsoft YaHei"/>
+          <w:sz w:val="18"/>
         </w:rPr>
         <w:t xml:space="preserve">    } else {</w:t>
         <w:br/>
@@ -5330,12 +5502,14 @@
     </w:p>
     <w:p>
       <w:pPr>
-        <w:spacing w:before="80" w:after="80"/>
+        <w:spacing w:before="60" w:after="140" w:line="300" w:lineRule="auto"/>
+        <w:ind w:left="198"/>
+        <w:shd w:val="clear" w:color="auto" w:fill="F4F6F8"/>
       </w:pPr>
       <w:r>
         <w:rPr>
-          <w:rFonts w:ascii="Consolas" w:hAnsi="Consolas"/>
-          <w:sz w:val="19"/>
+          <w:rFonts w:ascii="Consolas" w:hAnsi="Consolas" w:eastAsia="Microsoft YaHei"/>
+          <w:sz w:val="18"/>
         </w:rPr>
         <w:t xml:space="preserve">    printf("共 %lld 个包，总流量 %llu 字节\n", total, bytes);</w:t>
         <w:br/>
@@ -5427,12 +5601,14 @@
     </w:p>
     <w:p>
       <w:pPr>
-        <w:spacing w:before="80" w:after="80"/>
+        <w:spacing w:before="60" w:after="140" w:line="300" w:lineRule="auto"/>
+        <w:ind w:left="198"/>
+        <w:shd w:val="clear" w:color="auto" w:fill="F4F6F8"/>
       </w:pPr>
       <w:r>
         <w:rPr>
-          <w:rFonts w:ascii="Consolas" w:hAnsi="Consolas"/>
-          <w:sz w:val="19"/>
+          <w:rFonts w:ascii="Consolas" w:hAnsi="Consolas" w:eastAsia="Microsoft YaHei"/>
+          <w:sz w:val="18"/>
         </w:rPr>
         <w:t>main 开始</w:t>
         <w:br/>
@@ -5514,12 +5690,14 @@
     </w:p>
     <w:p>
       <w:pPr>
-        <w:spacing w:before="80" w:after="80"/>
+        <w:spacing w:before="60" w:after="140" w:line="300" w:lineRule="auto"/>
+        <w:ind w:left="198"/>
+        <w:shd w:val="clear" w:color="auto" w:fill="F4F6F8"/>
       </w:pPr>
       <w:r>
         <w:rPr>
-          <w:rFonts w:ascii="Consolas" w:hAnsi="Consolas"/>
-          <w:sz w:val="19"/>
+          <w:rFonts w:ascii="Consolas" w:hAnsi="Consolas" w:eastAsia="Microsoft YaHei"/>
+          <w:sz w:val="18"/>
         </w:rPr>
         <w:t>CC = gcc</w:t>
         <w:br/>
@@ -5603,10 +5781,14 @@
       </w:r>
     </w:p>
     <w:p>
+      <w:pPr>
+        <w:ind w:left="198"/>
+      </w:pPr>
       <w:r>
         <w:rPr>
           <w:i/>
-          <w:color w:val="606060"/>
+          <w:color w:val="6B6B6B"/>
+          <w:sz w:val="20"/>
         </w:rPr>
         <w:t>超级经典的一个坑：那些命令行的缩进必须是 Tab 键（制表符），不能用空格！这是 make 的历史规定。很多编辑器会自动把 Tab 转成空格，然后就报「missing separator」——如果你遇到这个错，先查缩进。</w:t>
       </w:r>
@@ -5634,12 +5816,14 @@
     </w:p>
     <w:p>
       <w:pPr>
-        <w:spacing w:before="80" w:after="80"/>
+        <w:spacing w:before="60" w:after="140" w:line="300" w:lineRule="auto"/>
+        <w:ind w:left="198"/>
+        <w:shd w:val="clear" w:color="auto" w:fill="F4F6F8"/>
       </w:pPr>
       <w:r>
         <w:rPr>
-          <w:rFonts w:ascii="Consolas" w:hAnsi="Consolas"/>
-          <w:sz w:val="19"/>
+          <w:rFonts w:ascii="Consolas" w:hAnsi="Consolas" w:eastAsia="Microsoft YaHei"/>
+          <w:sz w:val="18"/>
         </w:rPr>
         <w:t>MAGIC = 0xA1B2C3D4      # pcap 经典文件头的"魔数"（magic number）</w:t>
         <w:br/>
@@ -5703,12 +5887,14 @@
     </w:p>
     <w:p>
       <w:pPr>
-        <w:spacing w:before="80" w:after="80"/>
+        <w:spacing w:before="60" w:after="140" w:line="300" w:lineRule="auto"/>
+        <w:ind w:left="198"/>
+        <w:shd w:val="clear" w:color="auto" w:fill="F4F6F8"/>
       </w:pPr>
       <w:r>
         <w:rPr>
-          <w:rFonts w:ascii="Consolas" w:hAnsi="Consolas"/>
-          <w:sz w:val="19"/>
+          <w:rFonts w:ascii="Consolas" w:hAnsi="Consolas" w:eastAsia="Microsoft YaHei"/>
+          <w:sz w:val="18"/>
         </w:rPr>
         <w:t>def eth_frame(payload, src_mac, dst_mac, ethertype):</w:t>
         <w:br/>
@@ -5769,12 +5955,14 @@
     </w:p>
     <w:p>
       <w:pPr>
-        <w:spacing w:before="80" w:after="80"/>
+        <w:spacing w:before="60" w:after="140" w:line="300" w:lineRule="auto"/>
+        <w:ind w:left="198"/>
+        <w:shd w:val="clear" w:color="auto" w:fill="F4F6F8"/>
       </w:pPr>
       <w:r>
         <w:rPr>
-          <w:rFonts w:ascii="Consolas" w:hAnsi="Consolas"/>
-          <w:sz w:val="19"/>
+          <w:rFonts w:ascii="Consolas" w:hAnsi="Consolas" w:eastAsia="Microsoft YaHei"/>
+          <w:sz w:val="18"/>
         </w:rPr>
         <w:t xml:space="preserve">    syn = eth_frame(</w:t>
         <w:br/>
@@ -5819,12 +6007,14 @@
     </w:p>
     <w:p>
       <w:pPr>
-        <w:spacing w:before="80" w:after="80"/>
+        <w:spacing w:before="60" w:after="140" w:line="300" w:lineRule="auto"/>
+        <w:ind w:left="198"/>
+        <w:shd w:val="clear" w:color="auto" w:fill="F4F6F8"/>
       </w:pPr>
       <w:r>
         <w:rPr>
-          <w:rFonts w:ascii="Consolas" w:hAnsi="Consolas"/>
-          <w:sz w:val="19"/>
+          <w:rFonts w:ascii="Consolas" w:hAnsi="Consolas" w:eastAsia="Microsoft YaHei"/>
+          <w:sz w:val="18"/>
         </w:rPr>
         <w:t>def write_pcap(path, packets):</w:t>
         <w:br/>
@@ -5909,12 +6099,14 @@
     </w:p>
     <w:p>
       <w:pPr>
-        <w:spacing w:before="80" w:after="80"/>
+        <w:spacing w:before="60" w:after="140" w:line="300" w:lineRule="auto"/>
+        <w:ind w:left="198"/>
+        <w:shd w:val="clear" w:color="auto" w:fill="F4F6F8"/>
       </w:pPr>
       <w:r>
         <w:rPr>
-          <w:rFonts w:ascii="Consolas" w:hAnsi="Consolas"/>
-          <w:sz w:val="19"/>
+          <w:rFonts w:ascii="Consolas" w:hAnsi="Consolas" w:eastAsia="Microsoft YaHei"/>
+          <w:sz w:val="18"/>
         </w:rPr>
         <w:t>@echo off</w:t>
         <w:br/>
@@ -6038,12 +6230,14 @@
     </w:p>
     <w:p>
       <w:pPr>
-        <w:spacing w:before="80" w:after="80"/>
+        <w:spacing w:before="60" w:after="140" w:line="300" w:lineRule="auto"/>
+        <w:ind w:left="198"/>
+        <w:shd w:val="clear" w:color="auto" w:fill="F4F6F8"/>
       </w:pPr>
       <w:r>
         <w:rPr>
-          <w:rFonts w:ascii="Consolas" w:hAnsi="Consolas"/>
-          <w:sz w:val="19"/>
+          <w:rFonts w:ascii="Consolas" w:hAnsi="Consolas" w:eastAsia="Microsoft YaHei"/>
+          <w:sz w:val="18"/>
         </w:rPr>
         <w:t>@echo off</w:t>
         <w:br/>
@@ -6092,12 +6286,14 @@
     </w:p>
     <w:p>
       <w:pPr>
-        <w:spacing w:before="80" w:after="80"/>
+        <w:spacing w:before="60" w:after="140" w:line="300" w:lineRule="auto"/>
+        <w:ind w:left="198"/>
+        <w:shd w:val="clear" w:color="auto" w:fill="F4F6F8"/>
       </w:pPr>
       <w:r>
         <w:rPr>
-          <w:rFonts w:ascii="Consolas" w:hAnsi="Consolas"/>
-          <w:sz w:val="19"/>
+          <w:rFonts w:ascii="Consolas" w:hAnsi="Consolas" w:eastAsia="Microsoft YaHei"/>
+          <w:sz w:val="18"/>
         </w:rPr>
         <w:t># 编译出来的可执行程序，不应该上传（别人自己 make 就行）</w:t>
         <w:br/>
@@ -6252,10 +6448,14 @@
       </w:r>
     </w:p>
     <w:p>
+      <w:pPr>
+        <w:ind w:left="198"/>
+      </w:pPr>
       <w:r>
         <w:rPr>
           <w:i/>
-          <w:color w:val="606060"/>
+          <w:color w:val="6B6B6B"/>
+          <w:sz w:val="20"/>
         </w:rPr>
         <w:t>写 README 的黄金法则：假设读者是个着急的人——他扫一眼就要知道这个项目是干嘛的、值不值得细看。所以「一句话定位 + 一段真实输出」永远放在最上面。</w:t>
       </w:r>
@@ -6298,12 +6498,14 @@
     </w:p>
     <w:p>
       <w:pPr>
-        <w:spacing w:before="80" w:after="80"/>
+        <w:spacing w:before="60" w:after="140" w:line="300" w:lineRule="auto"/>
+        <w:ind w:left="198"/>
+        <w:shd w:val="clear" w:color="auto" w:fill="F4F6F8"/>
       </w:pPr>
       <w:r>
         <w:rPr>
-          <w:rFonts w:ascii="Consolas" w:hAnsi="Consolas"/>
-          <w:sz w:val="19"/>
+          <w:rFonts w:ascii="Consolas" w:hAnsi="Consolas" w:eastAsia="Microsoft YaHei"/>
+          <w:sz w:val="18"/>
         </w:rPr>
         <w:t>cd /mnt/d/Projects/pcaptool</w:t>
       </w:r>
@@ -6320,12 +6522,14 @@
     </w:p>
     <w:p>
       <w:pPr>
-        <w:spacing w:before="80" w:after="80"/>
+        <w:spacing w:before="60" w:after="140" w:line="300" w:lineRule="auto"/>
+        <w:ind w:left="198"/>
+        <w:shd w:val="clear" w:color="auto" w:fill="F4F6F8"/>
       </w:pPr>
       <w:r>
         <w:rPr>
-          <w:rFonts w:ascii="Consolas" w:hAnsi="Consolas"/>
-          <w:sz w:val="19"/>
+          <w:rFonts w:ascii="Consolas" w:hAnsi="Consolas" w:eastAsia="Microsoft YaHei"/>
+          <w:sz w:val="18"/>
         </w:rPr>
         <w:t>$ pwd</w:t>
         <w:br/>
@@ -6362,12 +6566,14 @@
     </w:p>
     <w:p>
       <w:pPr>
-        <w:spacing w:before="80" w:after="80"/>
+        <w:spacing w:before="60" w:after="140" w:line="300" w:lineRule="auto"/>
+        <w:ind w:left="198"/>
+        <w:shd w:val="clear" w:color="auto" w:fill="F4F6F8"/>
       </w:pPr>
       <w:r>
         <w:rPr>
-          <w:rFonts w:ascii="Consolas" w:hAnsi="Consolas"/>
-          <w:sz w:val="19"/>
+          <w:rFonts w:ascii="Consolas" w:hAnsi="Consolas" w:eastAsia="Microsoft YaHei"/>
+          <w:sz w:val="18"/>
         </w:rPr>
         <w:t>$ make</w:t>
       </w:r>
@@ -6411,12 +6617,14 @@
     </w:p>
     <w:p>
       <w:pPr>
-        <w:spacing w:before="80" w:after="80"/>
+        <w:spacing w:before="60" w:after="140" w:line="300" w:lineRule="auto"/>
+        <w:ind w:left="198"/>
+        <w:shd w:val="clear" w:color="auto" w:fill="F4F6F8"/>
       </w:pPr>
       <w:r>
         <w:rPr>
-          <w:rFonts w:ascii="Consolas" w:hAnsi="Consolas"/>
-          <w:sz w:val="19"/>
+          <w:rFonts w:ascii="Consolas" w:hAnsi="Consolas" w:eastAsia="Microsoft YaHei"/>
+          <w:sz w:val="18"/>
         </w:rPr>
         <w:t>$ ./pcaptool samples/sample.pcap</w:t>
       </w:r>
@@ -6470,12 +6678,14 @@
     </w:p>
     <w:p>
       <w:pPr>
-        <w:spacing w:before="80" w:after="80"/>
+        <w:spacing w:before="60" w:after="140" w:line="300" w:lineRule="auto"/>
+        <w:ind w:left="198"/>
+        <w:shd w:val="clear" w:color="auto" w:fill="F4F6F8"/>
       </w:pPr>
       <w:r>
         <w:rPr>
-          <w:rFonts w:ascii="Consolas" w:hAnsi="Consolas"/>
-          <w:sz w:val="19"/>
+          <w:rFonts w:ascii="Consolas" w:hAnsi="Consolas" w:eastAsia="Microsoft YaHei"/>
+          <w:sz w:val="18"/>
         </w:rPr>
         <w:t>$ ./pcaptool samples/sample.pcap tcp          # 只有 TCP 包</w:t>
         <w:br/>
@@ -6521,12 +6731,14 @@
     </w:p>
     <w:p>
       <w:pPr>
-        <w:spacing w:before="80" w:after="80"/>
+        <w:spacing w:before="60" w:after="140" w:line="300" w:lineRule="auto"/>
+        <w:ind w:left="198"/>
+        <w:shd w:val="clear" w:color="auto" w:fill="F4F6F8"/>
       </w:pPr>
       <w:r>
         <w:rPr>
-          <w:rFonts w:ascii="Consolas" w:hAnsi="Consolas"/>
-          <w:sz w:val="19"/>
+          <w:rFonts w:ascii="Consolas" w:hAnsi="Consolas" w:eastAsia="Microsoft YaHei"/>
+          <w:sz w:val="18"/>
         </w:rPr>
         <w:t>$ ./pcaptool samples/sample.pcap --report 报告.txt</w:t>
       </w:r>
@@ -6562,12 +6774,14 @@
     </w:p>
     <w:p>
       <w:pPr>
-        <w:spacing w:before="80" w:after="80"/>
+        <w:spacing w:before="60" w:after="140" w:line="300" w:lineRule="auto"/>
+        <w:ind w:left="198"/>
+        <w:shd w:val="clear" w:color="auto" w:fill="F4F6F8"/>
       </w:pPr>
       <w:r>
         <w:rPr>
-          <w:rFonts w:ascii="Consolas" w:hAnsi="Consolas"/>
-          <w:sz w:val="19"/>
+          <w:rFonts w:ascii="Consolas" w:hAnsi="Consolas" w:eastAsia="Microsoft YaHei"/>
+          <w:sz w:val="18"/>
         </w:rPr>
         <w:t>$ sudo ./pcaptool live lo 3</w:t>
       </w:r>
@@ -6605,10 +6819,14 @@
       </w:r>
     </w:p>
     <w:p>
+      <w:pPr>
+        <w:ind w:left="198"/>
+      </w:pPr>
       <w:r>
         <w:rPr>
           <w:i/>
-          <w:color w:val="606060"/>
+          <w:color w:val="6B6B6B"/>
+          <w:sz w:val="20"/>
         </w:rPr>
         <w:t>真实踩坑记录：如果抓包过程中用别的方式强杀程序（比如 timeout 命令），你可能看不到任何输出——因为程序的打印内容还在缓冲区里没来得及写出就被杀了。正常结束（抓满、或 Ctrl+C）就不会有这个问题。这是 C 程序「输出缓冲」的经典现象，遇到时别慌。</w:t>
       </w:r>
@@ -6623,12 +6841,14 @@
     </w:p>
     <w:p>
       <w:pPr>
-        <w:spacing w:before="80" w:after="80"/>
+        <w:spacing w:before="60" w:after="140" w:line="300" w:lineRule="auto"/>
+        <w:ind w:left="198"/>
+        <w:shd w:val="clear" w:color="auto" w:fill="F4F6F8"/>
       </w:pPr>
       <w:r>
         <w:rPr>
-          <w:rFonts w:ascii="Consolas" w:hAnsi="Consolas"/>
-          <w:sz w:val="19"/>
+          <w:rFonts w:ascii="Consolas" w:hAnsi="Consolas" w:eastAsia="Microsoft YaHei"/>
+          <w:sz w:val="18"/>
         </w:rPr>
         <w:t>make                                  # 编译</w:t>
         <w:br/>
@@ -7075,12 +7295,14 @@
     </w:p>
     <w:p>
       <w:pPr>
-        <w:spacing w:before="80" w:after="80"/>
+        <w:spacing w:before="60" w:after="140" w:line="300" w:lineRule="auto"/>
+        <w:ind w:left="198"/>
+        <w:shd w:val="clear" w:color="auto" w:fill="F4F6F8"/>
       </w:pPr>
       <w:r>
         <w:rPr>
-          <w:rFonts w:ascii="Consolas" w:hAnsi="Consolas"/>
-          <w:sz w:val="19"/>
+          <w:rFonts w:ascii="Consolas" w:hAnsi="Consolas" w:eastAsia="Microsoft YaHei"/>
+          <w:sz w:val="18"/>
         </w:rPr>
         <w:t>src/                     （文件夹图标）  最后改动的说明文字        3 days ago</w:t>
       </w:r>
@@ -7295,10 +7517,14 @@
       </w:r>
     </w:p>
     <w:p>
+      <w:pPr>
+        <w:ind w:left="198"/>
+      </w:pPr>
       <w:r>
         <w:rPr>
           <w:i/>
-          <w:color w:val="606060"/>
+          <w:color w:val="6B6B6B"/>
+          <w:sz w:val="20"/>
         </w:rPr>
         <w:t>进阶玩法（暂不必学）：在文件页面点 Blame，能看到每一行代码「是谁、在哪次提交里写的」。你会看到所有行都属于你——因为提交身份设置对了。</w:t>
       </w:r>
@@ -8137,12 +8363,14 @@
     </w:p>
     <w:p>
       <w:pPr>
-        <w:spacing w:before="80" w:after="80"/>
+        <w:spacing w:before="60" w:after="140" w:line="300" w:lineRule="auto"/>
+        <w:ind w:left="198"/>
+        <w:shd w:val="clear" w:color="auto" w:fill="F4F6F8"/>
       </w:pPr>
       <w:r>
         <w:rPr>
-          <w:rFonts w:ascii="Consolas" w:hAnsi="Consolas"/>
-          <w:sz w:val="19"/>
+          <w:rFonts w:ascii="Consolas" w:hAnsi="Consolas" w:eastAsia="Microsoft YaHei"/>
+          <w:sz w:val="18"/>
         </w:rPr>
         <w:t>pcaptool —— 网络数据包分析工具（个人项目 / C + libpcap）</w:t>
         <w:br/>
@@ -8195,12 +8423,14 @@
     </w:p>
     <w:p>
       <w:pPr>
-        <w:spacing w:before="80" w:after="80"/>
+        <w:spacing w:before="60" w:after="140" w:line="300" w:lineRule="auto"/>
+        <w:ind w:left="198"/>
+        <w:shd w:val="clear" w:color="auto" w:fill="F4F6F8"/>
       </w:pPr>
       <w:r>
         <w:rPr>
-          <w:rFonts w:ascii="Consolas" w:hAnsi="Consolas"/>
-          <w:sz w:val="19"/>
+          <w:rFonts w:ascii="Consolas" w:hAnsi="Consolas" w:eastAsia="Microsoft YaHei"/>
+          <w:sz w:val="18"/>
         </w:rPr>
         <w:t>「我做过一个叫 pcaptool 的网络数据包分析工具，是用 C 语言配合 libpcap 写的，</w:t>
         <w:br/>
@@ -8325,12 +8555,14 @@
     </w:p>
     <w:p>
       <w:pPr>
-        <w:spacing w:before="80" w:after="80"/>
+        <w:spacing w:before="60" w:after="140" w:line="300" w:lineRule="auto"/>
+        <w:ind w:left="198"/>
+        <w:shd w:val="clear" w:color="auto" w:fill="F4F6F8"/>
       </w:pPr>
       <w:r>
         <w:rPr>
-          <w:rFonts w:ascii="Consolas" w:hAnsi="Consolas"/>
-          <w:sz w:val="19"/>
+          <w:rFonts w:ascii="Consolas" w:hAnsi="Consolas" w:eastAsia="Microsoft YaHei"/>
+          <w:sz w:val="18"/>
         </w:rPr>
         <w:t>cd 文件夹       进入文件夹。cd /mnt/d/Projects/pcaptool</w:t>
         <w:br/>
@@ -8417,12 +8649,14 @@
     </w:p>
     <w:p>
       <w:pPr>
-        <w:spacing w:before="80" w:after="80"/>
+        <w:spacing w:before="60" w:after="140" w:line="300" w:lineRule="auto"/>
+        <w:ind w:left="198"/>
+        <w:shd w:val="clear" w:color="auto" w:fill="F4F6F8"/>
       </w:pPr>
       <w:r>
         <w:rPr>
-          <w:rFonts w:ascii="Consolas" w:hAnsi="Consolas"/>
-          <w:sz w:val="19"/>
+          <w:rFonts w:ascii="Consolas" w:hAnsi="Consolas" w:eastAsia="Microsoft YaHei"/>
+          <w:sz w:val="18"/>
         </w:rPr>
         <w:t>unsigned char   一个字节（0~255）：原始字节专用</w:t>
         <w:br/>
@@ -8454,12 +8688,14 @@
     </w:p>
     <w:p>
       <w:pPr>
-        <w:spacing w:before="80" w:after="80"/>
+        <w:spacing w:before="60" w:after="140" w:line="300" w:lineRule="auto"/>
+        <w:ind w:left="198"/>
+        <w:shd w:val="clear" w:color="auto" w:fill="F4F6F8"/>
       </w:pPr>
       <w:r>
         <w:rPr>
-          <w:rFonts w:ascii="Consolas" w:hAnsi="Consolas"/>
-          <w:sz w:val="19"/>
+          <w:rFonts w:ascii="Consolas" w:hAnsi="Consolas" w:eastAsia="Microsoft YaHei"/>
+          <w:sz w:val="18"/>
         </w:rPr>
         <w:t>if (条件) { ... } else { ... }                /* 基础分支 */</w:t>
         <w:br/>
@@ -8485,12 +8721,14 @@
     </w:p>
     <w:p>
       <w:pPr>
-        <w:spacing w:before="80" w:after="80"/>
+        <w:spacing w:before="60" w:after="140" w:line="300" w:lineRule="auto"/>
+        <w:ind w:left="198"/>
+        <w:shd w:val="clear" w:color="auto" w:fill="F4F6F8"/>
       </w:pPr>
       <w:r>
         <w:rPr>
-          <w:rFonts w:ascii="Consolas" w:hAnsi="Consolas"/>
-          <w:sz w:val="19"/>
+          <w:rFonts w:ascii="Consolas" w:hAnsi="Consolas" w:eastAsia="Microsoft YaHei"/>
+          <w:sz w:val="18"/>
         </w:rPr>
         <w:t>for (i = 0; i &lt; 6; i++) { ... }     /* 数数循环：搬字节 */</w:t>
         <w:br/>
@@ -8516,12 +8754,14 @@
     </w:p>
     <w:p>
       <w:pPr>
-        <w:spacing w:before="80" w:after="80"/>
+        <w:spacing w:before="60" w:after="140" w:line="300" w:lineRule="auto"/>
+        <w:ind w:left="198"/>
+        <w:shd w:val="clear" w:color="auto" w:fill="F4F6F8"/>
       </w:pPr>
       <w:r>
         <w:rPr>
-          <w:rFonts w:ascii="Consolas" w:hAnsi="Consolas"/>
-          <w:sz w:val="19"/>
+          <w:rFonts w:ascii="Consolas" w:hAnsi="Consolas" w:eastAsia="Microsoft YaHei"/>
+          <w:sz w:val="18"/>
         </w:rPr>
         <w:t>static unsigned int rd16(const unsigned char *p) { return ...; }</w:t>
         <w:br/>
@@ -8543,12 +8783,14 @@
     </w:p>
     <w:p>
       <w:pPr>
-        <w:spacing w:before="80" w:after="80"/>
+        <w:spacing w:before="60" w:after="140" w:line="300" w:lineRule="auto"/>
+        <w:ind w:left="198"/>
+        <w:shd w:val="clear" w:color="auto" w:fill="F4F6F8"/>
       </w:pPr>
       <w:r>
         <w:rPr>
-          <w:rFonts w:ascii="Consolas" w:hAnsi="Consolas"/>
-          <w:sz w:val="19"/>
+          <w:rFonts w:ascii="Consolas" w:hAnsi="Consolas" w:eastAsia="Microsoft YaHei"/>
+          <w:sz w:val="18"/>
         </w:rPr>
         <w:t>unsigned char *p;          /* p 是「指向字节的指针」 */</w:t>
         <w:br/>
@@ -8578,12 +8820,14 @@
     </w:p>
     <w:p>
       <w:pPr>
-        <w:spacing w:before="80" w:after="80"/>
+        <w:spacing w:before="60" w:after="140" w:line="300" w:lineRule="auto"/>
+        <w:ind w:left="198"/>
+        <w:shd w:val="clear" w:color="auto" w:fill="F4F6F8"/>
       </w:pPr>
       <w:r>
         <w:rPr>
-          <w:rFonts w:ascii="Consolas" w:hAnsi="Consolas"/>
-          <w:sz w:val="19"/>
+          <w:rFonts w:ascii="Consolas" w:hAnsi="Consolas" w:eastAsia="Microsoft YaHei"/>
+          <w:sz w:val="18"/>
         </w:rPr>
         <w:t>typedef struct { int a; char b[4]; } MyType;   /* 定义 */</w:t>
         <w:br/>
@@ -8611,12 +8855,14 @@
     </w:p>
     <w:p>
       <w:pPr>
-        <w:spacing w:before="80" w:after="80"/>
+        <w:spacing w:before="60" w:after="140" w:line="300" w:lineRule="auto"/>
+        <w:ind w:left="198"/>
+        <w:shd w:val="clear" w:color="auto" w:fill="F4F6F8"/>
       </w:pPr>
       <w:r>
         <w:rPr>
-          <w:rFonts w:ascii="Consolas" w:hAnsi="Consolas"/>
-          <w:sz w:val="19"/>
+          <w:rFonts w:ascii="Consolas" w:hAnsi="Consolas" w:eastAsia="Microsoft YaHei"/>
+          <w:sz w:val="18"/>
         </w:rPr>
         <w:t>a &lt;&lt; 8      左移 8 位（相当于 ×256）</w:t>
         <w:br/>
@@ -8644,12 +8890,14 @@
     </w:p>
     <w:p>
       <w:pPr>
-        <w:spacing w:before="80" w:after="80"/>
+        <w:spacing w:before="60" w:after="140" w:line="300" w:lineRule="auto"/>
+        <w:ind w:left="198"/>
+        <w:shd w:val="clear" w:color="auto" w:fill="F4F6F8"/>
       </w:pPr>
       <w:r>
         <w:rPr>
-          <w:rFonts w:ascii="Consolas" w:hAnsi="Consolas"/>
-          <w:sz w:val="19"/>
+          <w:rFonts w:ascii="Consolas" w:hAnsi="Consolas" w:eastAsia="Microsoft YaHei"/>
+          <w:sz w:val="18"/>
         </w:rPr>
         <w:t>strcmp(a, "tcp") == 0   两段文字相同（0 表示相等！）</w:t>
         <w:br/>
@@ -8675,12 +8923,14 @@
     </w:p>
     <w:p>
       <w:pPr>
-        <w:spacing w:before="80" w:after="80"/>
+        <w:spacing w:before="60" w:after="140" w:line="300" w:lineRule="auto"/>
+        <w:ind w:left="198"/>
+        <w:shd w:val="clear" w:color="auto" w:fill="F4F6F8"/>
       </w:pPr>
       <w:r>
         <w:rPr>
-          <w:rFonts w:ascii="Consolas" w:hAnsi="Consolas"/>
-          <w:sz w:val="19"/>
+          <w:rFonts w:ascii="Consolas" w:hAnsi="Consolas" w:eastAsia="Microsoft YaHei"/>
+          <w:sz w:val="18"/>
         </w:rPr>
         <w:t>FILE *f = fopen(path, "w");   /* 打开准备写 */</w:t>
         <w:br/>
@@ -8706,12 +8956,14 @@
     </w:p>
     <w:p>
       <w:pPr>
-        <w:spacing w:before="80" w:after="80"/>
+        <w:spacing w:before="60" w:after="140" w:line="300" w:lineRule="auto"/>
+        <w:ind w:left="198"/>
+        <w:shd w:val="clear" w:color="auto" w:fill="F4F6F8"/>
       </w:pPr>
       <w:r>
         <w:rPr>
-          <w:rFonts w:ascii="Consolas" w:hAnsi="Consolas"/>
-          <w:sz w:val="19"/>
+          <w:rFonts w:ascii="Consolas" w:hAnsi="Consolas" w:eastAsia="Microsoft YaHei"/>
+          <w:sz w:val="18"/>
         </w:rPr>
         <w:t>#include &lt;stdio.h&gt;     引用工具箱</w:t>
         <w:br/>
@@ -8751,12 +9003,14 @@
     </w:p>
     <w:p>
       <w:pPr>
-        <w:spacing w:before="80" w:after="80"/>
+        <w:spacing w:before="60" w:after="140" w:line="300" w:lineRule="auto"/>
+        <w:ind w:left="198"/>
+        <w:shd w:val="clear" w:color="auto" w:fill="F4F6F8"/>
       </w:pPr>
       <w:r>
         <w:rPr>
-          <w:rFonts w:ascii="Consolas" w:hAnsi="Consolas"/>
-          <w:sz w:val="19"/>
+          <w:rFonts w:ascii="Consolas" w:hAnsi="Consolas" w:eastAsia="Microsoft YaHei"/>
+          <w:sz w:val="18"/>
         </w:rPr>
         <w:t>git status              # 看有什么改动（红色=未暂存）</w:t>
         <w:br/>
@@ -8777,12 +9031,14 @@
     </w:p>
     <w:p>
       <w:pPr>
-        <w:spacing w:before="80" w:after="80"/>
+        <w:spacing w:before="60" w:after="140" w:line="300" w:lineRule="auto"/>
+        <w:ind w:left="198"/>
+        <w:shd w:val="clear" w:color="auto" w:fill="F4F6F8"/>
       </w:pPr>
       <w:r>
         <w:rPr>
-          <w:rFonts w:ascii="Consolas" w:hAnsi="Consolas"/>
-          <w:sz w:val="19"/>
+          <w:rFonts w:ascii="Consolas" w:hAnsi="Consolas" w:eastAsia="Microsoft YaHei"/>
+          <w:sz w:val="18"/>
         </w:rPr>
         <w:t>git push origin master  # 把提交上传到 GitHub（本项目走 7897 代理）</w:t>
         <w:br/>
@@ -8799,12 +9055,14 @@
     </w:p>
     <w:p>
       <w:pPr>
-        <w:spacing w:before="80" w:after="80"/>
+        <w:spacing w:before="60" w:after="140" w:line="300" w:lineRule="auto"/>
+        <w:ind w:left="198"/>
+        <w:shd w:val="clear" w:color="auto" w:fill="F4F6F8"/>
       </w:pPr>
       <w:r>
         <w:rPr>
-          <w:rFonts w:ascii="Consolas" w:hAnsi="Consolas"/>
-          <w:sz w:val="19"/>
+          <w:rFonts w:ascii="Consolas" w:hAnsi="Consolas" w:eastAsia="Microsoft YaHei"/>
+          <w:sz w:val="18"/>
         </w:rPr>
         <w:t>git log --oneline       # 一行一条看全部提交历史</w:t>
         <w:br/>
@@ -8825,12 +9083,14 @@
     </w:p>
     <w:p>
       <w:pPr>
-        <w:spacing w:before="80" w:after="80"/>
+        <w:spacing w:before="60" w:after="140" w:line="300" w:lineRule="auto"/>
+        <w:ind w:left="198"/>
+        <w:shd w:val="clear" w:color="auto" w:fill="F4F6F8"/>
       </w:pPr>
       <w:r>
         <w:rPr>
-          <w:rFonts w:ascii="Consolas" w:hAnsi="Consolas"/>
-          <w:sz w:val="19"/>
+          <w:rFonts w:ascii="Consolas" w:hAnsi="Consolas" w:eastAsia="Microsoft YaHei"/>
+          <w:sz w:val="18"/>
         </w:rPr>
         <w:t>git init                                          # 在项目文件夹里初始化仓库</w:t>
         <w:br/>
@@ -8879,12 +9139,14 @@
     </w:p>
     <w:p>
       <w:pPr>
-        <w:spacing w:before="80" w:after="80"/>
+        <w:spacing w:before="60" w:after="140" w:line="300" w:lineRule="auto"/>
+        <w:ind w:left="198"/>
+        <w:shd w:val="clear" w:color="auto" w:fill="F4F6F8"/>
       </w:pPr>
       <w:r>
         <w:rPr>
-          <w:rFonts w:ascii="Consolas" w:hAnsi="Consolas"/>
-          <w:sz w:val="19"/>
+          <w:rFonts w:ascii="Consolas" w:hAnsi="Consolas" w:eastAsia="Microsoft YaHei"/>
+          <w:sz w:val="18"/>
         </w:rPr>
         <w:t>第 1 周  认识环境</w:t>
         <w:br/>
@@ -8964,13 +9226,34 @@
       </w:r>
     </w:p>
     <w:sectPr>
-      <w:pgSz w:w="12240" w:h="15840"/>
-      <w:pgMar w:top="1440" w:right="1800" w:bottom="1440" w:left="1800" w:header="720" w:footer="720" w:gutter="0"/>
+      <w:footerReference w:type="default" r:id="rId9"/>
+      <w:pgSz w:w="11906" w:h="16838"/>
+      <w:pgMar w:top="1304" w:right="1361" w:bottom="1304" w:left="1361" w:header="720" w:footer="720" w:gutter="0"/>
       <w:cols w:space="720"/>
       <w:docGrid w:linePitch="360"/>
     </w:sectPr>
   </w:body>
 </w:document>
+</file>
+
+<file path=word/footer1.xml><?xml version="1.0" encoding="utf-8"?>
+<w:ftr xmlns:m="http://schemas.openxmlformats.org/officeDocument/2006/math" xmlns:mc="http://schemas.openxmlformats.org/markup-compatibility/2006" xmlns:mo="http://schemas.microsoft.com/office/mac/office/2008/main" xmlns:mv="urn:schemas-microsoft-com:mac:vml" xmlns:o="urn:schemas-microsoft-com:office:office" xmlns:r="http://schemas.openxmlformats.org/officeDocument/2006/relationships" xmlns:v="urn:schemas-microsoft-com:vml" xmlns:w10="urn:schemas-microsoft-com:office:word" xmlns:w14="http://schemas.microsoft.com/office/word/2010/wordml" xmlns:w="http://schemas.openxmlformats.org/wordprocessingml/2006/main" xmlns:wne="http://schemas.microsoft.com/office/word/2006/wordml" xmlns:wp14="http://schemas.microsoft.com/office/word/2010/wordprocessingDrawing" xmlns:wp="http://schemas.openxmlformats.org/drawingml/2006/wordprocessingDrawing" xmlns:wpc="http://schemas.microsoft.com/office/word/2010/wordprocessingCanvas" xmlns:wpg="http://schemas.microsoft.com/office/word/2010/wordprocessingGroup" xmlns:wpi="http://schemas.microsoft.com/office/word/2010/wordprocessingInk" xmlns:wps="http://schemas.microsoft.com/office/word/2010/wordprocessingShape" mc:Ignorable="w14 wp14">
+  <w:p>
+    <w:pPr>
+      <w:pStyle w:val="Footer"/>
+      <w:jc w:val="center"/>
+    </w:pPr>
+    <w:r>
+      <w:rPr>
+        <w:color w:val="6B6B6B"/>
+        <w:sz w:val="18"/>
+      </w:rPr>
+      <w:fldChar w:fldCharType="begin"/>
+      <w:instrText xml:space="preserve">PAGE</w:instrText>
+      <w:fldChar w:fldCharType="end"/>
+    </w:r>
+  </w:p>
+</w:ftr>
 </file>
 
 <file path=word/numbering.xml><?xml version="1.0" encoding="utf-8"?>
@@ -9336,9 +9619,13 @@
     <w:name w:val="Normal"/>
     <w:qFormat/>
     <w:rsid w:val="00FC693F"/>
+    <w:pPr>
+      <w:spacing w:line="336" w:lineRule="auto" w:after="100"/>
+    </w:pPr>
     <w:rPr>
       <w:rFonts w:ascii="Microsoft YaHei" w:hAnsi="Microsoft YaHei" w:eastAsia="Microsoft YaHei"/>
-      <w:sz w:val="22"/>
+      <w:color w:val="222222"/>
+      <w:sz w:val="21"/>
     </w:rPr>
   </w:style>
   <w:style w:type="paragraph" w:styleId="Header">
@@ -9396,15 +9683,16 @@
     <w:pPr>
       <w:keepNext/>
       <w:keepLines/>
-      <w:spacing w:before="480" w:after="0"/>
+      <w:spacing w:before="200" w:after="100" w:line="288" w:lineRule="auto"/>
       <w:outlineLvl w:val="0"/>
     </w:pPr>
     <w:rPr>
-      <w:rFonts w:asciiTheme="majorHAnsi" w:eastAsiaTheme="majorEastAsia" w:hAnsiTheme="majorHAnsi" w:cstheme="majorBidi"/>
+      <w:rFonts w:asciiTheme="majorHAnsi" w:eastAsiaTheme="majorEastAsia" w:hAnsiTheme="majorHAnsi" w:cstheme="majorBidi" w:ascii="Microsoft YaHei" w:hAnsi="Microsoft YaHei" w:eastAsia="Microsoft YaHei"/>
       <w:b/>
       <w:bCs/>
-      <w:color w:val="365F91" w:themeColor="accent1" w:themeShade="BF"/>
-      <w:sz w:val="28"/>
+      <w:i w:val="0"/>
+      <w:color w:val="1B3A5C"/>
+      <w:sz w:val="38"/>
       <w:szCs w:val="28"/>
     </w:rPr>
   </w:style>
@@ -9420,15 +9708,16 @@
     <w:pPr>
       <w:keepNext/>
       <w:keepLines/>
-      <w:spacing w:before="200" w:after="0"/>
+      <w:spacing w:before="240" w:after="100" w:line="288" w:lineRule="auto"/>
       <w:outlineLvl w:val="1"/>
     </w:pPr>
     <w:rPr>
-      <w:rFonts w:asciiTheme="majorHAnsi" w:eastAsiaTheme="majorEastAsia" w:hAnsiTheme="majorHAnsi" w:cstheme="majorBidi"/>
+      <w:rFonts w:asciiTheme="majorHAnsi" w:eastAsiaTheme="majorEastAsia" w:hAnsiTheme="majorHAnsi" w:cstheme="majorBidi" w:ascii="Microsoft YaHei" w:hAnsi="Microsoft YaHei" w:eastAsia="Microsoft YaHei"/>
       <w:b/>
       <w:bCs/>
-      <w:color w:val="4F81BD" w:themeColor="accent1"/>
-      <w:sz w:val="26"/>
+      <w:i w:val="0"/>
+      <w:color w:val="2A5A84"/>
+      <w:sz w:val="28"/>
       <w:szCs w:val="26"/>
     </w:rPr>
   </w:style>
@@ -9444,14 +9733,16 @@
     <w:pPr>
       <w:keepNext/>
       <w:keepLines/>
-      <w:spacing w:before="200" w:after="0"/>
+      <w:spacing w:before="200" w:after="100" w:line="288" w:lineRule="auto"/>
       <w:outlineLvl w:val="2"/>
     </w:pPr>
     <w:rPr>
-      <w:rFonts w:asciiTheme="majorHAnsi" w:eastAsiaTheme="majorEastAsia" w:hAnsiTheme="majorHAnsi" w:cstheme="majorBidi"/>
+      <w:rFonts w:asciiTheme="majorHAnsi" w:eastAsiaTheme="majorEastAsia" w:hAnsiTheme="majorHAnsi" w:cstheme="majorBidi" w:ascii="Microsoft YaHei" w:hAnsi="Microsoft YaHei" w:eastAsia="Microsoft YaHei"/>
       <w:b/>
       <w:bCs/>
-      <w:color w:val="4F81BD" w:themeColor="accent1"/>
+      <w:i w:val="0"/>
+      <w:color w:val="3D5A73"/>
+      <w:sz w:val="24"/>
     </w:rPr>
   </w:style>
   <w:style w:type="paragraph" w:styleId="Heading4">
@@ -9689,11 +9980,13 @@
       <w:contextualSpacing/>
     </w:pPr>
     <w:rPr>
-      <w:rFonts w:asciiTheme="majorHAnsi" w:eastAsiaTheme="majorEastAsia" w:hAnsiTheme="majorHAnsi" w:cstheme="majorBidi"/>
-      <w:color w:val="17365D" w:themeColor="text2" w:themeShade="BF"/>
+      <w:rFonts w:asciiTheme="majorHAnsi" w:eastAsiaTheme="majorEastAsia" w:hAnsiTheme="majorHAnsi" w:cstheme="majorBidi" w:ascii="Microsoft YaHei" w:hAnsi="Microsoft YaHei" w:eastAsia="Microsoft YaHei"/>
+      <w:b/>
+      <w:i w:val="0"/>
+      <w:color w:val="1B3A5C"/>
       <w:spacing w:val="5"/>
       <w:kern w:val="28"/>
-      <w:sz w:val="52"/>
+      <w:sz w:val="60"/>
       <w:szCs w:val="52"/>
     </w:rPr>
   </w:style>
@@ -9867,6 +10160,7 @@
       <w:numPr>
         <w:numId w:val="1"/>
       </w:numPr>
+      <w:spacing w:line="324" w:lineRule="auto" w:after="40"/>
       <w:contextualSpacing/>
     </w:pPr>
   </w:style>

--- a/docs/pcaptool完全教程.docx
+++ b/docs/pcaptool完全教程.docx
@@ -310,6 +310,12 @@
         <w:t>第 8 章  常见问题 FAQ</w:t>
         <w:br/>
         <w:t>第 9 章  下一步：还能学什么、怎么讲好这个项目</w:t>
+        <w:br/>
+        <w:t>第 10 章 设计决策集：为什么这么写（答辩预演）</w:t>
+        <w:br/>
+        <w:t>附录 A~D  终端命令 / C 语法 / git 速查 / 八周学习计划</w:t>
+        <w:br/>
+        <w:t>附录 E~F  动手练习 25 题 / 面试 25 问</w:t>
       </w:r>
     </w:p>
     <w:p>
@@ -760,6 +766,58 @@
     </w:p>
     <w:p>
       <w:pPr>
+        <w:jc w:val="center"/>
+      </w:pPr>
+      <w:r>
+        <w:drawing>
+          <wp:inline xmlns:a="http://schemas.openxmlformats.org/drawingml/2006/main" xmlns:pic="http://schemas.openxmlformats.org/drawingml/2006/picture">
+            <wp:extent cx="5220000" cy="1827000"/>
+            <wp:docPr id="1" name="Picture 1"/>
+            <wp:cNvGraphicFramePr>
+              <a:graphicFrameLocks noChangeAspect="1"/>
+            </wp:cNvGraphicFramePr>
+            <a:graphic>
+              <a:graphicData uri="http://schemas.openxmlformats.org/drawingml/2006/picture">
+                <pic:pic>
+                  <pic:nvPicPr>
+                    <pic:cNvPr id="0" name="d07_wsl_path.png"/>
+                    <pic:cNvPicPr/>
+                  </pic:nvPicPr>
+                  <pic:blipFill>
+                    <a:blip r:embed="rId10"/>
+                    <a:stretch>
+                      <a:fillRect/>
+                    </a:stretch>
+                  </pic:blipFill>
+                  <pic:spPr>
+                    <a:xfrm>
+                      <a:off x="0" y="0"/>
+                      <a:ext cx="5220000" cy="1827000"/>
+                    </a:xfrm>
+                    <a:prstGeom prst="rect"/>
+                  </pic:spPr>
+                </pic:pic>
+              </a:graphicData>
+            </a:graphic>
+          </wp:inline>
+        </w:drawing>
+      </w:r>
+    </w:p>
+    <w:p>
+      <w:pPr>
+        <w:jc w:val="center"/>
+      </w:pPr>
+      <w:r>
+        <w:rPr>
+          <w:i/>
+          <w:color w:val="6B6B6B"/>
+          <w:sz w:val="19"/>
+        </w:rPr>
+        <w:t>图 1-1：Windows 的 D:\Projects\pcaptool 和 WSL 的 /mnt/d/Projects/pcaptool 是同一批文件</w:t>
+      </w:r>
+    </w:p>
+    <w:p>
+      <w:pPr>
         <w:pStyle w:val="Heading2"/>
       </w:pPr>
       <w:r>
@@ -1049,6 +1107,58 @@
     </w:p>
     <w:p>
       <w:pPr>
+        <w:jc w:val="center"/>
+      </w:pPr>
+      <w:r>
+        <w:drawing>
+          <wp:inline xmlns:a="http://schemas.openxmlformats.org/drawingml/2006/main" xmlns:pic="http://schemas.openxmlformats.org/drawingml/2006/picture">
+            <wp:extent cx="5220000" cy="3599625"/>
+            <wp:docPr id="2" name="Picture 2"/>
+            <wp:cNvGraphicFramePr>
+              <a:graphicFrameLocks noChangeAspect="1"/>
+            </wp:cNvGraphicFramePr>
+            <a:graphic>
+              <a:graphicData uri="http://schemas.openxmlformats.org/drawingml/2006/picture">
+                <pic:pic>
+                  <pic:nvPicPr>
+                    <pic:cNvPr id="0" name="d01_encapsulation.png"/>
+                    <pic:cNvPicPr/>
+                  </pic:nvPicPr>
+                  <pic:blipFill>
+                    <a:blip r:embed="rId11"/>
+                    <a:stretch>
+                      <a:fillRect/>
+                    </a:stretch>
+                  </pic:blipFill>
+                  <pic:spPr>
+                    <a:xfrm>
+                      <a:off x="0" y="0"/>
+                      <a:ext cx="5220000" cy="3599625"/>
+                    </a:xfrm>
+                    <a:prstGeom prst="rect"/>
+                  </pic:spPr>
+                </pic:pic>
+              </a:graphicData>
+            </a:graphic>
+          </wp:inline>
+        </w:drawing>
+      </w:r>
+    </w:p>
+    <w:p>
+      <w:pPr>
+        <w:jc w:val="center"/>
+      </w:pPr>
+      <w:r>
+        <w:rPr>
+          <w:i/>
+          <w:color w:val="6B6B6B"/>
+          <w:sz w:val="19"/>
+        </w:rPr>
+        <w:t>图 2-1：一个网络包 = 一层套一层（每层各管各的事）</w:t>
+      </w:r>
+    </w:p>
+    <w:p>
+      <w:pPr>
         <w:pStyle w:val="Heading2"/>
       </w:pPr>
       <w:r>
@@ -1253,6 +1363,58 @@
       </w:pPr>
       <w:r>
         <w:t>FIN（0x01）：我想挂断；RST（0x04）：异常中断（「啪」地挂电话）</w:t>
+      </w:r>
+    </w:p>
+    <w:p>
+      <w:pPr>
+        <w:jc w:val="center"/>
+      </w:pPr>
+      <w:r>
+        <w:drawing>
+          <wp:inline xmlns:a="http://schemas.openxmlformats.org/drawingml/2006/main" xmlns:pic="http://schemas.openxmlformats.org/drawingml/2006/picture">
+            <wp:extent cx="5220000" cy="2504684"/>
+            <wp:docPr id="3" name="Picture 3"/>
+            <wp:cNvGraphicFramePr>
+              <a:graphicFrameLocks noChangeAspect="1"/>
+            </wp:cNvGraphicFramePr>
+            <a:graphic>
+              <a:graphicData uri="http://schemas.openxmlformats.org/drawingml/2006/picture">
+                <pic:pic>
+                  <pic:nvPicPr>
+                    <pic:cNvPr id="0" name="d03_handshake.png"/>
+                    <pic:cNvPicPr/>
+                  </pic:nvPicPr>
+                  <pic:blipFill>
+                    <a:blip r:embed="rId12"/>
+                    <a:stretch>
+                      <a:fillRect/>
+                    </a:stretch>
+                  </pic:blipFill>
+                  <pic:spPr>
+                    <a:xfrm>
+                      <a:off x="0" y="0"/>
+                      <a:ext cx="5220000" cy="2504684"/>
+                    </a:xfrm>
+                    <a:prstGeom prst="rect"/>
+                  </pic:spPr>
+                </pic:pic>
+              </a:graphicData>
+            </a:graphic>
+          </wp:inline>
+        </w:drawing>
+      </w:r>
+    </w:p>
+    <w:p>
+      <w:pPr>
+        <w:jc w:val="center"/>
+      </w:pPr>
+      <w:r>
+        <w:rPr>
+          <w:i/>
+          <w:color w:val="6B6B6B"/>
+          <w:sz w:val="19"/>
+        </w:rPr>
+        <w:t>图 2-2：TCP 三次握手——像打电话前先确认「听得到吗」「听得到」</w:t>
       </w:r>
     </w:p>
     <w:p>
@@ -1366,6 +1528,58 @@
     </w:p>
     <w:p>
       <w:pPr>
+        <w:jc w:val="center"/>
+      </w:pPr>
+      <w:r>
+        <w:drawing>
+          <wp:inline xmlns:a="http://schemas.openxmlformats.org/drawingml/2006/main" xmlns:pic="http://schemas.openxmlformats.org/drawingml/2006/picture">
+            <wp:extent cx="5220000" cy="2815231"/>
+            <wp:docPr id="4" name="Picture 4"/>
+            <wp:cNvGraphicFramePr>
+              <a:graphicFrameLocks noChangeAspect="1"/>
+            </wp:cNvGraphicFramePr>
+            <a:graphic>
+              <a:graphicData uri="http://schemas.openxmlformats.org/drawingml/2006/picture">
+                <pic:pic>
+                  <pic:nvPicPr>
+                    <pic:cNvPr id="0" name="d04_endian.png"/>
+                    <pic:cNvPicPr/>
+                  </pic:nvPicPr>
+                  <pic:blipFill>
+                    <a:blip r:embed="rId13"/>
+                    <a:stretch>
+                      <a:fillRect/>
+                    </a:stretch>
+                  </pic:blipFill>
+                  <pic:spPr>
+                    <a:xfrm>
+                      <a:off x="0" y="0"/>
+                      <a:ext cx="5220000" cy="2815231"/>
+                    </a:xfrm>
+                    <a:prstGeom prst="rect"/>
+                  </pic:spPr>
+                </pic:pic>
+              </a:graphicData>
+            </a:graphic>
+          </wp:inline>
+        </w:drawing>
+      </w:r>
+    </w:p>
+    <w:p>
+      <w:pPr>
+        <w:jc w:val="center"/>
+      </w:pPr>
+      <w:r>
+        <w:rPr>
+          <w:i/>
+          <w:color w:val="6B6B6B"/>
+          <w:sz w:val="19"/>
+        </w:rPr>
+        <w:t>图 2-3：同一个数字 0x1234 的两种排法——网络用大端，电脑用小端</w:t>
+      </w:r>
+    </w:p>
+    <w:p>
+      <w:pPr>
         <w:pStyle w:val="Heading2"/>
       </w:pPr>
       <w:r>
@@ -1396,6 +1610,58 @@
     <w:p>
       <w:r>
         <w:t>就这么多。pcaptool 的解析流程因此也是两步：先用 libpcap 把包一个个读出来（读文件这步交给 libpcap，不用我们操心），然后自己动手拆解每个包的字节（这部分是纯手写，也就是第 4 章要讲的核心代码）。</w:t>
+      </w:r>
+    </w:p>
+    <w:p>
+      <w:pPr>
+        <w:jc w:val="center"/>
+      </w:pPr>
+      <w:r>
+        <w:drawing>
+          <wp:inline xmlns:a="http://schemas.openxmlformats.org/drawingml/2006/main" xmlns:pic="http://schemas.openxmlformats.org/drawingml/2006/picture">
+            <wp:extent cx="5220000" cy="2503469"/>
+            <wp:docPr id="5" name="Picture 5"/>
+            <wp:cNvGraphicFramePr>
+              <a:graphicFrameLocks noChangeAspect="1"/>
+            </wp:cNvGraphicFramePr>
+            <a:graphic>
+              <a:graphicData uri="http://schemas.openxmlformats.org/drawingml/2006/picture">
+                <pic:pic>
+                  <pic:nvPicPr>
+                    <pic:cNvPr id="0" name="d05_pcap.png"/>
+                    <pic:cNvPicPr/>
+                  </pic:nvPicPr>
+                  <pic:blipFill>
+                    <a:blip r:embed="rId14"/>
+                    <a:stretch>
+                      <a:fillRect/>
+                    </a:stretch>
+                  </pic:blipFill>
+                  <pic:spPr>
+                    <a:xfrm>
+                      <a:off x="0" y="0"/>
+                      <a:ext cx="5220000" cy="2503469"/>
+                    </a:xfrm>
+                    <a:prstGeom prst="rect"/>
+                  </pic:spPr>
+                </pic:pic>
+              </a:graphicData>
+            </a:graphic>
+          </wp:inline>
+        </w:drawing>
+      </w:r>
+    </w:p>
+    <w:p>
+      <w:pPr>
+        <w:jc w:val="center"/>
+      </w:pPr>
+      <w:r>
+        <w:rPr>
+          <w:i/>
+          <w:color w:val="6B6B6B"/>
+          <w:sz w:val="19"/>
+        </w:rPr>
+        <w:t>图 2-4：pcap 文件的结构——一个「封面」加一串「小标签 + 包本体」</w:t>
       </w:r>
     </w:p>
     <w:p>
@@ -1696,6 +1962,58 @@
       </w:r>
     </w:p>
     <w:p>
+      <w:pPr>
+        <w:jc w:val="center"/>
+      </w:pPr>
+      <w:r>
+        <w:drawing>
+          <wp:inline xmlns:a="http://schemas.openxmlformats.org/drawingml/2006/main" xmlns:pic="http://schemas.openxmlformats.org/drawingml/2006/picture">
+            <wp:extent cx="4140000" cy="4056214"/>
+            <wp:docPr id="6" name="Picture 6"/>
+            <wp:cNvGraphicFramePr>
+              <a:graphicFrameLocks noChangeAspect="1"/>
+            </wp:cNvGraphicFramePr>
+            <a:graphic>
+              <a:graphicData uri="http://schemas.openxmlformats.org/drawingml/2006/picture">
+                <pic:pic>
+                  <pic:nvPicPr>
+                    <pic:cNvPr id="0" name="d02_peeling.png"/>
+                    <pic:cNvPicPr/>
+                  </pic:nvPicPr>
+                  <pic:blipFill>
+                    <a:blip r:embed="rId15"/>
+                    <a:stretch>
+                      <a:fillRect/>
+                    </a:stretch>
+                  </pic:blipFill>
+                  <pic:spPr>
+                    <a:xfrm>
+                      <a:off x="0" y="0"/>
+                      <a:ext cx="4140000" cy="4056214"/>
+                    </a:xfrm>
+                    <a:prstGeom prst="rect"/>
+                  </pic:spPr>
+                </pic:pic>
+              </a:graphicData>
+            </a:graphic>
+          </wp:inline>
+        </w:drawing>
+      </w:r>
+    </w:p>
+    <w:p>
+      <w:pPr>
+        <w:jc w:val="center"/>
+      </w:pPr>
+      <w:r>
+        <w:rPr>
+          <w:i/>
+          <w:color w:val="6B6B6B"/>
+          <w:sz w:val="19"/>
+        </w:rPr>
+        <w:t>图 3-1：程序「剥包」的全过程——每剥一层，读一层的信息</w:t>
+      </w:r>
+    </w:p>
+    <w:p>
       <w:r>
         <w:t>输出还没完——最后是 v0.3 加上的统计报告：</w:t>
       </w:r>
@@ -2018,8 +2336,60 @@
       </w:r>
     </w:p>
     <w:p>
-      <w:r>
-        <w:t>每个版本、每次改动都完整地记录在 GitHub 的提交历史里（12 个提交），你在第 7 章会看到怎么翻阅它们。</w:t>
+      <w:pPr>
+        <w:jc w:val="center"/>
+      </w:pPr>
+      <w:r>
+        <w:drawing>
+          <wp:inline xmlns:a="http://schemas.openxmlformats.org/drawingml/2006/main" xmlns:pic="http://schemas.openxmlformats.org/drawingml/2006/picture">
+            <wp:extent cx="5220000" cy="2347224"/>
+            <wp:docPr id="7" name="Picture 7"/>
+            <wp:cNvGraphicFramePr>
+              <a:graphicFrameLocks noChangeAspect="1"/>
+            </wp:cNvGraphicFramePr>
+            <a:graphic>
+              <a:graphicData uri="http://schemas.openxmlformats.org/drawingml/2006/picture">
+                <pic:pic>
+                  <pic:nvPicPr>
+                    <pic:cNvPr id="0" name="d11_timeline.png"/>
+                    <pic:cNvPicPr/>
+                  </pic:nvPicPr>
+                  <pic:blipFill>
+                    <a:blip r:embed="rId16"/>
+                    <a:stretch>
+                      <a:fillRect/>
+                    </a:stretch>
+                  </pic:blipFill>
+                  <pic:spPr>
+                    <a:xfrm>
+                      <a:off x="0" y="0"/>
+                      <a:ext cx="5220000" cy="2347224"/>
+                    </a:xfrm>
+                    <a:prstGeom prst="rect"/>
+                  </pic:spPr>
+                </pic:pic>
+              </a:graphicData>
+            </a:graphic>
+          </wp:inline>
+        </w:drawing>
+      </w:r>
+    </w:p>
+    <w:p>
+      <w:pPr>
+        <w:jc w:val="center"/>
+      </w:pPr>
+      <w:r>
+        <w:rPr>
+          <w:i/>
+          <w:color w:val="6B6B6B"/>
+          <w:sz w:val="19"/>
+        </w:rPr>
+        <w:t>图 3-2：六个版本的成长路线</w:t>
+      </w:r>
+    </w:p>
+    <w:p>
+      <w:r>
+        <w:t>每个版本、每次改动都完整地记录在 GitHub 的提交历史里（十几个提交），你在第 7 章会看到怎么翻阅它们。</w:t>
       </w:r>
     </w:p>
     <w:p>
@@ -5601,6 +5971,58 @@
     </w:p>
     <w:p>
       <w:pPr>
+        <w:jc w:val="center"/>
+      </w:pPr>
+      <w:r>
+        <w:drawing>
+          <wp:inline xmlns:a="http://schemas.openxmlformats.org/drawingml/2006/main" xmlns:pic="http://schemas.openxmlformats.org/drawingml/2006/picture">
+            <wp:extent cx="5220000" cy="3859959"/>
+            <wp:docPr id="8" name="Picture 8"/>
+            <wp:cNvGraphicFramePr>
+              <a:graphicFrameLocks noChangeAspect="1"/>
+            </wp:cNvGraphicFramePr>
+            <a:graphic>
+              <a:graphicData uri="http://schemas.openxmlformats.org/drawingml/2006/picture">
+                <pic:pic>
+                  <pic:nvPicPr>
+                    <pic:cNvPr id="0" name="d06_pipeline.png"/>
+                    <pic:cNvPicPr/>
+                  </pic:nvPicPr>
+                  <pic:blipFill>
+                    <a:blip r:embed="rId17"/>
+                    <a:stretch>
+                      <a:fillRect/>
+                    </a:stretch>
+                  </pic:blipFill>
+                  <pic:spPr>
+                    <a:xfrm>
+                      <a:off x="0" y="0"/>
+                      <a:ext cx="5220000" cy="3859959"/>
+                    </a:xfrm>
+                    <a:prstGeom prst="rect"/>
+                  </pic:spPr>
+                </pic:pic>
+              </a:graphicData>
+            </a:graphic>
+          </wp:inline>
+        </w:drawing>
+      </w:r>
+    </w:p>
+    <w:p>
+      <w:pPr>
+        <w:jc w:val="center"/>
+      </w:pPr>
+      <w:r>
+        <w:rPr>
+          <w:i/>
+          <w:color w:val="6B6B6B"/>
+          <w:sz w:val="19"/>
+        </w:rPr>
+        <w:t>图 4-1：main.c 的数据流水线——两种输入模式共用同一套处理</w:t>
+      </w:r>
+    </w:p>
+    <w:p>
+      <w:pPr>
         <w:spacing w:before="60" w:after="140" w:line="300" w:lineRule="auto"/>
         <w:ind w:left="198"/>
         <w:shd w:val="clear" w:color="auto" w:fill="F4F6F8"/>
@@ -7165,7 +7587,59 @@
     </w:p>
     <w:p>
       <w:r>
-        <w:t>下面逐区拆解。</w:t>
+        <w:t>下面逐区拆解——先给你一张「地图」（示意图，真实页面长得更像一点，各区域位置大同小异）：</w:t>
+      </w:r>
+    </w:p>
+    <w:p>
+      <w:pPr>
+        <w:jc w:val="center"/>
+      </w:pPr>
+      <w:r>
+        <w:drawing>
+          <wp:inline xmlns:a="http://schemas.openxmlformats.org/drawingml/2006/main" xmlns:pic="http://schemas.openxmlformats.org/drawingml/2006/picture">
+            <wp:extent cx="5220000" cy="4854245"/>
+            <wp:docPr id="9" name="Picture 9"/>
+            <wp:cNvGraphicFramePr>
+              <a:graphicFrameLocks noChangeAspect="1"/>
+            </wp:cNvGraphicFramePr>
+            <a:graphic>
+              <a:graphicData uri="http://schemas.openxmlformats.org/drawingml/2006/picture">
+                <pic:pic>
+                  <pic:nvPicPr>
+                    <pic:cNvPr id="0" name="d08_github.png"/>
+                    <pic:cNvPicPr/>
+                  </pic:nvPicPr>
+                  <pic:blipFill>
+                    <a:blip r:embed="rId18"/>
+                    <a:stretch>
+                      <a:fillRect/>
+                    </a:stretch>
+                  </pic:blipFill>
+                  <pic:spPr>
+                    <a:xfrm>
+                      <a:off x="0" y="0"/>
+                      <a:ext cx="5220000" cy="4854245"/>
+                    </a:xfrm>
+                    <a:prstGeom prst="rect"/>
+                  </pic:spPr>
+                </pic:pic>
+              </a:graphicData>
+            </a:graphic>
+          </wp:inline>
+        </w:drawing>
+      </w:r>
+    </w:p>
+    <w:p>
+      <w:pPr>
+        <w:jc w:val="center"/>
+      </w:pPr>
+      <w:r>
+        <w:rPr>
+          <w:i/>
+          <w:color w:val="6B6B6B"/>
+          <w:sz w:val="19"/>
+        </w:rPr>
+        <w:t>图 7-1：GitHub 仓库页面各区域示意图</w:t>
       </w:r>
     </w:p>
     <w:p>
@@ -7497,7 +7971,7 @@
         <w:pStyle w:val="ListBullet"/>
       </w:pPr>
       <w:r>
-        <w:t>每一行 = 一次提交：一串字母数字（提交的「身份证号」，如 1e19fec）、提交说明（如 feat: v0.6 导出分析报告）、时间。</w:t>
+        <w:t>每一行 = 一次提交：一串字母数字（提交的「身份证号」）、提交说明（一句话讲这次改了什么）、时间。</w:t>
       </w:r>
     </w:p>
     <w:p>
@@ -8545,6 +9019,565 @@
         <w:pStyle w:val="Heading1"/>
       </w:pPr>
       <w:r>
+        <w:t>第 10 章  设计决策集：为什么这么写</w:t>
+      </w:r>
+    </w:p>
+    <w:p>
+      <w:r>
+        <w:t>走到这一步，你已经能读懂所有代码了。但「读懂」和「会讲」之间还差一层：面试官和老师最爱问的不是「这行是什么」，而是「为什么这么写、为什么不那样写」。这一章把项目里 15 个真实的设计决定逐个摊开——每个决定都有权衡，没有标准答案，但我们选的那条路都有理由。</w:t>
+      </w:r>
+    </w:p>
+    <w:p>
+      <w:r>
+        <w:t>把这一章当「答辩预演」来读：每一节就是一个可能被问到的问题。</w:t>
+      </w:r>
+    </w:p>
+    <w:p>
+      <w:pPr>
+        <w:pStyle w:val="Heading2"/>
+      </w:pPr>
+      <w:r>
+        <w:t>10.1 为什么全部写在一个 main.c 里，不拆成十几个文件？</w:t>
+      </w:r>
+    </w:p>
+    <w:p>
+      <w:r>
+        <w:t>专业项目通常按模块拆文件：parse.c、print.c、stats.c……好处是各管一摊、多人协作不打架。我们反其道而行，理由是：**这个项目的第一读者是你自己（和想学会它的人）**。</w:t>
+      </w:r>
+    </w:p>
+    <w:p>
+      <w:pPr>
+        <w:pStyle w:val="ListBullet"/>
+      </w:pPr>
+      <w:r>
+        <w:t>单文件 = 打开一个文件，从上到下就是程序的完整故事，不用在十几个文件之间跳。</w:t>
+      </w:r>
+    </w:p>
+    <w:p>
+      <w:pPr>
+        <w:pStyle w:val="ListBullet"/>
+      </w:pPr>
+      <w:r>
+        <w:t>教学场景里，「找得到」比「架构漂亮」更重要。等你写第二个项目、或者这个项目超过两千行时，再拆不迟——那时你会真正感受到拆的动力，而不是为了拆而拆。</w:t>
+      </w:r>
+    </w:p>
+    <w:p>
+      <w:r>
+        <w:t>这条经验可以总结成一句话：架构要匹配当下的复杂度，超前设计也是债。</w:t>
+      </w:r>
+    </w:p>
+    <w:p>
+      <w:pPr>
+        <w:pStyle w:val="Heading2"/>
+      </w:pPr>
+      <w:r>
+        <w:t>10.2 为什么手工拼字节（rd16/rd32），不用结构体强转？</w:t>
+      </w:r>
+    </w:p>
+    <w:p>
+      <w:r>
+        <w:t>读网络头最「快」的写法是定义个结构体，把包的指针一转型，字段就像长在包上一样：</w:t>
+      </w:r>
+    </w:p>
+    <w:p>
+      <w:pPr>
+        <w:spacing w:before="60" w:after="140" w:line="300" w:lineRule="auto"/>
+        <w:ind w:left="198"/>
+        <w:shd w:val="clear" w:color="auto" w:fill="F4F6F8"/>
+      </w:pPr>
+      <w:r>
+        <w:rPr>
+          <w:rFonts w:ascii="Consolas" w:hAnsi="Consolas" w:eastAsia="Microsoft YaHei"/>
+          <w:sz w:val="18"/>
+        </w:rPr>
+        <w:t>struct iphdr *ip = (struct iphdr *)p;   /* 看起来很方便，但是坑 */</w:t>
+        <w:br/>
+        <w:t>ip-&gt;saddr …</w:t>
+      </w:r>
+    </w:p>
+    <w:p>
+      <w:r>
+        <w:t>为什么我们不这么干？三个坑：</w:t>
+      </w:r>
+    </w:p>
+    <w:p>
+      <w:pPr>
+        <w:pStyle w:val="ListBullet"/>
+      </w:pPr>
+      <w:r>
+        <w:t>字节序：结构体字段读出来是「主机序」，网络数据是「大端」——在 x86 上会读反，还得再转一次，绕。</w:t>
+      </w:r>
+    </w:p>
+    <w:p>
+      <w:pPr>
+        <w:pStyle w:val="ListBullet"/>
+      </w:pPr>
+      <w:r>
+        <w:t>内存对齐：结构体会按对齐规则「垫字节」，而网络头的字段是紧挤着的，结构体的布局未必和真实字节一致（编译器可能有 padding）。</w:t>
+      </w:r>
+    </w:p>
+    <w:p>
+      <w:pPr>
+        <w:pStyle w:val="ListBullet"/>
+      </w:pPr>
+      <w:r>
+        <w:t>可移植性：不同平台的对齐规则不同，同一份代码在不同机器上可能读出不同的结果。</w:t>
+      </w:r>
+    </w:p>
+    <w:p>
+      <w:r>
+        <w:t>所以最终选了最「笨」也最稳的做法：p[0]、p[1] 一个字节一个字节地取，用 &lt;&lt; 和 | 按大端拼。慢一点？读几十个字节的差异可以忽略。稳，才是网络编程的第一原则。</w:t>
+      </w:r>
+    </w:p>
+    <w:p>
+      <w:pPr>
+        <w:pStyle w:val="Heading2"/>
+      </w:pPr>
+      <w:r>
+        <w:t>10.3 为什么要有 PacketInfo「档案袋」？</w:t>
+      </w:r>
+    </w:p>
+    <w:p>
+      <w:r>
+        <w:t>v0.2 的写法是「边解析边打印」——解析到哪层就打印哪层。到了 v0.3 要加统计，问题来了：统计也需要解析出的 IP、协议、端口，难道再解析一遍？</w:t>
+      </w:r>
+    </w:p>
+    <w:p>
+      <w:pPr>
+        <w:pStyle w:val="ListBullet"/>
+      </w:pPr>
+      <w:r>
+        <w:t>再解析一遍 = 同一套解析逻辑写两处，改一处忘一处，必出 bug。</w:t>
+      </w:r>
+    </w:p>
+    <w:p>
+      <w:pPr>
+        <w:pStyle w:val="ListBullet"/>
+      </w:pPr>
+      <w:r>
+        <w:t>于是改成「先解析进结构体，谁需要谁来读」：打印来读、统计来读、过滤来读。一次解析，三方使用。</w:t>
+      </w:r>
+    </w:p>
+    <w:p>
+      <w:r>
+        <w:t>这其实是一个通用的中台模式：数据先归拢成「结构化的中间产物」，各种功能都面向中间产物干活，而不是面向原始字节。以后你想加「导出 CSV」「按会话聚合」，都只需要多写一个「读档案袋的人」。</w:t>
+      </w:r>
+    </w:p>
+    <w:p>
+      <w:pPr>
+        <w:pStyle w:val="Heading2"/>
+      </w:pPr>
+      <w:r>
+        <w:t>10.4 为什么用 has_ipv4、has_ports 这种「开关字段」？</w:t>
+      </w:r>
+    </w:p>
+    <w:p>
+      <w:r>
+        <w:t>解析是有可能「半途而废」的：包被截断了、不是 IPv4、遇到分片后续片……这时候 ip_src、sport 这些字段就是「没有意义的数」。怎么表达「有 or 没有」？</w:t>
+      </w:r>
+    </w:p>
+    <w:p>
+      <w:pPr>
+        <w:pStyle w:val="ListBullet"/>
+      </w:pPr>
+      <w:r>
+        <w:t>方案一：用特殊值表示「没有」（比如 IP 全 0）。但 0.0.0.0 是合法地址，会误伤。</w:t>
+      </w:r>
+    </w:p>
+    <w:p>
+      <w:pPr>
+        <w:pStyle w:val="ListBullet"/>
+      </w:pPr>
+      <w:r>
+        <w:t>方案二：加一个专门的开关字段，1 = 这组数据有效。我们选了这个。</w:t>
+      </w:r>
+    </w:p>
+    <w:p>
+      <w:r>
+        <w:t>「开关 + 数据」是解析类程序的经典组合，你在任何解析器代码里都能见到它的变体。判断数据前先看开关，这个习惯能挡掉一大类「读垃圾数据」的 bug。</w:t>
+      </w:r>
+    </w:p>
+    <w:p>
+      <w:pPr>
+        <w:pStyle w:val="Heading2"/>
+      </w:pPr>
+      <w:r>
+        <w:t>10.5 为什么每一层都要做边界检查？</w:t>
+      </w:r>
+    </w:p>
+    <w:p>
+      <w:r>
+        <w:t>每次读字段前都问一句「剩下的字节够吗」，会让代码变长、变「丑」。为什么不省掉？</w:t>
+      </w:r>
+    </w:p>
+    <w:p>
+      <w:pPr>
+        <w:pStyle w:val="ListBullet"/>
+      </w:pPr>
+      <w:r>
+        <w:t>因为输入是不可信的：文件可能损坏、包可能被截断（真实抓包里很常见）、恶意构造的数据更是专门冲着你来的。读到缓冲区外面的内存，轻则读到垃圾、重则程序崩溃甚至被利用。</w:t>
+      </w:r>
+    </w:p>
+    <w:p>
+      <w:pPr>
+        <w:pStyle w:val="ListBullet"/>
+      </w:pPr>
+      <w:r>
+        <w:t>边界检查的成本是一行 if，收益是「永远不会因为一个畸形包而崩」。这笔账在任何系统里都是赚的。</w:t>
+      </w:r>
+    </w:p>
+    <w:p>
+      <w:r>
+        <w:t>记住这个原则的名字：先验后用（validate before use）。它不只适用于网络编程——所有处理外部输入的程序都该这样。</w:t>
+      </w:r>
+    </w:p>
+    <w:p>
+      <w:pPr>
+        <w:pStyle w:val="Heading2"/>
+      </w:pPr>
+      <w:r>
+        <w:t>10.6 为什么统计用一堆全局变量？什么时候不该这么干？</w:t>
+      </w:r>
+    </w:p>
+    <w:p>
+      <w:r>
+        <w:t>统计变量（total、tcp_pkts、ip_table……）全部是全局的，所有函数直接读写。好处显而易见：不用在十几个函数签名里传来传去。</w:t>
+      </w:r>
+    </w:p>
+    <w:p>
+      <w:r>
+        <w:t>代价也要说清楚：</w:t>
+      </w:r>
+    </w:p>
+    <w:p>
+      <w:pPr>
+        <w:pStyle w:val="ListBullet"/>
+      </w:pPr>
+      <w:r>
+        <w:t>谁改了它？——读代码时要满文件找修改点（大型项目里这叫「全局状态地狱」）。</w:t>
+      </w:r>
+    </w:p>
+    <w:p>
+      <w:pPr>
+        <w:pStyle w:val="ListBullet"/>
+      </w:pPr>
+      <w:r>
+        <w:t>不能同时跑两份统计（比如并行处理两个文件），因为它们共用同一份全局。</w:t>
+      </w:r>
+    </w:p>
+    <w:p>
+      <w:r>
+        <w:t>什么时候该改？当项目出现「多实例」需求、或代码大到一个人记不住所有全局名时，就把它们装进一个 Stats 结构体，谁用谁传。小项目图直接，大项目图清晰——这也是「匹配当下复杂度」。</w:t>
+      </w:r>
+    </w:p>
+    <w:p>
+      <w:pPr>
+        <w:pStyle w:val="Heading2"/>
+      </w:pPr>
+      <w:r>
+        <w:t>10.7 为什么用「数组 + 线性查找」做计数器，不用哈希表？</w:t>
+      </w:r>
+    </w:p>
+    <w:p>
+      <w:r>
+        <w:t>哈希表查找是 O(1)，线性查找是 O(n)，听起来哈希完胜。但对这个场景：</w:t>
+      </w:r>
+    </w:p>
+    <w:p>
+      <w:pPr>
+        <w:pStyle w:val="ListBullet"/>
+      </w:pPr>
+      <w:r>
+        <w:t>样例数据只有个位数的 key，n 极小，「O(n) 的 n」等于 4、5，和 O(1) 没有可感知的区别。</w:t>
+      </w:r>
+    </w:p>
+    <w:p>
+      <w:pPr>
+        <w:pStyle w:val="ListBullet"/>
+      </w:pPr>
+      <w:r>
+        <w:t>哈希表要写哈希函数、处理冲突、考虑扩容——几十行代码换来一个你用不上的性能。</w:t>
+      </w:r>
+    </w:p>
+    <w:p>
+      <w:pPr>
+        <w:pStyle w:val="ListBullet"/>
+      </w:pPr>
+      <w:r>
+        <w:t>线性查找的表还能「原样打印」，调试时一眼看穿。</w:t>
+      </w:r>
+    </w:p>
+    <w:p>
+      <w:r>
+        <w:t>工程里的性能优化有一条铁律：先测量，再优化。没有测量数据的「优化」，往往只是给 bug 增加入口。等哪天真的处理百万级流量，再换数据结构，那时它有明确的名字：性能优化阶段。</w:t>
+      </w:r>
+    </w:p>
+    <w:p>
+      <w:pPr>
+        <w:pStyle w:val="Heading2"/>
+      </w:pPr>
+      <w:r>
+        <w:t>10.8 为什么排序用最「笨」的选择排序？</w:t>
+      </w:r>
+    </w:p>
+    <w:p>
+      <w:r>
+        <w:t>和上一条同源：数据量决定武器。Top 榜最多几十行，选择排序的 O(n²) 在 n=20 时是 400 次比较——电光石火。而它的代码只有九行，逻辑「每轮挑最大的」，连注释都不需要。</w:t>
+      </w:r>
+    </w:p>
+    <w:p>
+      <w:r>
+        <w:t>这里有个隐藏的收益：这份简单排序是「可以徒手复述」的。面试紧张时，能白板写对选择排序的人，比背一个标准库调用的人更能说明问题。</w:t>
+      </w:r>
+    </w:p>
+    <w:p>
+      <w:pPr>
+        <w:pStyle w:val="Heading2"/>
+      </w:pPr>
+      <w:r>
+        <w:t>10.9 为什么百分比要写成 100.0 * a / b，不能写 100 * a / b？</w:t>
+      </w:r>
+    </w:p>
+    <w:p>
+      <w:r>
+        <w:t>这是全书反复出现的一个坑，值得单独成一个「决策」：C 语言的整数除法会把小数砍掉。</w:t>
+      </w:r>
+    </w:p>
+    <w:p>
+      <w:pPr>
+        <w:spacing w:before="60" w:after="140" w:line="300" w:lineRule="auto"/>
+        <w:ind w:left="198"/>
+        <w:shd w:val="clear" w:color="auto" w:fill="F4F6F8"/>
+      </w:pPr>
+      <w:r>
+        <w:rPr>
+          <w:rFonts w:ascii="Consolas" w:hAnsi="Consolas" w:eastAsia="Microsoft YaHei"/>
+          <w:sz w:val="18"/>
+        </w:rPr>
+        <w:t>100 * 209 / 436   → 47      （对，连 0.9 都被砍了）</w:t>
+        <w:br/>
+        <w:t>100.0 * 209 / 436 → 47.9    （100.0 让整个式子是小数运算）</w:t>
+      </w:r>
+    </w:p>
+    <w:p>
+      <w:r>
+        <w:t>深一层理解：C 语言里「整数 / 整数」的结果类型就是整数，这是语言规则，不是 bug。写 100.0 等于告诉编译器「这次我要小数」。其他语言（Python 3、JS）默认就是小数除法，所以从别的语言转过来的人最容易在这里翻车。</w:t>
+      </w:r>
+    </w:p>
+    <w:p>
+      <w:pPr>
+        <w:pStyle w:val="Heading2"/>
+      </w:pPr>
+      <w:r>
+        <w:t>10.10 为什么函数返回值有的用 0 有的用 1，还有 -1、-2？</w:t>
+      </w:r>
+    </w:p>
+    <w:p>
+      <w:r>
+        <w:t>这是「约定」的问题，而约定因「谁定的」而不同：</w:t>
+      </w:r>
+    </w:p>
+    <w:p>
+      <w:pPr>
+        <w:pStyle w:val="ListBullet"/>
+      </w:pPr>
+      <w:r>
+        <w:t>我们自己的函数：1 = 成功、0 = 失败（parse_packet、parse_filter_args、filter_match 都是这个约定）。</w:t>
+      </w:r>
+    </w:p>
+    <w:p>
+      <w:pPr>
+        <w:pStyle w:val="ListBullet"/>
+      </w:pPr>
+      <w:r>
+        <w:t>libpcap 的 pcap_next_ex：「1 = 有包、0 = 超时、-1 = 出错、-2 = 读完」——这是库作者定的，我们只能遵守。</w:t>
+      </w:r>
+    </w:p>
+    <w:p>
+      <w:r>
+        <w:t>面试加分点：**读代码的第一件事是读约定**。每个函数头上的注释、以及返回值说明，比代码本身更先决定你怎么用它。养成先读约定、再看实现的顺序，能少踩非常多的坑。</w:t>
+      </w:r>
+    </w:p>
+    <w:p>
+      <w:pPr>
+        <w:pStyle w:val="Heading2"/>
+      </w:pPr>
+      <w:r>
+        <w:t>10.11 为什么两种模式（读文件 / 抓网卡）共用 handle_packet？</w:t>
+      </w:r>
+    </w:p>
+    <w:p>
+      <w:r>
+        <w:t>加 live 模式时本来可以复制一份读文件的主循环，改改就行——这是最快、也最危险的写法：</w:t>
+      </w:r>
+    </w:p>
+    <w:p>
+      <w:pPr>
+        <w:pStyle w:val="ListBullet"/>
+      </w:pPr>
+      <w:r>
+        <w:t>复制出来的两份逻辑，以后修 bug 要记得修两处，忘一处就是「有的模式好了、有的模式还坏着」的玄学 bug。</w:t>
+      </w:r>
+    </w:p>
+    <w:p>
+      <w:pPr>
+        <w:pStyle w:val="ListBullet"/>
+      </w:pPr>
+      <w:r>
+        <w:t>于是把「处理一个包」抽成 handle_packet：编号、解析、过滤、打印、统计，一套逻辑两边用。</w:t>
+      </w:r>
+    </w:p>
+    <w:p>
+      <w:r>
+        <w:t>这叫 DRY 原则（Don't Repeat Yourself）。加 live 模式时，旧的读文件逻辑几乎一行没动——这就是好抽象的回报。</w:t>
+      </w:r>
+    </w:p>
+    <w:p>
+      <w:pPr>
+        <w:pStyle w:val="Heading2"/>
+      </w:pPr>
+      <w:r>
+        <w:t>10.12 为什么统计输出要写成 emit_stats(FILE *out)，而不是直接用 printf？</w:t>
+      </w:r>
+    </w:p>
+    <w:p>
+      <w:r>
+        <w:t>v0.6 要支持「把统计写进报告文件」。最偷懒的做法是把打印统计的代码复制一份，把 printf 全改成 fprintf(f, ...)。</w:t>
+      </w:r>
+    </w:p>
+    <w:p>
+      <w:pPr>
+        <w:pStyle w:val="ListBullet"/>
+      </w:pPr>
+      <w:r>
+        <w:t>我们没复制：把函数的第一个参数改成 FILE *out，让「写去哪」变成调用者的选择——传 stdout 就是屏幕，传文件指针就是文件。</w:t>
+      </w:r>
+    </w:p>
+    <w:p>
+      <w:r>
+        <w:t>函数内部逻辑一行没变，却同时支持了两个目的地。这是「面向抽象编程」的最小示例：把「变化的部分」（写去哪）参数化，把「不变的部分」（统计逻辑）留一份。</w:t>
+      </w:r>
+    </w:p>
+    <w:p>
+      <w:pPr>
+        <w:pStyle w:val="Heading2"/>
+      </w:pPr>
+      <w:r>
+        <w:t>10.13 为什么过滤器的「不限」用 0，而 host 却要额外一个开关？</w:t>
+      </w:r>
+    </w:p>
+    <w:p>
+      <w:r>
+        <w:t>看似不统一，其实分别有理由：</w:t>
+      </w:r>
+    </w:p>
+    <w:p>
+      <w:pPr>
+        <w:pStyle w:val="ListBullet"/>
+      </w:pPr>
+      <w:r>
+        <w:t>协议号 0 和端口 0 在现实中不存在（协议号从 1 开始、端口从 1 起常用），所以 0 是安全的「没人用」值，可以当哨兵（sentinel）。</w:t>
+      </w:r>
+    </w:p>
+    <w:p>
+      <w:pPr>
+        <w:pStyle w:val="ListBullet"/>
+      </w:pPr>
+      <w:r>
+        <w:t>而 0.0.0.0 是一个真实存在的地址（表示「本机/任意」），拿全 0 当「没设置」会有歧义——所以 host 需要一个 has_host 开关来明确「用户到底设没设」。</w:t>
+      </w:r>
+    </w:p>
+    <w:p>
+      <w:r>
+        <w:t>这条的考点是「哨兵值要选值域外的值」。选一个现实里可能出现的值当哨兵，就是给未来埋雷。</w:t>
+      </w:r>
+    </w:p>
+    <w:p>
+      <w:pPr>
+        <w:pStyle w:val="Heading2"/>
+      </w:pPr>
+      <w:r>
+        <w:t>10.14 为什么整个程序没有一次 malloc（动态分配内存）？</w:t>
+      </w:r>
+    </w:p>
+    <w:p>
+      <w:r>
+        <w:t>「C 语言项目居然没用 malloc？」——是的，这是刻意的：</w:t>
+      </w:r>
+    </w:p>
+    <w:p>
+      <w:pPr>
+        <w:pStyle w:val="ListBullet"/>
+      </w:pPr>
+      <w:r>
+        <w:t>所有数据都放在栈上或静态区：PacketInfo 是局部变量、计数表是静态数组。内存随程序结束自动回收，零泄漏、零野指针。</w:t>
+      </w:r>
+    </w:p>
+    <w:p>
+      <w:pPr>
+        <w:pStyle w:val="ListBullet"/>
+      </w:pPr>
+      <w:r>
+        <w:t>教学项目里，malloc/free 的一套坑（漏 free、double free、free 后使用）会把注意力从「网络解析」带偏。</w:t>
+      </w:r>
+    </w:p>
+    <w:p>
+      <w:r>
+        <w:t>什么时候该学 malloc？当你需要「运行前才知道多大」的数据时（比如包数量事先未知、要存所有包）。那是进阶课的一整章——学的时候，记得你把「手动内存管理」这件事已经推迟了一次，而不是绕过了它。</w:t>
+      </w:r>
+    </w:p>
+    <w:p>
+      <w:pPr>
+        <w:pStyle w:val="Heading2"/>
+      </w:pPr>
+      <w:r>
+        <w:t>10.15 为什么手写 Makefile，不用 CMake？</w:t>
+      </w:r>
+    </w:p>
+    <w:p>
+      <w:r>
+        <w:t>CMake 能处理「多平台、多目录、多依赖」的大型构建，是现代 C 项目的标配。但：</w:t>
+      </w:r>
+    </w:p>
+    <w:p>
+      <w:pPr>
+        <w:pStyle w:val="ListBullet"/>
+      </w:pPr>
+      <w:r>
+        <w:t>本项目的构建就是「gcc 一个文件 + 链一个库」——一行命令的事，CMake 的配置文件反而更长。</w:t>
+      </w:r>
+    </w:p>
+    <w:p>
+      <w:pPr>
+        <w:pStyle w:val="ListBullet"/>
+      </w:pPr>
+      <w:r>
+        <w:t>Makefile 短短 30 行，把「编译是怎么发生的」原原本本展示出来。看懂它之后，你再去学 CMake，会觉得「原来它自动化的是这些事」。</w:t>
+      </w:r>
+    </w:p>
+    <w:p>
+      <w:pPr>
+        <w:pStyle w:val="ListBullet"/>
+      </w:pPr>
+      <w:r>
+        <w:t>工具的选择永远是：先用能让你看清原理的那一个，再用能让你省力的那一个。</w:t>
+      </w:r>
+    </w:p>
+    <w:p>
+      <w:r>
+        <w:t>15 个决策讲完了。回头看，它们背后其实是同几句话：匹配当下复杂度、先验后用、一次解析多方使用、把变化参数化、简单方案先跑起来。这些话你在别的项目里还会反复遇到——这就是「经验」这个词的实体。</w:t>
+      </w:r>
+    </w:p>
+    <w:p>
+      <w:r>
+        <w:br w:type="page"/>
+      </w:r>
+    </w:p>
+    <w:p>
+      <w:pPr>
+        <w:pStyle w:val="Heading1"/>
+      </w:pPr>
+      <w:r>
         <w:t>附录 A  终端命令速查（20 个够用很久）</w:t>
       </w:r>
     </w:p>
@@ -9223,6 +10256,878 @@
     <w:p>
       <w:r>
         <w:t>八周之后，把这份教程最后几页翻回来看看——你会发现自己已经能看懂当初「完全陌生」的全部内容。到那时，去给项目加一个新功能吧：加完别忘回来写「第 10 章」。</w:t>
+      </w:r>
+    </w:p>
+    <w:p>
+      <w:r>
+        <w:br w:type="page"/>
+      </w:r>
+    </w:p>
+    <w:p>
+      <w:pPr>
+        <w:pStyle w:val="Heading1"/>
+      </w:pPr>
+      <w:r>
+        <w:t>附录 E  动手练习 25 题（附答案要点）</w:t>
+      </w:r>
+    </w:p>
+    <w:p>
+      <w:r>
+        <w:t>练习的正确打开方式：先自己答，再看答案要点。所有题目只靠这个项目就能完成——不查额外的资料也能做。分组从易到难：热身、读代码、动手改。</w:t>
+      </w:r>
+    </w:p>
+    <w:p>
+      <w:pPr>
+        <w:pStyle w:val="Heading2"/>
+      </w:pPr>
+      <w:r>
+        <w:t>E.1 热身题（1~8：看和玩）</w:t>
+      </w:r>
+    </w:p>
+    <w:p>
+      <w:r>
+        <w:t>第 1 题：不查文档，写出「在 WSL 里进入项目并跑完整分析」的最短命令序列（两条命令）。</w:t>
+      </w:r>
+    </w:p>
+    <w:p>
+      <w:pPr>
+        <w:ind w:left="198"/>
+      </w:pPr>
+      <w:r>
+        <w:rPr>
+          <w:i/>
+          <w:color w:val="6B6B6B"/>
+          <w:sz w:val="20"/>
+        </w:rPr>
+        <w:t>答案要点：cd /mnt/d/Projects/pcaptool 之后 ./pcaptool samples/sample.pcap。（如果还没编译过，中间要加一句 make。）</w:t>
+      </w:r>
+    </w:p>
+    <w:p>
+      <w:r>
+        <w:t>第 2 题：跑一遍完整分析，数一数：六个包里几个 TCP、几个 UDP、几个 ICMP？</w:t>
+      </w:r>
+    </w:p>
+    <w:p>
+      <w:pPr>
+        <w:ind w:left="198"/>
+      </w:pPr>
+      <w:r>
+        <w:rPr>
+          <w:i/>
+          <w:color w:val="6B6B6B"/>
+          <w:sz w:val="20"/>
+        </w:rPr>
+        <w:t>答案要点：TCP 3 个（包 1、2、4），UDP 1 个（包 3），ICMP 2 个（包 5、6）。</w:t>
+      </w:r>
+    </w:p>
+    <w:p>
+      <w:r>
+        <w:t>第 3 题：只用过滤功能把「ping 的两个包」单独显示出来，命令怎么写？输出里的编号是哪几个？</w:t>
+      </w:r>
+    </w:p>
+    <w:p>
+      <w:pPr>
+        <w:ind w:left="198"/>
+      </w:pPr>
+      <w:r>
+        <w:rPr>
+          <w:i/>
+          <w:color w:val="6B6B6B"/>
+          <w:sz w:val="20"/>
+        </w:rPr>
+        <w:t>答案要点：./pcaptool samples/sample.pcap icmp；编号是 #5 和 #6（中间没有跳号，因为它们是连着的两个）。</w:t>
+      </w:r>
+    </w:p>
+    <w:p>
+      <w:r>
+        <w:t>第 4 题：把过滤切换成 host 192.168.1.1，为什么结果和上一题一样？再用 host 93.184.216.34 试试，结果为什么不同？</w:t>
+      </w:r>
+    </w:p>
+    <w:p>
+      <w:pPr>
+        <w:ind w:left="198"/>
+      </w:pPr>
+      <w:r>
+        <w:rPr>
+          <w:i/>
+          <w:color w:val="6B6B6B"/>
+          <w:sz w:val="20"/>
+        </w:rPr>
+        <w:t>答案要点：样例里只有 ping 的两个包沾 192.168.1.1；而 93.184.216.34 是网站 IP，沾它的是包 1、2、3、4（四个）。</w:t>
+      </w:r>
+    </w:p>
+    <w:p>
+      <w:r>
+        <w:t>第 5 题：导出一份报告到「我的报告.txt」，然后回答：报告里有没有「已过滤掉」这一行？为什么？</w:t>
+      </w:r>
+    </w:p>
+    <w:p>
+      <w:pPr>
+        <w:ind w:left="198"/>
+      </w:pPr>
+      <w:r>
+        <w:rPr>
+          <w:i/>
+          <w:color w:val="6B6B6B"/>
+          <w:sz w:val="20"/>
+        </w:rPr>
+        <w:t>答案要点：没有——因为没有加过滤条件，filtered 是 0，那一行只在真的过滤过时才打印。试试加上 icmp 再导出，对比一下。</w:t>
+      </w:r>
+    </w:p>
+    <w:p>
+      <w:r>
+        <w:t>第 6 题：不看屏幕，猜一猜：统计里 Top 端口为什么 54321 和 80 都是 3 次？</w:t>
+      </w:r>
+    </w:p>
+    <w:p>
+      <w:pPr>
+        <w:ind w:left="198"/>
+      </w:pPr>
+      <w:r>
+        <w:rPr>
+          <w:i/>
+          <w:color w:val="6B6B6B"/>
+          <w:sz w:val="20"/>
+        </w:rPr>
+        <w:t>答案要点：握手一来一回 + 数据包：54321 出现 3 次（源、目的、源），80 也是 3 次（目的、源、目的）——收发都算的规则。</w:t>
+      </w:r>
+    </w:p>
+    <w:p>
+      <w:r>
+        <w:t>第 7 题：实时抓包时不写网卡名，程序默认用什么？抓 10 个包怎么写？</w:t>
+      </w:r>
+    </w:p>
+    <w:p>
+      <w:pPr>
+        <w:ind w:left="198"/>
+      </w:pPr>
+      <w:r>
+        <w:rPr>
+          <w:i/>
+          <w:color w:val="6B6B6B"/>
+          <w:sz w:val="20"/>
+        </w:rPr>
+        <w:t>答案要点：默认 "any"；抓 10 个是 sudo ./pcaptool live any 10（或 sudo ./pcaptool live 10 也一样）。</w:t>
+      </w:r>
+    </w:p>
+    <w:p>
+      <w:r>
+        <w:t>第 8 题：故意写一个错的过滤词（比如 port abc），程序会怎样？为什么说这个设计是「好的」？</w:t>
+      </w:r>
+    </w:p>
+    <w:p>
+      <w:pPr>
+        <w:ind w:left="198"/>
+      </w:pPr>
+      <w:r>
+        <w:rPr>
+          <w:i/>
+          <w:color w:val="6B6B6B"/>
+          <w:sz w:val="20"/>
+        </w:rPr>
+        <w:t>答案要点：打印支持的写法示例后退出（返回码 1）。好在于：宁可明确报错，也不猜用户的意思——猜错的代价更大。</w:t>
+      </w:r>
+    </w:p>
+    <w:p>
+      <w:pPr>
+        <w:pStyle w:val="Heading2"/>
+      </w:pPr>
+      <w:r>
+        <w:t>E.2 读代码题（9~17：看代码回答问题）</w:t>
+      </w:r>
+    </w:p>
+    <w:p>
+      <w:r>
+        <w:t>第 9 题：rd16 为什么先 &lt;&lt;8 再相或？用 0x12、0x34 两个字节手动演算一遍。</w:t>
+      </w:r>
+    </w:p>
+    <w:p>
+      <w:pPr>
+        <w:ind w:left="198"/>
+      </w:pPr>
+      <w:r>
+        <w:rPr>
+          <w:i/>
+          <w:color w:val="6B6B6B"/>
+          <w:sz w:val="20"/>
+        </w:rPr>
+        <w:t>答案要点：0x12 是高位（网络大端约定），&lt;&lt;8 变成 0x1200；再 | 0x34 得到 0x1234。</w:t>
+      </w:r>
+    </w:p>
+    <w:p>
+      <w:r>
+        <w:t>第 10 题：parse_packet 在什么情况下返回 0？什么情况下返回 1 但带 note？各举一例。</w:t>
+      </w:r>
+    </w:p>
+    <w:p>
+      <w:pPr>
+        <w:ind w:left="198"/>
+      </w:pPr>
+      <w:r>
+        <w:rPr>
+          <w:i/>
+          <w:color w:val="6B6B6B"/>
+          <w:sz w:val="20"/>
+        </w:rPr>
+        <w:t>答案要点：返回 0 = 连 14 字节以太网头都不完整；返回 1 带 note 的例子：「IPv4 头部不完整」「这是分片的后续片…」「TCP 头部不完整」等（部分成功）。</w:t>
+      </w:r>
+    </w:p>
+    <w:p>
+      <w:r>
+        <w:t>第 11 题：print_packet 里第一个「提前 return」在哪一行？它拦住了什么情况？</w:t>
+      </w:r>
+    </w:p>
+    <w:p>
+      <w:pPr>
+        <w:ind w:left="198"/>
+      </w:pPr>
+      <w:r>
+        <w:rPr>
+          <w:i/>
+          <w:color w:val="6B6B6B"/>
+          <w:sz w:val="20"/>
+        </w:rPr>
+        <w:t>答案要点：第 247 行（ethertype 不是 IPv4 分支里的 return）——拦住 ARP/IPv6 等非 IPv4 的包，打印一句说明就不往下走了。</w:t>
+      </w:r>
+    </w:p>
+    <w:p>
+      <w:r>
+        <w:t>第 12 题：counter_add 里，为什么「找到了就立刻 return」？如果忘了这个 return 会发生什么？</w:t>
+      </w:r>
+    </w:p>
+    <w:p>
+      <w:pPr>
+        <w:ind w:left="198"/>
+      </w:pPr>
+      <w:r>
+        <w:rPr>
+          <w:i/>
+          <w:color w:val="6B6B6B"/>
+          <w:sz w:val="20"/>
+        </w:rPr>
+        <w:t>答案要点：立刻返回是为了不再执行「插入新行」的逻辑；忘了 return 的话，同一个 key 会被重复插入新行（次数还停在 1），统计就错了。</w:t>
+      </w:r>
+    </w:p>
+    <w:p>
+      <w:r>
+        <w:t>第 13 题：stats_update 的第一行 if 是干嘛的？如果去掉它，把一个 ARP 包喂进来会怎样？</w:t>
+      </w:r>
+    </w:p>
+    <w:p>
+      <w:pPr>
+        <w:ind w:left="198"/>
+      </w:pPr>
+      <w:r>
+        <w:rPr>
+          <w:i/>
+          <w:color w:val="6B6B6B"/>
+          <w:sz w:val="20"/>
+        </w:rPr>
+        <w:t>答案要点：过滤掉「非 IPv4」的包。去掉后 ARP 包的 has_ipv4 = 0，后面的 proto 等字段是无意义的默认 0——不会崩，但会污染统计（比如被当成未知协议包）。</w:t>
+      </w:r>
+    </w:p>
+    <w:p>
+      <w:r>
+        <w:t>第 14 题：filter_match 里端口条件的两个「不等于」中，用的是 &amp;&amp; 还是 ||？为什么必须是这个？</w:t>
+      </w:r>
+    </w:p>
+    <w:p>
+      <w:pPr>
+        <w:ind w:left="198"/>
+      </w:pPr>
+      <w:r>
+        <w:rPr>
+          <w:i/>
+          <w:color w:val="6B6B6B"/>
+          <w:sz w:val="20"/>
+        </w:rPr>
+        <w:t>答案要点：&amp;&amp;（源端口不等于 AND 目的端口不等于，才拒绝）——意思是「任何一头沾上就算通过」。用错成 || 会把「源或目任意一头不匹配就拒绝」，等于两头都必须等于，语义完全不同。</w:t>
+      </w:r>
+    </w:p>
+    <w:p>
+      <w:r>
+        <w:t>第 15 题：handle_packet 里 shown_bytes 和 bytes 有什么区别？统计百分比时用的哪个？</w:t>
+      </w:r>
+    </w:p>
+    <w:p>
+      <w:pPr>
+        <w:ind w:left="198"/>
+      </w:pPr>
+      <w:r>
+        <w:rPr>
+          <w:i/>
+          <w:color w:val="6B6B6B"/>
+          <w:sz w:val="20"/>
+        </w:rPr>
+        <w:t>答案要点：bytes 是读入的所有包总长；shown_bytes 是「显示出来」的包总长。emit_stats 收到的参数是 shown_bytes——统计只算显示的。</w:t>
+      </w:r>
+    </w:p>
+    <w:p>
+      <w:r>
+        <w:t>第 16 题：main 里那个「atoi(argv[3]) &gt; 0」判断，如果用户写的是 live eth0 tcp，会走哪个分支？为什么？</w:t>
+      </w:r>
+    </w:p>
+    <w:p>
+      <w:pPr>
+        <w:ind w:left="198"/>
+      </w:pPr>
+      <w:r>
+        <w:rPr>
+          <w:i/>
+          <w:color w:val="6B6B6B"/>
+          <w:sz w:val="20"/>
+        </w:rPr>
+        <w:t>答案要点：不走数量分支——atoi("tcp") 返回 0，不满足 &gt;0，于是 filter_start 保持 3，"tcp" 被当过滤词解析。这正是设计意图。</w:t>
+      </w:r>
+    </w:p>
+    <w:p>
+      <w:r>
+        <w:t>第 17 题：write_report 里为什么必须先检查 f == NULL？不检查会在哪一行出问题？</w:t>
+      </w:r>
+    </w:p>
+    <w:p>
+      <w:pPr>
+        <w:ind w:left="198"/>
+      </w:pPr>
+      <w:r>
+        <w:rPr>
+          <w:i/>
+          <w:color w:val="6B6B6B"/>
+          <w:sz w:val="20"/>
+        </w:rPr>
+        <w:t>答案要点：fopen 失败（路径不存在/没权限）会返回 NULL；不检查的话下一行 fprintf(f, ...) 对空指针操作——程序大概率崩溃。</w:t>
+      </w:r>
+    </w:p>
+    <w:p>
+      <w:pPr>
+        <w:pStyle w:val="Heading2"/>
+      </w:pPr>
+      <w:r>
+        <w:t>E.3 动手改代码题（18~25：改完要能重新 make 并看到效果）</w:t>
+      </w:r>
+    </w:p>
+    <w:p>
+      <w:r>
+        <w:t>第 18 题：把默认抓包数量从 20 改成 30。（提示：找 live_count。）</w:t>
+      </w:r>
+    </w:p>
+    <w:p>
+      <w:pPr>
+        <w:ind w:left="198"/>
+      </w:pPr>
+      <w:r>
+        <w:rPr>
+          <w:i/>
+          <w:color w:val="6B6B6B"/>
+          <w:sz w:val="20"/>
+        </w:rPr>
+        <w:t>答案要点：main 里 int live_count = 20; 改成 30，重新 make。用 ./pcaptool live lo 试试默认值（记得 sudo）。</w:t>
+      </w:r>
+    </w:p>
+    <w:p>
+      <w:r>
+        <w:t>第 19 题：让 UDP 那行输出多打印一句「（无连接协议）」。</w:t>
+      </w:r>
+    </w:p>
+    <w:p>
+      <w:pPr>
+        <w:ind w:left="198"/>
+      </w:pPr>
+      <w:r>
+        <w:rPr>
+          <w:i/>
+          <w:color w:val="6B6B6B"/>
+          <w:sz w:val="20"/>
+        </w:rPr>
+        <w:t>答案要点：在 print_packet 的 UDP 分支的 printf 后面加一句 printf("    （无连接协议）\n");。</w:t>
+      </w:r>
+    </w:p>
+    <w:p>
+      <w:r>
+        <w:t>第 20 题：给 ICMP 输出加上「序号」字段的显示。（提示：序号在 ICMP 头的第 5、6 字节——需要在 PacketInfo 里加字段、在 parse_packet 里读、在 print_packet 里打印，三步。）</w:t>
+      </w:r>
+    </w:p>
+    <w:p>
+      <w:pPr>
+        <w:ind w:left="198"/>
+      </w:pPr>
+      <w:r>
+        <w:rPr>
+          <w:i/>
+          <w:color w:val="6B6B6B"/>
+          <w:sz w:val="20"/>
+        </w:rPr>
+        <w:t>答案要点：三处动刀：结构体加 icmp_seq；parse 里 icmp_seq = rd16(transport + 6);；打印里加 %u。完成一遍「加字段」的完整循环——这是你以后最常做的修改类型。</w:t>
+      </w:r>
+    </w:p>
+    <w:p>
+      <w:r>
+        <w:t>第 21 题：把 Top 榜的显示数量从 5 改成 3。（提示：两处 limit。）</w:t>
+      </w:r>
+    </w:p>
+    <w:p>
+      <w:pPr>
+        <w:ind w:left="198"/>
+      </w:pPr>
+      <w:r>
+        <w:rPr>
+          <w:i/>
+          <w:color w:val="6B6B6B"/>
+          <w:sz w:val="20"/>
+        </w:rPr>
+        <w:t>答案要点：emit_stats 里两个 int limit = ... : 5; 都改成 3。</w:t>
+      </w:r>
+    </w:p>
+    <w:p>
+      <w:r>
+        <w:t>第 22 题：让程序支持一个「只看前 N 个包」的功能——比如 ./pcaptool file.pcap first 5。说说你的改法思路（不要求全写对）。</w:t>
+      </w:r>
+    </w:p>
+    <w:p>
+      <w:pPr>
+        <w:ind w:left="198"/>
+      </w:pPr>
+      <w:r>
+        <w:rPr>
+          <w:i/>
+          <w:color w:val="6B6B6B"/>
+          <w:sz w:val="20"/>
+        </w:rPr>
+        <w:t>答案要点：思路——参数解析里认领 first 和它的数字（存成全局 limit_show）；handle_packet 显示前判断 shown &lt; limit_show，超了就跳过显示（或直接 break 整个循环）。这是「从需求到改动点」的练习。</w:t>
+      </w:r>
+    </w:p>
+    <w:p>
+      <w:r>
+        <w:t>第 23 题：给报告文件开头加一行「生成时间」。提示：C 里拿当前时间要引入 &lt;time.h&gt; 用 time()/localtime()。做不出来就只写出「需要在哪一步加」。</w:t>
+      </w:r>
+    </w:p>
+    <w:p>
+      <w:pPr>
+        <w:ind w:left="198"/>
+      </w:pPr>
+      <w:r>
+        <w:rPr>
+          <w:i/>
+          <w:color w:val="6B6B6B"/>
+          <w:sz w:val="20"/>
+        </w:rPr>
+        <w:t>答案要点：在 write_report 里 fprintf 标题行之后，用 time_t t = time(NULL); struct tm *lt = localtime(&amp;t); fprintf(f, "生成时间: %04d-%02d-%02d %02d:%02d\n", ...)。体会「引入新工具箱 → 查它的用法」的完整流程。</w:t>
+      </w:r>
+    </w:p>
+    <w:p>
+      <w:r>
+        <w:t>第 24 题：故意把 parse_packet 里 if (len &lt; 14) 改成 if (len &lt; 10)，编译运行看看会不会出问题。为什么样例数据看不出问题？</w:t>
+      </w:r>
+    </w:p>
+    <w:p>
+      <w:pPr>
+        <w:ind w:left="198"/>
+      </w:pPr>
+      <w:r>
+        <w:rPr>
+          <w:i/>
+          <w:color w:val="6B6B6B"/>
+          <w:sz w:val="20"/>
+        </w:rPr>
+        <w:t>答案要点：样例都是完整包，不会触发；但理论上会把 10~13 字节的畸形包放进来，读了越界的 mac/ethertype。这个实验的意义：防御性检查平时「看起来没用」，出事时才显价值。改完记得改回去。</w:t>
+      </w:r>
+    </w:p>
+    <w:p>
+      <w:r>
+        <w:t>第 25 题（综合）：给项目加一个新协议的支持——ARP。要求：识别 ARP 包，打印出「谁是 IP 的发包者、在找哪个 IP」。（提示：ARP 头在以太网头之后：前 2 字节硬件类型、2 字节协议类型、1+1 字节长度、2 字节操作码、然后 6+4+6+4 字节的地址。先只做「打印一句 ARP 请求/应答」也算完成。）</w:t>
+      </w:r>
+    </w:p>
+    <w:p>
+      <w:pPr>
+        <w:ind w:left="198"/>
+      </w:pPr>
+      <w:r>
+        <w:rPr>
+          <w:i/>
+          <w:color w:val="6B6B6B"/>
+          <w:sz w:val="20"/>
+        </w:rPr>
+        <w:t>答案要点：这是「期末考试」型题目——涉及以太网类型判断（已经是 0x0806 分支）、新的解析代码、PacketInfo 加字段、打印。哪怕先做到「识别并打印操作码 1=请求/2=应答」，你就已经完整走过一遍「给工具加协议」的流程了。</w:t>
+      </w:r>
+    </w:p>
+    <w:p>
+      <w:r>
+        <w:br w:type="page"/>
+      </w:r>
+    </w:p>
+    <w:p>
+      <w:pPr>
+        <w:pStyle w:val="Heading1"/>
+      </w:pPr>
+      <w:r>
+        <w:t>附录 F  面试 25 问（附答题要点）</w:t>
+      </w:r>
+    </w:p>
+    <w:p>
+      <w:r>
+        <w:t>这些是 C 基础、网络基础、项目相关、git 四个方向的常见面试题。答案都尽量短——面试要的是「你能用自己的话讲清楚」，不是背课文。</w:t>
+      </w:r>
+    </w:p>
+    <w:p>
+      <w:pPr>
+        <w:pStyle w:val="Heading2"/>
+      </w:pPr>
+      <w:r>
+        <w:t>F.1 C 语言（8 问）</w:t>
+      </w:r>
+    </w:p>
+    <w:p>
+      <w:r>
+        <w:rPr>
+          <w:b/>
+        </w:rPr>
+        <w:t>Q：const 是什么意思？</w:t>
+      </w:r>
+    </w:p>
+    <w:p>
+      <w:r>
+        <w:t>A：「只读」承诺：编译器帮你保证这个变量/指针不改。本项目里所有解析函数的指针参数都是 const——承诺「只读不改别人的数据」。</w:t>
+      </w:r>
+    </w:p>
+    <w:p>
+      <w:r>
+        <w:rPr>
+          <w:b/>
+        </w:rPr>
+        <w:t>Q：static 用在函数上是什么意思？</w:t>
+      </w:r>
+    </w:p>
+    <w:p>
+      <w:r>
+        <w:t>A：「本文件私有」——别的文件看不见、链接时不会撞名字。本项目只有一个文件，用了 static 是为以后拆分做准备，也是好习惯。</w:t>
+      </w:r>
+    </w:p>
+    <w:p>
+      <w:r>
+        <w:rPr>
+          <w:b/>
+        </w:rPr>
+        <w:t>Q：指针和数组什么关系？</w:t>
+      </w:r>
+    </w:p>
+    <w:p>
+      <w:r>
+        <w:t>A：数组名在大多数场景下会「退化」成指向首元素的指针；但数组有长度信息（sizeof 能拿到），指针没有——这就是我们每个函数都要额外传 len 的原因。</w:t>
+      </w:r>
+    </w:p>
+    <w:p>
+      <w:r>
+        <w:rPr>
+          <w:b/>
+        </w:rPr>
+        <w:t>Q：C 语言函数参数是怎么传递的？</w:t>
+      </w:r>
+    </w:p>
+    <w:p>
+      <w:r>
+        <w:t>A：全部按值传递。想「让函数改我的变量」，要传它的地址（指针）——本项目的 PacketInfo *info、FILE *f 都是这个用法。</w:t>
+      </w:r>
+    </w:p>
+    <w:p>
+      <w:r>
+        <w:rPr>
+          <w:b/>
+        </w:rPr>
+        <w:t>Q：位运算都用在哪了？举个例子。</w:t>
+      </w:r>
+    </w:p>
+    <w:p>
+      <w:r>
+        <w:t>A：三个典型：二进制拼字节（rd16 的 &lt;&lt; 和 |）、取字段（ihl 的 &amp; 0x0F）、查标志位（TCP 标志的 f &amp; 0x02）。</w:t>
+      </w:r>
+    </w:p>
+    <w:p>
+      <w:r>
+        <w:rPr>
+          <w:b/>
+        </w:rPr>
+        <w:t>Q：malloc 和 free 是干嘛的？这个项目为什么没用？</w:t>
+      </w:r>
+    </w:p>
+    <w:p>
+      <w:r>
+        <w:t>A：动态申请/释放堆内存。本项目所有数据都放栈上或静态区（大小已知），不需要动态内存——也就天然没有内存泄漏问题（第 10.14 节讲过完整的理由）。</w:t>
+      </w:r>
+    </w:p>
+    <w:p>
+      <w:r>
+        <w:rPr>
+          <w:b/>
+        </w:rPr>
+        <w:t>Q：结构体可以直接互相赋值吗？数组呢？</w:t>
+      </w:r>
+    </w:p>
+    <w:p>
+      <w:r>
+        <w:t>A：结构体可以整体赋值（counter_sort 里的交换就用到了）；数组不行，必须逐元素搬（parse_packet 搬 MAC 用的循环）。</w:t>
+      </w:r>
+    </w:p>
+    <w:p>
+      <w:r>
+        <w:rPr>
+          <w:b/>
+        </w:rPr>
+        <w:t>Q：编译警告重要吗？</w:t>
+      </w:r>
+    </w:p>
+    <w:p>
+      <w:r>
+        <w:t>A：重要。本项目坚持「零警告」——我们真修过一个「可能未初始化」的警告（用 {0} 清零），这类警告经常是真 bug 的前兆。</w:t>
+      </w:r>
+    </w:p>
+    <w:p>
+      <w:pPr>
+        <w:pStyle w:val="Heading2"/>
+      </w:pPr>
+      <w:r>
+        <w:t>F.2 网络（8 问）</w:t>
+      </w:r>
+    </w:p>
+    <w:p>
+      <w:r>
+        <w:rPr>
+          <w:b/>
+        </w:rPr>
+        <w:t>Q：TCP 三次握手的过程？</w:t>
+      </w:r>
+    </w:p>
+    <w:p>
+      <w:r>
+        <w:t>A：SYN → SYN+ACK → ACK。目的：双方都确认「我能发、你能收」且「能收你的」。项目里的包 1、2 就是前两步。</w:t>
+      </w:r>
+    </w:p>
+    <w:p>
+      <w:r>
+        <w:rPr>
+          <w:b/>
+        </w:rPr>
+        <w:t>Q：TCP 和 UDP 的区别？</w:t>
+      </w:r>
+    </w:p>
+    <w:p>
+      <w:r>
+        <w:t>A：TCP：有连接、可靠、有序、有重传（像打电话）；UDP：无连接、不保证到达（像寄明信片），换来简单快速。</w:t>
+      </w:r>
+    </w:p>
+    <w:p>
+      <w:r>
+        <w:rPr>
+          <w:b/>
+        </w:rPr>
+        <w:t>Q：为什么 DNS 查询用 UDP？</w:t>
+      </w:r>
+    </w:p>
+    <w:p>
+      <w:r>
+        <w:t>A：单次请求响应小、要求快，没有「建立连接」的价值；丢了就再问一次（应用层兜底），比 TCP 握手便宜。</w:t>
+      </w:r>
+    </w:p>
+    <w:p>
+      <w:r>
+        <w:rPr>
+          <w:b/>
+        </w:rPr>
+        <w:t>Q：MAC 地址和 IP 地址有什么区别？</w:t>
+      </w:r>
+    </w:p>
+    <w:p>
+      <w:r>
+        <w:t>A：MAC 是网卡的物理身份证（链路层、同一局域网内用）；IP 是逻辑门牌号（网络层、跨网络找路用）。数据包的两层头部各写各的。</w:t>
+      </w:r>
+    </w:p>
+    <w:p>
+      <w:r>
+        <w:rPr>
+          <w:b/>
+        </w:rPr>
+        <w:t>Q：ping 是什么原理？</w:t>
+      </w:r>
+    </w:p>
+    <w:p>
+      <w:r>
+        <w:t>A：ICMP 回显请求（type 8）+ 回显应答（type 0）。它测的是「一个来回的时间」，不建立连接（所以 ping 通不代表端口通）。</w:t>
+      </w:r>
+    </w:p>
+    <w:p>
+      <w:r>
+        <w:rPr>
+          <w:b/>
+        </w:rPr>
+        <w:t>Q：端口的作用？范围？</w:t>
+      </w:r>
+    </w:p>
+    <w:p>
+      <w:r>
+        <w:t>A：区分同一台电脑上的不同程序（大楼的房间号）；0~65535，其中 1024 以下是众所周知的「服务端口」（80、443、53…）。</w:t>
+      </w:r>
+    </w:p>
+    <w:p>
+      <w:r>
+        <w:rPr>
+          <w:b/>
+        </w:rPr>
+        <w:t>Q：大端小端是什么？为什么要关心？</w:t>
+      </w:r>
+    </w:p>
+    <w:p>
+      <w:r>
+        <w:t>A：多字节数字的两种存放顺序。网络协议规定大端，x86 电脑是小端——直接按字节读会读反，必须手工转换（rd16/rd32 的存在意义）。</w:t>
+      </w:r>
+    </w:p>
+    <w:p>
+      <w:r>
+        <w:rPr>
+          <w:b/>
+        </w:rPr>
+        <w:t>Q：ARP 是干嘛的？</w:t>
+      </w:r>
+    </w:p>
+    <w:p>
+      <w:r>
+        <w:t>A：在局域网里「用 IP 找 MAC」：广播问「谁是这个 IP」，持有者回自己的 MAC。以太网类型字段 0x0806（本项目目前只识别、没深入解析）。</w:t>
+      </w:r>
+    </w:p>
+    <w:p>
+      <w:pPr>
+        <w:pStyle w:val="Heading2"/>
+      </w:pPr>
+      <w:r>
+        <w:t>F.3 项目相关（5 问）</w:t>
+      </w:r>
+    </w:p>
+    <w:p>
+      <w:r>
+        <w:rPr>
+          <w:b/>
+        </w:rPr>
+        <w:t>Q：讲一个你项目里遇到的「坑」。</w:t>
+      </w:r>
+    </w:p>
+    <w:p>
+      <w:r>
+        <w:t>A：推荐讲字节序：网络包按大端存，x86 是小端，直接强转数字会读反；解法是手工按字节拼（rd16/rd32）。讲的时候带上「为什么不能图省事」。</w:t>
+      </w:r>
+    </w:p>
+    <w:p>
+      <w:r>
+        <w:rPr>
+          <w:b/>
+        </w:rPr>
+        <w:t>Q：这个项目最难的部分是什么？</w:t>
+      </w:r>
+    </w:p>
+    <w:p>
+      <w:r>
+        <w:t>A：可以答「把『边解析边打印』重构成『解析→档案袋→多方使用』」——因为它要停下来重新组织既有代码，而不是往上加功能；顺带能讲出 PacketInfo 的设计动机。</w:t>
+      </w:r>
+    </w:p>
+    <w:p>
+      <w:r>
+        <w:rPr>
+          <w:b/>
+        </w:rPr>
+        <w:t>Q：怎么保证代码的正确性？</w:t>
+      </w:r>
+    </w:p>
+    <w:p>
+      <w:r>
+        <w:t>A：分层做：编译零警告；样例数据覆盖所有协议（六个包对应六种情况）；每层边界检查；再加一句「未来会给 parse_packet 写单元测试」——展示你懂测试的价值。</w:t>
+      </w:r>
+    </w:p>
+    <w:p>
+      <w:r>
+        <w:rPr>
+          <w:b/>
+        </w:rPr>
+        <w:t>Q：这个项目还能怎么优化？</w:t>
+      </w:r>
+    </w:p>
+    <w:p>
+      <w:r>
+        <w:t>A：提两个方向就够：①百万级包时，计数器表换哈希表、排序换快排；②大文件流式处理时把「全部打印」换成「抽样 + 统计」。注意强调「现在数据量小，不需要」。</w:t>
+      </w:r>
+    </w:p>
+    <w:p>
+      <w:r>
+        <w:rPr>
+          <w:b/>
+        </w:rPr>
+        <w:t>Q：做这个项目你学到了什么？</w:t>
+      </w:r>
+    </w:p>
+    <w:p>
+      <w:r>
+        <w:t>A：挑真话讲：从「能写程序」到「知道为什么这么写」（设计决策、边界检查、可维护性）；以及第一次完整走完 写代码→调试→版本管理→写文档 的流程。</w:t>
+      </w:r>
+    </w:p>
+    <w:p>
+      <w:pPr>
+        <w:pStyle w:val="Heading2"/>
+      </w:pPr>
+      <w:r>
+        <w:t>F.4 git 相关（4 问）</w:t>
+      </w:r>
+    </w:p>
+    <w:p>
+      <w:r>
+        <w:rPr>
+          <w:b/>
+        </w:rPr>
+        <w:t>Q：commit 和 push 的区别？</w:t>
+      </w:r>
+    </w:p>
+    <w:p>
+      <w:r>
+        <w:t>A：commit 是本地存档（快照），push 是把存档上传到 GitHub。可以提交多次再一次性推送。</w:t>
+      </w:r>
+    </w:p>
+    <w:p>
+      <w:r>
+        <w:rPr>
+          <w:b/>
+        </w:rPr>
+        <w:t>Q：分支是干嘛的？你用了吗？</w:t>
+      </w:r>
+    </w:p>
+    <w:p>
+      <w:r>
+        <w:t>A：分支 = 平行版本线，用来安全地做实验/多人协作。这个项目规模小，只用了 master 主线；但我了解标准流程是 feature 分支 → 合并。</w:t>
+      </w:r>
+    </w:p>
+    <w:p>
+      <w:r>
+        <w:rPr>
+          <w:b/>
+        </w:rPr>
+        <w:t>Q：改动错了怎么回退？</w:t>
+      </w:r>
+    </w:p>
+    <w:p>
+      <w:r>
+        <w:t>A：还没提交：git checkout -- 文件 丢弃改动。已提交想撤销：git revert 生成一个「反向提交」（安全，历史可查）。避免用 reset 硬删历史。</w:t>
+      </w:r>
+    </w:p>
+    <w:p>
+      <w:r>
+        <w:rPr>
+          <w:b/>
+        </w:rPr>
+        <w:t>Q：.gitignore 是什么？你忽略了什么？</w:t>
+      </w:r>
+    </w:p>
+    <w:p>
+      <w:r>
+        <w:t>A：告诉 git 哪些文件不跟踪。本项目忽略了编译产物（pcaptool、*.o）和 Python 缓存（__pycache__）——原则是「只存源代码，不存可再生成的东西」。</w:t>
+      </w:r>
+    </w:p>
+    <w:p>
+      <w:r>
+        <w:t>练习和面试题都过一遍，这个项目在你脑子里就不再是「一段代码」，而是一套可以随时调用、可以讲给别人听的完整经验了。</w:t>
       </w:r>
     </w:p>
     <w:sectPr>

--- a/docs/pcaptool完全教程.docx
+++ b/docs/pcaptool完全教程.docx
@@ -8111,6 +8111,11 @@
     </w:p>
     <w:p>
       <w:r>
+        <w:t>页面上所有英文标签（Watch、Fork、Contributors、Insights……每一处）的逐词中文对照，见本书最后的【附录 G：英文词汇总表】——保证每个字都能看懂。</w:t>
+      </w:r>
+    </w:p>
+    <w:p>
+      <w:r>
         <w:t>下一章是 FAQ——把「不好意思问出口」的小白问题一次问完。</w:t>
       </w:r>
     </w:p>
@@ -11128,6 +11133,1037 @@
     <w:p>
       <w:r>
         <w:t>练习和面试题都过一遍，这个项目在你脑子里就不再是「一段代码」，而是一套可以随时调用、可以讲给别人听的完整经验了。</w:t>
+      </w:r>
+    </w:p>
+    <w:p>
+      <w:r>
+        <w:br w:type="page"/>
+      </w:r>
+    </w:p>
+    <w:p>
+      <w:pPr>
+        <w:pStyle w:val="Heading1"/>
+      </w:pPr>
+      <w:r>
+        <w:t>附录 G  英文词汇总表（界面上的每个字都看懂）</w:t>
+      </w:r>
+    </w:p>
+    <w:p>
+      <w:r>
+        <w:t>这一份是「查字典」用的：以后在 GitHub 页面、代码、终端、网络资料里看到不认识的英文，先来这里找。按出现场景分成四组，每条 = 单词 · 中文意思 · 你在哪儿会碰到它。</w:t>
+      </w:r>
+    </w:p>
+    <w:p>
+      <w:pPr>
+        <w:pStyle w:val="Heading2"/>
+      </w:pPr>
+      <w:r>
+        <w:t>G.1 GitHub 界面上的英文（按页面出现顺序）</w:t>
+      </w:r>
+    </w:p>
+    <w:p>
+      <w:pPr>
+        <w:pStyle w:val="ListBullet"/>
+      </w:pPr>
+      <w:r>
+        <w:t>repository / repo · 仓库 · 项目在 GitHub 上的「家」，你的 pcaptool 就是一个 repo</w:t>
+      </w:r>
+    </w:p>
+    <w:p>
+      <w:pPr>
+        <w:pStyle w:val="ListBullet"/>
+      </w:pPr>
+      <w:r>
+        <w:t>owner · 所有者 · 仓库名前面那个账号名（Yui0818 / 里的前半截）</w:t>
+      </w:r>
+    </w:p>
+    <w:p>
+      <w:pPr>
+        <w:pStyle w:val="ListBullet"/>
+      </w:pPr>
+      <w:r>
+        <w:t>Public / Private · 公开 / 私有 · 仓库可见性徽章；Public = 谁都能看</w:t>
+      </w:r>
+    </w:p>
+    <w:p>
+      <w:pPr>
+        <w:pStyle w:val="ListBullet"/>
+      </w:pPr>
+      <w:r>
+        <w:t>Watch · 关注 · 按钮：订阅这个仓库的动态通知</w:t>
+      </w:r>
+    </w:p>
+    <w:p>
+      <w:pPr>
+        <w:pStyle w:val="ListBullet"/>
+      </w:pPr>
+      <w:r>
+        <w:t>Star · 星标 · 像「点赞+收藏」，开源项目的人气数</w:t>
+      </w:r>
+    </w:p>
+    <w:p>
+      <w:pPr>
+        <w:pStyle w:val="ListBullet"/>
+      </w:pPr>
+      <w:r>
+        <w:t>Fork · 派生（叉子）· 把别人的仓库复制一份到自己账号下再改</w:t>
+      </w:r>
+    </w:p>
+    <w:p>
+      <w:pPr>
+        <w:pStyle w:val="ListBullet"/>
+      </w:pPr>
+      <w:r>
+        <w:t>Follow · 关注人 · 关注某个用户（不是仓库）</w:t>
+      </w:r>
+    </w:p>
+    <w:p>
+      <w:pPr>
+        <w:pStyle w:val="ListBullet"/>
+      </w:pPr>
+      <w:r>
+        <w:t>Code · 代码 · 最大的标签页，放文件和下载按钮</w:t>
+      </w:r>
+    </w:p>
+    <w:p>
+      <w:pPr>
+        <w:pStyle w:val="ListBullet"/>
+      </w:pPr>
+      <w:r>
+        <w:t>Issues · 问题单 · 提 bug / 记待办的地方</w:t>
+      </w:r>
+    </w:p>
+    <w:p>
+      <w:pPr>
+        <w:pStyle w:val="ListBullet"/>
+      </w:pPr>
+      <w:r>
+        <w:t>Pull requests (PR) · 合并请求 · 别人改好了代码、请求合并进你的仓库</w:t>
+      </w:r>
+    </w:p>
+    <w:p>
+      <w:pPr>
+        <w:pStyle w:val="ListBullet"/>
+      </w:pPr>
+      <w:r>
+        <w:t>Actions · 自动化 · 每次提交自动跑脚本（构建、测试）的地方</w:t>
+      </w:r>
+    </w:p>
+    <w:p>
+      <w:pPr>
+        <w:pStyle w:val="ListBullet"/>
+      </w:pPr>
+      <w:r>
+        <w:t>Projects / Wiki · 看板 / 知识库 · 项目管理和文档页，小项目用不上</w:t>
+      </w:r>
+    </w:p>
+    <w:p>
+      <w:pPr>
+        <w:pStyle w:val="ListBullet"/>
+      </w:pPr>
+      <w:r>
+        <w:t>Security · 安全 · 依赖漏洞告警</w:t>
+      </w:r>
+    </w:p>
+    <w:p>
+      <w:pPr>
+        <w:pStyle w:val="ListBullet"/>
+      </w:pPr>
+      <w:r>
+        <w:t>Insights · 洞察 · 访问量、贡献者等统计数据</w:t>
+      </w:r>
+    </w:p>
+    <w:p>
+      <w:pPr>
+        <w:pStyle w:val="ListBullet"/>
+      </w:pPr>
+      <w:r>
+        <w:t>Settings · 设置 · 改仓库名、公开私有、删除仓库（只有你自己能看）</w:t>
+      </w:r>
+    </w:p>
+    <w:p>
+      <w:pPr>
+        <w:pStyle w:val="ListBullet"/>
+      </w:pPr>
+      <w:r>
+        <w:t>master / main · 主分支 · 代码的「主线」，选择器上那个默认名字</w:t>
+      </w:r>
+    </w:p>
+    <w:p>
+      <w:pPr>
+        <w:pStyle w:val="ListBullet"/>
+      </w:pPr>
+      <w:r>
+        <w:t>branch · 分支 · 平行版本线，用来做实验或多人协作</w:t>
+      </w:r>
+    </w:p>
+    <w:p>
+      <w:pPr>
+        <w:pStyle w:val="ListBullet"/>
+      </w:pPr>
+      <w:r>
+        <w:t>commit · 提交 · 一次代码快照；动词=拍快照</w:t>
+      </w:r>
+    </w:p>
+    <w:p>
+      <w:pPr>
+        <w:pStyle w:val="ListBullet"/>
+      </w:pPr>
+      <w:r>
+        <w:t>Commits · 提交历史 · 点进去看每一次改动（有数字，比如 18 Commits）</w:t>
+      </w:r>
+    </w:p>
+    <w:p>
+      <w:pPr>
+        <w:pStyle w:val="ListBullet"/>
+      </w:pPr>
+      <w:r>
+        <w:t>commit message · 提交说明 · 每张快照配的一句话，如「修个编译警告」</w:t>
+      </w:r>
+    </w:p>
+    <w:p>
+      <w:pPr>
+        <w:pStyle w:val="ListBullet"/>
+      </w:pPr>
+      <w:r>
+        <w:t>hash · 哈希 · 提交的身份证号，一串字母数字（如 b4e6039）</w:t>
+      </w:r>
+    </w:p>
+    <w:p>
+      <w:pPr>
+        <w:pStyle w:val="ListBullet"/>
+      </w:pPr>
+      <w:r>
+        <w:t>diff · 差异 · 提交详情页的红绿对比：绿色=新增行，红色=删除行</w:t>
+      </w:r>
+    </w:p>
+    <w:p>
+      <w:pPr>
+        <w:pStyle w:val="ListBullet"/>
+      </w:pPr>
+      <w:r>
+        <w:t>Blame · 追责/溯源 · 文件页面里，看某一行是谁哪次提交写的</w:t>
+      </w:r>
+    </w:p>
+    <w:p>
+      <w:pPr>
+        <w:pStyle w:val="ListBullet"/>
+      </w:pPr>
+      <w:r>
+        <w:t>clone · 克隆 · 把整个仓库连历史一起复制到本地（git clone 网址）</w:t>
+      </w:r>
+    </w:p>
+    <w:p>
+      <w:pPr>
+        <w:pStyle w:val="ListBullet"/>
+      </w:pPr>
+      <w:r>
+        <w:t>Download ZIP · 下载压缩包 · 只要当前版本的快照，不带历史</w:t>
+      </w:r>
+    </w:p>
+    <w:p>
+      <w:pPr>
+        <w:pStyle w:val="ListBullet"/>
+      </w:pPr>
+      <w:r>
+        <w:t>HTTPS / SSH · 两种连接方式 · clone 面板里切换用；HTTPS 用网址，SSH 用密钥</w:t>
+      </w:r>
+    </w:p>
+    <w:p>
+      <w:pPr>
+        <w:pStyle w:val="ListBullet"/>
+      </w:pPr>
+      <w:r>
+        <w:t>Release · 发布版 · 给重要节点打正式版本号（如 v1.0）供人下载</w:t>
+      </w:r>
+    </w:p>
+    <w:p>
+      <w:pPr>
+        <w:pStyle w:val="ListBullet"/>
+      </w:pPr>
+      <w:r>
+        <w:t>Package · 软件包 · 发布成可安装的包（pip/npm 那种），本项目不用</w:t>
+      </w:r>
+    </w:p>
+    <w:p>
+      <w:pPr>
+        <w:pStyle w:val="ListBullet"/>
+      </w:pPr>
+      <w:r>
+        <w:t>Contributors · 贡献者 · 写过代码的人（本项目它显示 1 = 只有你自己）</w:t>
+      </w:r>
+    </w:p>
+    <w:p>
+      <w:pPr>
+        <w:pStyle w:val="ListBullet"/>
+      </w:pPr>
+      <w:r>
+        <w:t>Languages · 语言构成 · 按文件字节统计的语言占比彩色条</w:t>
+      </w:r>
+    </w:p>
+    <w:p>
+      <w:pPr>
+        <w:pStyle w:val="ListBullet"/>
+      </w:pPr>
+      <w:r>
+        <w:t>About · 关于 · 右栏：描述、协议、语言、人气数据的小结区</w:t>
+      </w:r>
+    </w:p>
+    <w:p>
+      <w:pPr>
+        <w:pStyle w:val="ListBullet"/>
+      </w:pPr>
+      <w:r>
+        <w:t>Description · 描述 · 仓库的一句话简介（也可搜索到）</w:t>
+      </w:r>
+    </w:p>
+    <w:p>
+      <w:pPr>
+        <w:pStyle w:val="ListBullet"/>
+      </w:pPr>
+      <w:r>
+        <w:t>Topics · 话题标签 · 给仓库贴的分类词，方便别人搜到</w:t>
+      </w:r>
+    </w:p>
+    <w:p>
+      <w:pPr>
+        <w:pStyle w:val="ListBullet"/>
+      </w:pPr>
+      <w:r>
+        <w:t>License · 协议 · 授权条款；点开能读全文（我们选了 MIT）</w:t>
+      </w:r>
+    </w:p>
+    <w:p>
+      <w:pPr>
+        <w:pStyle w:val="ListBullet"/>
+      </w:pPr>
+      <w:r>
+        <w:t>README · 读我 · 仓库首页自动展示的说明书（.md = Markdown 格式）</w:t>
+      </w:r>
+    </w:p>
+    <w:p>
+      <w:pPr>
+        <w:pStyle w:val="ListBullet"/>
+      </w:pPr>
+      <w:r>
+        <w:t>Markdown · 标记语言 · 用 #、* 之类的符号写排版文字，GitHub 会渲染成好看的样子</w:t>
+      </w:r>
+    </w:p>
+    <w:p>
+      <w:pPr>
+        <w:pStyle w:val="ListBullet"/>
+      </w:pPr>
+      <w:r>
+        <w:t>render · 渲染 · 把 Markdown 源码变成有样式页面的过程</w:t>
+      </w:r>
+    </w:p>
+    <w:p>
+      <w:pPr>
+        <w:pStyle w:val="ListBullet"/>
+      </w:pPr>
+      <w:r>
+        <w:t>merge · 合并 · 把分支或 PR 的改动并进主线</w:t>
+      </w:r>
+    </w:p>
+    <w:p>
+      <w:pPr>
+        <w:pStyle w:val="ListBullet"/>
+      </w:pPr>
+      <w:r>
+        <w:t>review / approve · 审阅 / 批准 · PR 流程里的两道关卡</w:t>
+      </w:r>
+    </w:p>
+    <w:p>
+      <w:pPr>
+        <w:pStyle w:val="Heading2"/>
+      </w:pPr>
+      <w:r>
+        <w:t>G.2 C 语言关键字（课本和代码里最常撞见的 30 个）</w:t>
+      </w:r>
+    </w:p>
+    <w:p>
+      <w:pPr>
+        <w:pStyle w:val="ListBullet"/>
+      </w:pPr>
+      <w:r>
+        <w:t>int · 整数类型 · 一般计数、下标用它（int i;）</w:t>
+      </w:r>
+    </w:p>
+    <w:p>
+      <w:pPr>
+        <w:pStyle w:val="ListBullet"/>
+      </w:pPr>
+      <w:r>
+        <w:t>unsigned · 无符号（非负）· unsigned int 端口号、长度；unsigned char 单字节</w:t>
+      </w:r>
+    </w:p>
+    <w:p>
+      <w:pPr>
+        <w:pStyle w:val="ListBullet"/>
+      </w:pPr>
+      <w:r>
+        <w:t>signed · 有符号（可正可负）· 默认就是它，一般不用写</w:t>
+      </w:r>
+    </w:p>
+    <w:p>
+      <w:pPr>
+        <w:pStyle w:val="ListBullet"/>
+      </w:pPr>
+      <w:r>
+        <w:t>char · 字符/单字节 · char 就是 1 个字节；unsigned char 表示 0~255 的原始字节</w:t>
+      </w:r>
+    </w:p>
+    <w:p>
+      <w:pPr>
+        <w:pStyle w:val="ListBullet"/>
+      </w:pPr>
+      <w:r>
+        <w:t>void · 空 · 「没有」：void 函数 = 不返回东西；void * = 任意类型指针</w:t>
+      </w:r>
+    </w:p>
+    <w:p>
+      <w:pPr>
+        <w:pStyle w:val="ListBullet"/>
+      </w:pPr>
+      <w:r>
+        <w:t>const · 常量/只读 · 承诺不改它（我们的指针参数几乎都是 const）</w:t>
+      </w:r>
+    </w:p>
+    <w:p>
+      <w:pPr>
+        <w:pStyle w:val="ListBullet"/>
+      </w:pPr>
+      <w:r>
+        <w:t>static · 静态/本文件私有 · 函数和全局变量加上它 = 外面看不见</w:t>
+      </w:r>
+    </w:p>
+    <w:p>
+      <w:pPr>
+        <w:pStyle w:val="ListBullet"/>
+      </w:pPr>
+      <w:r>
+        <w:t>struct · 结构体 · 把多个变量捆成一捆（PacketInfo、Filter）</w:t>
+      </w:r>
+    </w:p>
+    <w:p>
+      <w:pPr>
+        <w:pStyle w:val="ListBullet"/>
+      </w:pPr>
+      <w:r>
+        <w:t>typedef · 类型别名 · 给类型起短名字（typedef struct {...} PacketInfo;）</w:t>
+      </w:r>
+    </w:p>
+    <w:p>
+      <w:pPr>
+        <w:pStyle w:val="ListBullet"/>
+      </w:pPr>
+      <w:r>
+        <w:t>union · 联合体 · 多个成员共用一块内存（本项目没用，先认得）</w:t>
+      </w:r>
+    </w:p>
+    <w:p>
+      <w:pPr>
+        <w:pStyle w:val="ListBullet"/>
+      </w:pPr>
+      <w:r>
+        <w:t>enum · 枚举 · 给一组整数起名字（本项目没用，先认得）</w:t>
+      </w:r>
+    </w:p>
+    <w:p>
+      <w:pPr>
+        <w:pStyle w:val="ListBullet"/>
+      </w:pPr>
+      <w:r>
+        <w:t>return · 返回 · 把结果交回给调用者，顺便结束函数</w:t>
+      </w:r>
+    </w:p>
+    <w:p>
+      <w:pPr>
+        <w:pStyle w:val="ListBullet"/>
+      </w:pPr>
+      <w:r>
+        <w:t>if / else · 如果 / 否则 · 分支</w:t>
+      </w:r>
+    </w:p>
+    <w:p>
+      <w:pPr>
+        <w:pStyle w:val="ListBullet"/>
+      </w:pPr>
+      <w:r>
+        <w:t>switch / case / default · 开关 / 情况 / 兜底 · 多分支（proto_name 用它）</w:t>
+      </w:r>
+    </w:p>
+    <w:p>
+      <w:pPr>
+        <w:pStyle w:val="ListBullet"/>
+      </w:pPr>
+      <w:r>
+        <w:t>for · 循环（计数式）· for (i = 0; i &lt; 6; i++) 搬字节</w:t>
+      </w:r>
+    </w:p>
+    <w:p>
+      <w:pPr>
+        <w:pStyle w:val="ListBullet"/>
+      </w:pPr>
+      <w:r>
+        <w:t>while · 循环（条件式）· while (1) 一直转，靠 break 跳出</w:t>
+      </w:r>
+    </w:p>
+    <w:p>
+      <w:pPr>
+        <w:pStyle w:val="ListBullet"/>
+      </w:pPr>
+      <w:r>
+        <w:t>do...while · 先做再判断的循环 · 本项目没用</w:t>
+      </w:r>
+    </w:p>
+    <w:p>
+      <w:pPr>
+        <w:pStyle w:val="ListBullet"/>
+      </w:pPr>
+      <w:r>
+        <w:t>break · 打断 · 立刻退出整个循环/switch</w:t>
+      </w:r>
+    </w:p>
+    <w:p>
+      <w:pPr>
+        <w:pStyle w:val="ListBullet"/>
+      </w:pPr>
+      <w:r>
+        <w:t>continue · 继续 · 这一轮跳过，下一轮接着来（live 模式等包时用它）</w:t>
+      </w:r>
+    </w:p>
+    <w:p>
+      <w:pPr>
+        <w:pStyle w:val="ListBullet"/>
+      </w:pPr>
+      <w:r>
+        <w:t>goto · 跳转 · 跳到标签处（本项目的 push.bat 里用过同类思想；C 里不推荐常用）</w:t>
+      </w:r>
+    </w:p>
+    <w:p>
+      <w:pPr>
+        <w:pStyle w:val="ListBullet"/>
+      </w:pPr>
+      <w:r>
+        <w:t>sizeof · 取大小 · 一个类型/变量占多少字节</w:t>
+      </w:r>
+    </w:p>
+    <w:p>
+      <w:pPr>
+        <w:pStyle w:val="ListBullet"/>
+      </w:pPr>
+      <w:r>
+        <w:t>NULL · 空指针 · 「什么都没指」的指针（文件打不开时 fopen 返回 NULL）</w:t>
+      </w:r>
+    </w:p>
+    <w:p>
+      <w:pPr>
+        <w:pStyle w:val="ListBullet"/>
+      </w:pPr>
+      <w:r>
+        <w:t>define · 定义 · #define MAX_ENTRIES 128 编译前替换的常量</w:t>
+      </w:r>
+    </w:p>
+    <w:p>
+      <w:pPr>
+        <w:pStyle w:val="ListBullet"/>
+      </w:pPr>
+      <w:r>
+        <w:t>include · 引入 · #include &lt;stdio.h&gt; 把工具箱说明书引进来</w:t>
+      </w:r>
+    </w:p>
+    <w:p>
+      <w:pPr>
+        <w:pStyle w:val="ListBullet"/>
+      </w:pPr>
+      <w:r>
+        <w:t>defined / ifdef · 已定义 / 条件编译 · 本项目没用（见过即可）</w:t>
+      </w:r>
+    </w:p>
+    <w:p>
+      <w:pPr>
+        <w:pStyle w:val="ListBullet"/>
+      </w:pPr>
+      <w:r>
+        <w:t>main · 主函数 · 程序的入口，操作系统从这里开始跑</w:t>
+      </w:r>
+    </w:p>
+    <w:p>
+      <w:pPr>
+        <w:pStyle w:val="ListBullet"/>
+      </w:pPr>
+      <w:r>
+        <w:t>argc / argv · 参数个数 / 参数内容 · 命令行的两个「传送门」</w:t>
+      </w:r>
+    </w:p>
+    <w:p>
+      <w:pPr>
+        <w:pStyle w:val="ListBullet"/>
+      </w:pPr>
+      <w:r>
+        <w:t>pointer · 指针 · 存「地址」的变量（packet、info、f 都是）</w:t>
+      </w:r>
+    </w:p>
+    <w:p>
+      <w:pPr>
+        <w:pStyle w:val="ListBullet"/>
+      </w:pPr>
+      <w:r>
+        <w:t>array · 数组 · 一排同类型的格子（mac_src[6]）</w:t>
+      </w:r>
+    </w:p>
+    <w:p>
+      <w:pPr>
+        <w:pStyle w:val="ListBullet"/>
+      </w:pPr>
+      <w:r>
+        <w:t>buffer · 缓冲区 · 一块临时装数据的区域（errbuf 就是「错误消息筐」）</w:t>
+      </w:r>
+    </w:p>
+    <w:p>
+      <w:pPr>
+        <w:pStyle w:val="ListBullet"/>
+      </w:pPr>
+      <w:r>
+        <w:t>bit / byte · 位 / 字节 · 1 字节 = 8 位；一个字节能存 0~255</w:t>
+      </w:r>
+    </w:p>
+    <w:p>
+      <w:pPr>
+        <w:pStyle w:val="ListBullet"/>
+      </w:pPr>
+      <w:r>
+        <w:t>hexadecimal / hex · 十六进制 · 0x0800 这种写法；两个 hex 字符 = 一个字节</w:t>
+      </w:r>
+    </w:p>
+    <w:p>
+      <w:pPr>
+        <w:pStyle w:val="Heading2"/>
+      </w:pPr>
+      <w:r>
+        <w:t>G.3 C 标准库常用函数（代码里遇到的都在这）</w:t>
+      </w:r>
+    </w:p>
+    <w:p>
+      <w:pPr>
+        <w:pStyle w:val="ListBullet"/>
+      </w:pPr>
+      <w:r>
+        <w:t>printf / fprintf · 打印 · 前者到屏幕，后者到指定目的地（文件/屏幕）</w:t>
+      </w:r>
+    </w:p>
+    <w:p>
+      <w:pPr>
+        <w:pStyle w:val="ListBullet"/>
+      </w:pPr>
+      <w:r>
+        <w:t>fopen / fclose · 打开文件 / 关闭文件 · 写报告三件套之首尾</w:t>
+      </w:r>
+    </w:p>
+    <w:p>
+      <w:pPr>
+        <w:pStyle w:val="ListBullet"/>
+      </w:pPr>
+      <w:r>
+        <w:t>sscanf · 从字符串里按格式取数据 · 解析 "192.168.1.1" 用它</w:t>
+      </w:r>
+    </w:p>
+    <w:p>
+      <w:pPr>
+        <w:pStyle w:val="ListBullet"/>
+      </w:pPr>
+      <w:r>
+        <w:t>atoi · 文字转整数 · atoi("80") → 80；非数字返回 0</w:t>
+      </w:r>
+    </w:p>
+    <w:p>
+      <w:pPr>
+        <w:pStyle w:val="ListBullet"/>
+      </w:pPr>
+      <w:r>
+        <w:t>strcmp · 比较字符串 · 相等返回 0（对，0 才相等）</w:t>
+      </w:r>
+    </w:p>
+    <w:p>
+      <w:pPr>
+        <w:pStyle w:val="ListBullet"/>
+      </w:pPr>
+      <w:r>
+        <w:t>strlen · 字符串长度 · 本项目没用（用 len 参数代替）</w:t>
+      </w:r>
+    </w:p>
+    <w:p>
+      <w:pPr>
+        <w:pStyle w:val="ListBullet"/>
+      </w:pPr>
+      <w:r>
+        <w:t>memcpy / memset · 内存拷贝 / 内存填充 · 本项目没用（用循环 + {0} 代替）</w:t>
+      </w:r>
+    </w:p>
+    <w:p>
+      <w:pPr>
+        <w:pStyle w:val="ListBullet"/>
+      </w:pPr>
+      <w:r>
+        <w:t>malloc / free · 申请内存 / 释放内存 · 本项目故意没用（见第 10.14 节）</w:t>
+      </w:r>
+    </w:p>
+    <w:p>
+      <w:pPr>
+        <w:pStyle w:val="ListBullet"/>
+      </w:pPr>
+      <w:r>
+        <w:t>pcap_open_offline / pcap_open_live · 打开离线文件 / 打开网卡 · libpcap 的一对</w:t>
+      </w:r>
+    </w:p>
+    <w:p>
+      <w:pPr>
+        <w:pStyle w:val="ListBullet"/>
+      </w:pPr>
+      <w:r>
+        <w:t>pcap_next_ex · 取下一个包 · 返回值 1=有包 0=超时 -1=错 -2=完</w:t>
+      </w:r>
+    </w:p>
+    <w:p>
+      <w:pPr>
+        <w:pStyle w:val="ListBullet"/>
+      </w:pPr>
+      <w:r>
+        <w:t>pcap_close · 关闭抓包会话 · 打开的都要关</w:t>
+      </w:r>
+    </w:p>
+    <w:p>
+      <w:pPr>
+        <w:pStyle w:val="ListBullet"/>
+      </w:pPr>
+      <w:r>
+        <w:t>pcap_datalink · 查链路层类型 · 判断是不是以太网（DLT_EN10MB）</w:t>
+      </w:r>
+    </w:p>
+    <w:p>
+      <w:pPr>
+        <w:pStyle w:val="Heading2"/>
+      </w:pPr>
+      <w:r>
+        <w:t>G.4 终端与报错里的英文（看到别慌，对照着看）</w:t>
+      </w:r>
+    </w:p>
+    <w:p>
+      <w:pPr>
+        <w:pStyle w:val="ListBullet"/>
+      </w:pPr>
+      <w:r>
+        <w:t>command · 命令 · 你敲的那一行指令</w:t>
+      </w:r>
+    </w:p>
+    <w:p>
+      <w:pPr>
+        <w:pStyle w:val="ListBullet"/>
+      </w:pPr>
+      <w:r>
+        <w:t>argument · 参数 · 跟在命令后面的附加信息</w:t>
+      </w:r>
+    </w:p>
+    <w:p>
+      <w:pPr>
+        <w:pStyle w:val="ListBullet"/>
+      </w:pPr>
+      <w:r>
+        <w:t>usage · 用法 · 程序告诉你该怎么用（我们没写参数时打印的就是它）</w:t>
+      </w:r>
+    </w:p>
+    <w:p>
+      <w:pPr>
+        <w:pStyle w:val="ListBullet"/>
+      </w:pPr>
+      <w:r>
+        <w:t>command not found · 找不到这个命令 · 名字拼错 or 没装</w:t>
+      </w:r>
+    </w:p>
+    <w:p>
+      <w:pPr>
+        <w:pStyle w:val="ListBullet"/>
+      </w:pPr>
+      <w:r>
+        <w:t>No such file or directory · 没有这个文件或目录 · 路径写错最常见</w:t>
+      </w:r>
+    </w:p>
+    <w:p>
+      <w:pPr>
+        <w:pStyle w:val="ListBullet"/>
+      </w:pPr>
+      <w:r>
+        <w:t>Permission denied · 权限不够 · 抓包没加 sudo 就会见到它</w:t>
+      </w:r>
+    </w:p>
+    <w:p>
+      <w:pPr>
+        <w:pStyle w:val="ListBullet"/>
+      </w:pPr>
+      <w:r>
+        <w:t>missing separator · 缺少分隔符 · Makefile 缩进用空格没 Tab 的经典报错</w:t>
+      </w:r>
+    </w:p>
+    <w:p>
+      <w:pPr>
+        <w:pStyle w:val="ListBullet"/>
+      </w:pPr>
+      <w:r>
+        <w:t>warning / error · 警告 / 错误 · 警告可继续，错误必须改</w:t>
+      </w:r>
+    </w:p>
+    <w:p>
+      <w:pPr>
+        <w:pStyle w:val="ListBullet"/>
+      </w:pPr>
+      <w:r>
+        <w:t>undefined reference · 未定义的引用 · 链接阶段找不到库（忘写 -lpcap）</w:t>
+      </w:r>
+    </w:p>
+    <w:p>
+      <w:pPr>
+        <w:pStyle w:val="ListBullet"/>
+      </w:pPr>
+      <w:r>
+        <w:t>Segmentation fault (core dumped) · 段错误 · 读了不该读的内存，程序崩溃</w:t>
+      </w:r>
+    </w:p>
+    <w:p>
+      <w:pPr>
+        <w:pStyle w:val="ListBullet"/>
+      </w:pPr>
+      <w:r>
+        <w:t>exit code / errorlevel · 退出码 · 0=成功，非 0=失败（push.bat 里判断用）</w:t>
+      </w:r>
+    </w:p>
+    <w:p>
+      <w:pPr>
+        <w:pStyle w:val="ListBullet"/>
+      </w:pPr>
+      <w:r>
+        <w:t>root / sudo · 管理员 / 以管理员执行 · 抓网卡要它</w:t>
+      </w:r>
+    </w:p>
+    <w:p>
+      <w:pPr>
+        <w:pStyle w:val="ListBullet"/>
+      </w:pPr>
+      <w:r>
+        <w:t>directory · 目录/文件夹 · cd 就是「换目录」</w:t>
+      </w:r>
+    </w:p>
+    <w:p>
+      <w:pPr>
+        <w:pStyle w:val="ListBullet"/>
+      </w:pPr>
+      <w:r>
+        <w:t>execute / run · 执行 / 运行 · 跑程序</w:t>
+      </w:r>
+    </w:p>
+    <w:p>
+      <w:pPr>
+        <w:pStyle w:val="ListBullet"/>
+      </w:pPr>
+      <w:r>
+        <w:t>compile / link · 编译 / 链接 · 翻译 + 接上库，两步合称构建（build）</w:t>
+      </w:r>
+    </w:p>
+    <w:p>
+      <w:pPr>
+        <w:pStyle w:val="ListBullet"/>
+      </w:pPr>
+      <w:r>
+        <w:t>terminal / shell / bash · 终端 / 外壳 / 一种shell · 都在说你面前那个黑窗口</w:t>
+      </w:r>
+    </w:p>
+    <w:p>
+      <w:pPr>
+        <w:pStyle w:val="ListBullet"/>
+      </w:pPr>
+      <w:r>
+        <w:t>process · 进程 · 正在运行的程序实例</w:t>
+      </w:r>
+    </w:p>
+    <w:p>
+      <w:pPr>
+        <w:pStyle w:val="ListBullet"/>
+      </w:pPr>
+      <w:r>
+        <w:t>kill / Ctrl+C · 结束进程 / 中断 · 卡住时的救命操作</w:t>
+      </w:r>
+    </w:p>
+    <w:p>
+      <w:pPr>
+        <w:pStyle w:val="Heading2"/>
+      </w:pPr>
+      <w:r>
+        <w:t>G.5 网络方向英文（看资料、文档时用）</w:t>
+      </w:r>
+    </w:p>
+    <w:p>
+      <w:pPr>
+        <w:pStyle w:val="ListBullet"/>
+      </w:pPr>
+      <w:r>
+        <w:t>packet · 数据包 · 网络里流动的小包裹，本项目的主角</w:t>
+      </w:r>
+    </w:p>
+    <w:p>
+      <w:pPr>
+        <w:pStyle w:val="ListBullet"/>
+      </w:pPr>
+      <w:r>
+        <w:t>capture · 抓取 · 抓包 = packet capture</w:t>
+      </w:r>
+    </w:p>
+    <w:p>
+      <w:pPr>
+        <w:pStyle w:val="ListBullet"/>
+      </w:pPr>
+      <w:r>
+        <w:t>interface / device · 网卡/接口 · lo、eth0、any 都是「网卡名」</w:t>
+      </w:r>
+    </w:p>
+    <w:p>
+      <w:pPr>
+        <w:pStyle w:val="ListBullet"/>
+      </w:pPr>
+      <w:r>
+        <w:t>promiscuous (mode) · 混杂模式 · 连不是发给本机的包也收</w:t>
+      </w:r>
+    </w:p>
+    <w:p>
+      <w:pPr>
+        <w:pStyle w:val="ListBullet"/>
+      </w:pPr>
+      <w:r>
+        <w:t>offline / online · 离线 / 在线 · 读文件 vs 抓实时流量</w:t>
+      </w:r>
+    </w:p>
+    <w:p>
+      <w:pPr>
+        <w:pStyle w:val="ListBullet"/>
+      </w:pPr>
+      <w:r>
+        <w:t>payload · 载荷 · 头部之后装的内容（数据本体）</w:t>
+      </w:r>
+    </w:p>
+    <w:p>
+      <w:pPr>
+        <w:pStyle w:val="ListBullet"/>
+      </w:pPr>
+      <w:r>
+        <w:t>header · 头部 · 每层开头那几字节的「元信息」</w:t>
+      </w:r>
+    </w:p>
+    <w:p>
+      <w:pPr>
+        <w:pStyle w:val="ListBullet"/>
+      </w:pPr>
+      <w:r>
+        <w:t>fragment · 分片 · 大包切成几块传输</w:t>
+      </w:r>
+    </w:p>
+    <w:p>
+      <w:pPr>
+        <w:pStyle w:val="ListBullet"/>
+      </w:pPr>
+      <w:r>
+        <w:t>checksum · 校验和 · 防传输错误的「验算码」</w:t>
+      </w:r>
+    </w:p>
+    <w:p>
+      <w:pPr>
+        <w:pStyle w:val="ListBullet"/>
+      </w:pPr>
+      <w:r>
+        <w:t>echo request / reply · 回显请求 / 应答 · ping 的一问一答</w:t>
+      </w:r>
+    </w:p>
+    <w:p>
+      <w:pPr>
+        <w:pStyle w:val="ListBullet"/>
+      </w:pPr>
+      <w:r>
+        <w:t>handshake · 握手 · 建立连接前的确认流程（三次握手 = three-way handshake）</w:t>
+      </w:r>
+    </w:p>
+    <w:p>
+      <w:pPr>
+        <w:pStyle w:val="ListBullet"/>
+      </w:pPr>
+      <w:r>
+        <w:t>session / connection · 会话 / 连接 · 一次完整的通信过程</w:t>
+      </w:r>
+    </w:p>
+    <w:p>
+      <w:pPr>
+        <w:pStyle w:val="ListBullet"/>
+      </w:pPr>
+      <w:r>
+        <w:t>protocol · 协议 · 通信规则（TCP/UDP/ICMP/IP 都是）</w:t>
+      </w:r>
+    </w:p>
+    <w:p>
+      <w:pPr>
+        <w:pStyle w:val="ListBullet"/>
+      </w:pPr>
+      <w:r>
+        <w:t>port · 端口 · 一栋楼里的房间号</w:t>
+      </w:r>
+    </w:p>
+    <w:p>
+      <w:pPr>
+        <w:pStyle w:val="ListBullet"/>
+      </w:pPr>
+      <w:r>
+        <w:t>host · 主机 · 网络里的一台设备</w:t>
+      </w:r>
+    </w:p>
+    <w:p>
+      <w:pPr>
+        <w:pStyle w:val="ListBullet"/>
+      </w:pPr>
+      <w:r>
+        <w:t>gateway · 网关 · 离开本局域网的「大门」（你家路由器）</w:t>
+      </w:r>
+    </w:p>
+    <w:p>
+      <w:pPr>
+        <w:pStyle w:val="ListBullet"/>
+      </w:pPr>
+      <w:r>
+        <w:t>MAC address · MAC 地址 · 网卡身份证</w:t>
+      </w:r>
+    </w:p>
+    <w:p>
+      <w:pPr>
+        <w:pStyle w:val="ListBullet"/>
+      </w:pPr>
+      <w:r>
+        <w:t>ethertype · 以太类型 · 以太网头里标明「里面是什么协议」的字段</w:t>
+      </w:r>
+    </w:p>
+    <w:p>
+      <w:pPr>
+        <w:pStyle w:val="ListBullet"/>
+      </w:pPr>
+      <w:r>
+        <w:t>live capture · 实时抓取 · live 模式的英文说法</w:t>
+      </w:r>
+    </w:p>
+    <w:p>
+      <w:pPr>
+        <w:pStyle w:val="ListBullet"/>
+      </w:pPr>
+      <w:r>
+        <w:t>trace / sniff · 追踪 / 嗅探 · 抓包的同义词，看到别懵</w:t>
+      </w:r>
+    </w:p>
+    <w:p>
+      <w:r>
+        <w:t>到这里，整套材料闭环了：从「不知道什么是文件」，到「界面每个词、代码每一行都能看懂」，再到「讲得出为什么、答得上面试题」。以后遇到任何新的英文词，就按附录 G 的方式——记在表里、标注它在哪儿出现——这就是自学者最扎实的积累方式。</w:t>
       </w:r>
     </w:p>
     <w:sectPr>
